--- a/docs/01_Requirements/Modbus485Emulator_SRS.docx
+++ b/docs/01_Requirements/Modbus485Emulator_SRS.docx
@@ -7417,7 +7417,7 @@
                 <w:color w:val="1F2937"/>
                 <w:sz w:val="16"/>
               </w:rPr>
-              <w:t>DLL 경계에는 32bit long 상태, Scalar, 숫자 Reference 및 1차원 char[]/word[]/long[]만 사용하고 사용자 struct와 C++ 객체를 노출하지 않아야 한다.</w:t>
+              <w:t>DLL 경계에는 32bit long 상태, Scalar 및 1차원 char[]/word[]/long[]만 사용하고 Signal 물리값 출력은 저수준 ABI에서 1요소 F[]로 전달해야 하며 사용자 struct와 C++ 객체를 노출하지 않아야 한다.</w:t>
             </w:r>
           </w:p>
         </w:tc>
@@ -7967,7 +7967,7 @@
                 <w:color w:val="1F2937"/>
                 <w:sz w:val="16"/>
               </w:rPr>
-              <w:t>ReadSignal은 성공 시에만 OutPhysicalValue를 갱신하고 WriteSignal은 Index, SignalName, double 물리값을 사용해야 한다.</w:t>
+              <w:t>ReadSignal은 성공 시에만 저수준 OutPhysicalValue[0]을 갱신하고 CAPL Core는 이를 double&amp; 출력으로 감싸야 하며, WriteSignal은 Index, SignalName, double 물리값을 사용해야 한다.</w:t>
             </w:r>
           </w:p>
         </w:tc>
@@ -11033,7 +11033,7 @@
                 <w:color w:val="1F2937"/>
                 <w:sz w:val="17"/>
               </w:rPr>
-              <w:t>CANalyzer 9.x x86에서 DLL 로드, 21개 API 최소 호출, 배열/문자열/Reference/float(F) 왕복</w:t>
+              <w:t>CANalyzer 9.x x86에서 생산 DLL 로드와 21개 API 최소 호출, 시험 전용 ABI Fixture를 통한 char[]/word[]/long[]/F[1] 성공 왕복, 실패 시 caller-owned 출력 Buffer 불변성을 확인</w:t>
             </w:r>
           </w:p>
         </w:tc>
@@ -13088,7 +13088,7 @@
                 <w:color w:val="1F2937"/>
                 <w:sz w:val="14"/>
               </w:rPr>
-              <w:t>M485E_Dll_ReadSignal(ContextHandle, Index, NameLength, SignalName[], F&amp; OutPhysicalValue)</w:t>
+              <w:t>M485E_Dll_ReadSignal(ContextHandle, Index, NameLength, SignalName[], F OutPhysicalValue[1])</w:t>
             </w:r>
           </w:p>
         </w:tc>
@@ -29994,7 +29994,7 @@
                 <w:color w:val="1F2937"/>
                 <w:sz w:val="16"/>
               </w:rPr>
-              <w:t>구조 확정, 실기 검증 필요</w:t>
+              <w:t>구조 및 자동 검증 확정, CANalyzer 9.x 측정 실행 필요</w:t>
             </w:r>
           </w:p>
         </w:tc>
@@ -30019,7 +30019,7 @@
                 <w:color w:val="1F2937"/>
                 <w:sz w:val="16"/>
               </w:rPr>
-              <w:t>Phase 1 ABI Probe로 검증</w:t>
+              <w:t>생산 21 API와 시험 전용 ABI Fixture의 자동 Probe를 통과한 뒤 CANalyzer 9.x SP8에서 최종 검증</w:t>
             </w:r>
           </w:p>
         </w:tc>

--- a/docs/01_Requirements/Modbus485Emulator_SRS.docx
+++ b/docs/01_Requirements/Modbus485Emulator_SRS.docx
@@ -240,9 +240,9 @@
             <w:r>
               <w:rPr>
                 <w:rFonts w:ascii="Malgun Gothic" w:hAnsi="Malgun Gothic" w:eastAsia="Malgun Gothic"/>
-                <w:sz w:val="20"/>
-              </w:rPr>
-              <w:t>0.9 / Baseline Candidate</w:t>
+                <w:sz w:val="17"/>
+              </w:rPr>
+              <w:t>0.10 / Baseline Candidate</w:t>
             </w:r>
           </w:p>
         </w:tc>
@@ -575,6 +575,64 @@
                 <w:sz w:val="17"/>
               </w:rPr>
               <w:t>확정 요구사항과 신규 설계를 기준으로 한 초기 공식 Baseline 후보</w:t>
+            </w:r>
+          </w:p>
+        </w:tc>
+      </w:tr>
+      <w:tr>
+        <w:tc>
+          <w:tcPr>
+            <w:tcW w:type="dxa" w:w="1152"/>
+          </w:tcPr>
+          <w:p>
+            <w:r>
+              <w:rPr>
+                <w:rFonts w:ascii="Malgun Gothic" w:hAnsi="Malgun Gothic" w:eastAsia="Malgun Gothic"/>
+                <w:sz w:val="17"/>
+              </w:rPr>
+              <w:t>0.10</w:t>
+            </w:r>
+          </w:p>
+        </w:tc>
+        <w:tc>
+          <w:tcPr>
+            <w:tcW w:type="dxa" w:w="1584"/>
+          </w:tcPr>
+          <w:p>
+            <w:r>
+              <w:rPr>
+                <w:rFonts w:ascii="Malgun Gothic" w:hAnsi="Malgun Gothic" w:eastAsia="Malgun Gothic"/>
+                <w:sz w:val="17"/>
+              </w:rPr>
+              <w:t>2026-08-09</w:t>
+            </w:r>
+          </w:p>
+        </w:tc>
+        <w:tc>
+          <w:tcPr>
+            <w:tcW w:type="dxa" w:w="2160"/>
+          </w:tcPr>
+          <w:p>
+            <w:r>
+              <w:rPr>
+                <w:rFonts w:ascii="Malgun Gothic" w:hAnsi="Malgun Gothic" w:eastAsia="Malgun Gothic"/>
+                <w:sz w:val="17"/>
+              </w:rPr>
+              <w:t>Baseline Candidate</w:t>
+            </w:r>
+          </w:p>
+        </w:tc>
+        <w:tc>
+          <w:tcPr>
+            <w:tcW w:type="dxa" w:w="4464"/>
+          </w:tcPr>
+          <w:p>
+            <w:r>
+              <w:rPr>
+                <w:rFonts w:ascii="Malgun Gothic" w:hAnsi="Malgun Gothic" w:eastAsia="Malgun Gothic"/>
+                <w:sz w:val="17"/>
+              </w:rPr>
+              <w:t>CAPL COM Port 입력을 숫자 ComPortNumber로 변경하고 저수준 DLL 문자열 ABI 유지</w:t>
             </w:r>
           </w:p>
         </w:tc>
@@ -12014,16 +12072,12 @@
             <w:vAlign w:val="center"/>
           </w:tcPr>
           <w:p>
-            <w:pPr>
-              <w:spacing w:after="0" w:line="240" w:lineRule="auto"/>
-            </w:pPr>
-            <w:r>
-              <w:rPr>
-                <w:rFonts w:ascii="Malgun Gothic" w:hAnsi="Malgun Gothic" w:eastAsia="Malgun Gothic"/>
-                <w:color w:val="1F2937"/>
-                <w:sz w:val="14"/>
-              </w:rPr>
-              <w:t>M485E_Core_SetPortConfig(PortSlot, Port[], BaudRate, DataBits, Parity, StopBits)</w:t>
+            <w:r>
+              <w:rPr>
+                <w:rFonts w:ascii="Malgun Gothic" w:hAnsi="Malgun Gothic" w:eastAsia="Malgun Gothic"/>
+                <w:sz w:val="17"/>
+              </w:rPr>
+              <w:t>M485E_Core_SetPortConfig(PortSlot, ComPortNumber, BaudRate, DataBits, Parity, StopBits)</w:t>
             </w:r>
           </w:p>
         </w:tc>

--- a/docs/01_Requirements/Modbus485Emulator_SRS.docx
+++ b/docs/01_Requirements/Modbus485Emulator_SRS.docx
@@ -16123,7 +16123,7 @@
           <w:color w:val="64748B"/>
           <w:sz w:val="18"/>
         </w:rPr>
-        <w:t>Table 22. DeviceMap.csv 정식 Header</w:t>
+        <w:t>Table 22. M485E_DeviceMap.csv 정식 Header</w:t>
       </w:r>
     </w:p>
     <w:tbl>
@@ -16492,7 +16492,7 @@
           <w:color w:val="64748B"/>
           <w:sz w:val="18"/>
         </w:rPr>
-        <w:t>Table 23. ModbusRule.csv 정식 Header</w:t>
+        <w:t>Table 23. M485E_FrameRule.csv 정식 Header</w:t>
       </w:r>
     </w:p>
     <w:tbl>
@@ -16916,7 +16916,7 @@
           <w:color w:val="64748B"/>
           <w:sz w:val="18"/>
         </w:rPr>
-        <w:t>Table 24. Modbus485EmulMap.csv 정식 Header</w:t>
+        <w:t>Table 24. M485E_RegisterMap.csv 정식 Header</w:t>
       </w:r>
     </w:p>
     <w:tbl>

--- a/docs/01_Requirements/Modbus485Emulator_SRS.docx
+++ b/docs/01_Requirements/Modbus485Emulator_SRS.docx
@@ -32,7 +32,7 @@
           <w:color w:val="64748B"/>
           <w:sz w:val="26"/>
         </w:rPr>
-        <w:t>Modbus485Emulator - 구현 전 공식 요구사항 Baseline 후보</w:t>
+        <w:t>Modbus485Emulator - 현재 구현 기준 공식 요구사항 Baseline 후보</w:t>
       </w:r>
     </w:p>
     <w:tbl>
@@ -242,7 +242,7 @@
                 <w:rFonts w:ascii="Malgun Gothic" w:hAnsi="Malgun Gothic" w:eastAsia="Malgun Gothic"/>
                 <w:sz w:val="17"/>
               </w:rPr>
-              <w:t>0.10 / Baseline Candidate</w:t>
+              <w:t>0.11 / Baseline Candidate</w:t>
             </w:r>
           </w:p>
         </w:tc>
@@ -292,7 +292,7 @@
                 <w:rFonts w:ascii="Malgun Gothic" w:hAnsi="Malgun Gothic" w:eastAsia="Malgun Gothic"/>
                 <w:sz w:val="20"/>
               </w:rPr>
-              <w:t>2026-08-08</w:t>
+              <w:t>2026-08-10</w:t>
             </w:r>
           </w:p>
         </w:tc>
@@ -314,7 +314,7 @@
           <w:color w:val="2E75B6"/>
           <w:sz w:val="20"/>
         </w:rPr>
-        <w:t>문서 상태: 구현 전 개발 Baseline 검토본</w:t>
+        <w:t>문서 상태: 현재 구현 기준 요구사항 Baseline 후보</w:t>
       </w:r>
     </w:p>
     <w:p>
@@ -637,6 +637,64 @@
           </w:p>
         </w:tc>
       </w:tr>
+      <w:tr>
+        <w:tc>
+          <w:tcPr>
+            <w:tcW w:type="dxa" w:w="1152"/>
+          </w:tcPr>
+          <w:p>
+            <w:r>
+              <w:rPr>
+                <w:rFonts w:ascii="Malgun Gothic" w:hAnsi="Malgun Gothic" w:eastAsia="Malgun Gothic"/>
+                <w:sz w:val="17"/>
+              </w:rPr>
+              <w:t>0.11</w:t>
+            </w:r>
+          </w:p>
+        </w:tc>
+        <w:tc>
+          <w:tcPr>
+            <w:tcW w:type="dxa" w:w="1584"/>
+          </w:tcPr>
+          <w:p>
+            <w:r>
+              <w:rPr>
+                <w:rFonts w:ascii="Malgun Gothic" w:hAnsi="Malgun Gothic" w:eastAsia="Malgun Gothic"/>
+                <w:sz w:val="17"/>
+              </w:rPr>
+              <w:t>2026-08-10</w:t>
+            </w:r>
+          </w:p>
+        </w:tc>
+        <w:tc>
+          <w:tcPr>
+            <w:tcW w:type="dxa" w:w="2160"/>
+          </w:tcPr>
+          <w:p>
+            <w:r>
+              <w:rPr>
+                <w:rFonts w:ascii="Malgun Gothic" w:hAnsi="Malgun Gothic" w:eastAsia="Malgun Gothic"/>
+                <w:sz w:val="17"/>
+              </w:rPr>
+              <w:t>Baseline Candidate</w:t>
+            </w:r>
+          </w:p>
+        </w:tc>
+        <w:tc>
+          <w:tcPr>
+            <w:tcW w:type="dxa" w:w="4464"/>
+          </w:tcPr>
+          <w:p>
+            <w:r>
+              <w:rPr>
+                <w:rFonts w:ascii="Malgun Gothic" w:hAnsi="Malgun Gothic" w:eastAsia="Malgun Gothic"/>
+                <w:sz w:val="17"/>
+              </w:rPr>
+              <w:t>1~4개 활성 Port, Vector Context Handle 0 및 ProjectConfig 상대경로 규칙 반영</w:t>
+            </w:r>
+          </w:p>
+        </w:tc>
+      </w:tr>
     </w:tbl>
     <w:p>
       <w:pPr>
@@ -1150,7 +1208,7 @@
                 <w:color w:val="1F2937"/>
                 <w:sz w:val="17"/>
               </w:rPr>
-              <w:t>CAPL 프로그램 인스턴스를 식별하는 Vector Handle; Device Index와 별개</w:t>
+              <w:t>CAPL 프로그램 인스턴스를 식별하는 Vector 소유 opaque Handle; Device Index와 별개이며 숫자 0도 유효하다. 등록·초기화 여부는 별도 상태 Flag로 판정한다.</w:t>
             </w:r>
           </w:p>
         </w:tc>
@@ -1260,7 +1318,7 @@
                 <w:color w:val="1F2937"/>
                 <w:sz w:val="17"/>
               </w:rPr>
-              <w:t>두 COM Port와 가상 CAN 채널을 연결하는 0/1 논리 슬롯</w:t>
+              <w:t>최대 4개 COM Port와 가상 CAN 채널을 연결하는 0~3 논리 슬롯; 실제 활성 Port 수는 1~4개</w:t>
             </w:r>
           </w:p>
         </w:tc>
@@ -1882,7 +1940,7 @@
     </w:p>
     <w:p>
       <w:r>
-        <w:t>시스템은 두 개의 RS-485 Port에서 여러 Modbus RTU Slave를 에뮬레이션하고, 공유 Register/Signal 값을 CAPL Panel과 가상 CAN Monitoring으로 제공한다.</w:t>
+        <w:t>시스템은 DeviceMap의 고유 Port 기준 1~4개 RS-485 Port에서 여러 Modbus RTU Slave를 에뮬레이션하고, 공유 Register/Signal 값을 CAPL Panel과 가상 CAN Monitoring으로 제공한다.</w:t>
       </w:r>
     </w:p>
     <w:p>
@@ -2023,7 +2081,7 @@
     </w:p>
     <w:p>
       <w:r>
-        <w:t>외부 Board는 SystemBase Multi USB-485를 통해 DLL의 두 Port Worker에 RTU 요청을 전달한다. CAPL은 DLL의 메모리 상태를 제어하고 가상 CAN으로 표시하며, CSV는 연결 전에 전체 Configuration을 정의한다.</w:t>
+        <w:t>외부 Board는 SystemBase Multi USB-485를 통해 DLL의 1~4개 활성 Port Worker에 RTU 요청을 전달한다. CAPL은 DLL의 메모리 상태를 제어하고 가상 CAN으로 표시하며, CSV는 연결 전에 전체 Configuration을 정의한다.</w:t>
       </w:r>
     </w:p>
     <w:p>
@@ -2391,7 +2449,7 @@
                 <w:color w:val="1F2937"/>
                 <w:sz w:val="17"/>
               </w:rPr>
-              <w:t>정확히 2개</w:t>
+              <w:t>DeviceMap의 고유 Port 기준 1~4개</w:t>
             </w:r>
           </w:p>
         </w:tc>
@@ -2446,7 +2504,7 @@
                 <w:color w:val="1F2937"/>
                 <w:sz w:val="17"/>
               </w:rPr>
-              <w:t>가상 CAN 채널 2개, Extended Frame</w:t>
+              <w:t>활성 Port 수와 같은 1~4개 가상 CAN 채널, Extended Frame</w:t>
             </w:r>
           </w:p>
         </w:tc>
@@ -2714,7 +2772,7 @@
                 <w:color w:val="1F2937"/>
                 <w:sz w:val="16"/>
               </w:rPr>
-              <w:t>시스템은 CAPL 프로그램별 Context Handle을 사용하여 하나의 활성 Emulator Context를 초기화하고, 성공 시 Disconnected 상태를 생성해야 한다.</w:t>
+              <w:t>시스템은 CAPL 프로그램별 Context Handle을 사용하여 하나의 활성 Emulator Context를 초기화하고, 성공 시 Disconnected 상태를 생성해야 한다. Context Handle의 숫자값 0도 유효하며 CAPL은 별도 등록·초기화 Flag로 수명주기를 판정해야 한다.</w:t>
             </w:r>
           </w:p>
         </w:tc>
@@ -2879,7 +2937,7 @@
                 <w:color w:val="1F2937"/>
                 <w:sz w:val="16"/>
               </w:rPr>
-              <w:t>Connect는 두 Port 모두 Open되고 Worker 준비가 완료된 경우에만 Connected로 전환하는 전체 성공/전체 실패 방식으로 동작해야 한다.</w:t>
+              <w:t>Connect는 DeviceMap의 1~4개 활성 Port가 모두 Open되고 해당 Worker 준비가 완료된 경우에만 Connected로 전환하는 전체 성공/전체 실패 방식으로 동작해야 한다.</w:t>
             </w:r>
           </w:p>
         </w:tc>
@@ -2989,7 +3047,7 @@
                 <w:color w:val="1F2937"/>
                 <w:sz w:val="16"/>
               </w:rPr>
-              <w:t>정상 유휴와 Serial Read Timeout은 연결 장애로 간주하지 않고, 치명적 COM 장애만 두 Port를 정리한 뒤 3,000ms 간격 최대 10회 자동 재연결해야 한다.</w:t>
+              <w:t>정상 유휴와 Serial Read Timeout은 연결 장애로 간주하지 않고, 치명적 COM 장애만 모든 활성 Port를 정리한 뒤 3,000ms 간격 최대 10회 자동 재연결해야 한다.</w:t>
             </w:r>
           </w:p>
         </w:tc>
@@ -3154,7 +3212,7 @@
                 <w:color w:val="1F2937"/>
                 <w:sz w:val="16"/>
               </w:rPr>
-              <w:t>CAPL Main은 세 논리 CSV의 프로젝트 상대경로를 개별 관리하고 getAbsFilePath()로 절대경로를 변환하여 DLL에 전달해야 한다.</w:t>
+              <w:t>CAPL Main은 ProjectConfig 바로 아래의 CANalyzer Configuration(.cfg)을 기준으로 DeviceMap과 FrameRule의 상대경로를 관리하고 getAbsFilePath()로 절대경로를 변환하여 DLL에 전달해야 한다.</w:t>
             </w:r>
           </w:p>
         </w:tc>
@@ -3209,7 +3267,7 @@
                 <w:color w:val="1F2937"/>
                 <w:sz w:val="16"/>
               </w:rPr>
-              <w:t>DLL은 CSV 파일명을 고정하거나 디렉터리를 검색하지 않고 전달받은 세 절대경로만 사용해야 한다.</w:t>
+              <w:t>DLL은 전달받은 DeviceMap과 FrameRule 절대경로를 사용하고, 각 Register Map은 DeviceMap의 CSV_DB_Name을 DeviceMap 디렉터리 기준 상대경로로 해석해야 한다. CSV 파일명을 고정하거나 임의 디렉터리를 검색하지 않아야 한다.</w:t>
             </w:r>
           </w:p>
         </w:tc>
@@ -3264,7 +3322,7 @@
                 <w:color w:val="1F2937"/>
                 <w:sz w:val="16"/>
               </w:rPr>
-              <w:t>CSV Load/Refresh는 Disconnected 상태에서만 허용하고 임시 Configuration과 Init Memory를 전부 검증한 뒤 성공 시 원자적으로 승격해야 한다.</w:t>
+              <w:t>CSV Load/Refresh는 Disconnected 상태에서만 허용하고 DeviceMap, FrameRule 및 CSV_DB_Name으로 참조된 Register Map의 임시 Configuration과 Init Memory를 전부 검증한 뒤 성공 시 원자적으로 승격해야 한다.</w:t>
             </w:r>
           </w:p>
         </w:tc>
@@ -4309,7 +4367,7 @@
                 <w:color w:val="1F2937"/>
                 <w:sz w:val="16"/>
               </w:rPr>
-              <w:t>ReadSwitch는 두 Port의 Monitoring 전체를 제어하는 CAPL UI 입력이며 DLL은 하나의 MonitoringEnabled 상태만 유지해야 한다.</w:t>
+              <w:t>ReadSwitch는 모든 활성 Port의 Monitoring 전체를 제어하는 CAPL UI 입력이며 DLL은 하나의 MonitoringEnabled 상태만 유지해야 한다.</w:t>
             </w:r>
           </w:p>
         </w:tc>
@@ -4639,7 +4697,7 @@
                 <w:color w:val="1F2937"/>
                 <w:sz w:val="16"/>
               </w:rPr>
-              <w:t>CAPL은 10ms Output Pump에서 두 Port를 Round-robin하고 Snapshot 묶음을 Tick 중간에 분할하지 않아야 한다.</w:t>
+              <w:t>CAPL은 10ms Output Pump에서 1~4개 활성 Port를 Round-robin하고 Snapshot 묶음을 Tick 중간에 분할하지 않아야 한다.</w:t>
             </w:r>
           </w:p>
         </w:tc>
@@ -5291,7 +5349,7 @@
                 <w:color w:val="1F2937"/>
                 <w:sz w:val="16"/>
               </w:rPr>
-              <w:t>고유 COM Port는 정확히 2개이고 PortSlot 0/1 및 가상 CAN 채널과 1:1로 매핑되어야 한다.</w:t>
+              <w:t>고유 COM Port는 DeviceMap 기준 1~4개이고 PortSlot 0~3의 앞쪽 Slot 및 가상 CAN 채널과 1:1로 매핑되어야 한다.</w:t>
             </w:r>
           </w:p>
         </w:tc>
@@ -6006,7 +6064,7 @@
                 <w:color w:val="1F2937"/>
                 <w:sz w:val="16"/>
               </w:rPr>
-              <w:t>각 Port Worker는 한 번에 하나의 요청을 순차 처리하고 두 Port는 서로 독립적으로 동작해야 한다.</w:t>
+              <w:t>각 Port Worker는 한 번에 하나의 요청을 순차 처리하고 1~4개 활성 Port는 서로 독립적으로 동작해야 한다.</w:t>
             </w:r>
           </w:p>
         </w:tc>
@@ -6548,7 +6606,7 @@
                 <w:color w:val="1F2937"/>
                 <w:sz w:val="16"/>
               </w:rPr>
-              <w:t>세 CSV는 Device Index로 연계하고 UTF-8과 선택적 시작 BOM, CRLF/LF, RFC4180 Quote를 지원하되 Cell 내부 줄바꿈을 금지해야 한다.</w:t>
+              <w:t>DeviceMap, FrameRule 및 DeviceMap이 참조하는 Register Map은 Device Index로 연계하고 UTF-8과 선택적 시작 BOM, CRLF/LF, RFC4180 Quote를 지원하되 Cell 내부 줄바꿈을 금지해야 한다.</w:t>
             </w:r>
           </w:p>
         </w:tc>
@@ -7208,7 +7266,7 @@
                 <w:color w:val="1F2937"/>
                 <w:sz w:val="16"/>
               </w:rPr>
-              <w:t>CANalyzer Configuration은 Config/CAPL, Panel, System Variables, Maps, Data 경계를 사용하고 CAPL/DLL과 세 CSV를 정해진 하위 디렉터리에 배치해야 한다.</w:t>
+              <w:t>CANalyzer Configuration은 ProjectConfig 바로 아래에 .cfg를 두고 CAPL, Panel, System Variables, Maps, Data 경계를 사용해야 한다. CAPL/DLL은 ProjectConfig/CAPL에, DeviceMap·FrameRule·참조 Register Map은 ProjectConfig/Maps/M485E에 배치해야 한다.</w:t>
             </w:r>
           </w:p>
         </w:tc>
@@ -7420,7 +7478,7 @@
                 <w:color w:val="1F2937"/>
                 <w:sz w:val="16"/>
               </w:rPr>
-              <w:t>공개 CAPL 함수는 M485E_Core_, 저수준 Export는 M485E_Dll_ Prefix를 사용하고 Context Handle은 Core가 숨겨 전달해야 한다.</w:t>
+              <w:t>공개 CAPL 함수는 M485E_Core_, 저수준 Export는 M485E_Dll_ Prefix를 사용하고 Context Handle은 Core가 숨겨 전달해야 한다. Handle 0도 유효하므로 등록·초기화 상태는 숫자값과 분리해야 한다.</w:t>
             </w:r>
           </w:p>
         </w:tc>
@@ -9211,7 +9269,7 @@
                 <w:color w:val="1F2937"/>
                 <w:sz w:val="16"/>
               </w:rPr>
-              <w:t>Port Worker만 자신의 COM Handle을 소유하고 두 Worker는 독립적으로 동작해야 한다.</w:t>
+              <w:t>각 활성 Port Worker만 자신의 COM Handle을 소유하고 1~4개 Worker는 독립적으로 동작해야 한다.</w:t>
             </w:r>
           </w:p>
         </w:tc>
@@ -11091,7 +11149,7 @@
                 <w:color w:val="1F2937"/>
                 <w:sz w:val="17"/>
               </w:rPr>
-              <w:t>CANalyzer 9.x x86에서 생산 DLL 로드와 21개 API 최소 호출, 시험 전용 ABI Fixture를 통한 char[]/word[]/long[]/F[1] 성공 왕복, 실패 시 caller-owned 출력 Buffer 불변성을 확인</w:t>
+              <w:t>CANalyzer 9.x x86에서 생산 DLL 로드와 21개 API 최소 호출, Context Handle 0/비영 값 초기화·종료, 시험 전용 ABI Fixture를 통한 char[]/word[]/long[]/F[1] 성공 왕복, 실패 시 caller-owned 출력 Buffer 불변성을 확인</w:t>
             </w:r>
           </w:p>
         </w:tc>
@@ -11491,7 +11549,7 @@
                 <w:color w:val="1F2937"/>
                 <w:sz w:val="17"/>
               </w:rPr>
-              <w:t>두 Port all-or-nothing, 장애 재연결, 각 상태 Finalize 및 누수 없음</w:t>
+              <w:t>1~4개 활성 Port all-or-nothing, 장애 재연결, 각 상태 Finalize 및 누수 없음</w:t>
             </w:r>
           </w:p>
         </w:tc>
@@ -22683,7 +22741,7 @@
                 <w:color w:val="1F2937"/>
                 <w:sz w:val="13"/>
               </w:rPr>
-              <w:t>세 CSV 교차 검증의 최종 실패 요약</w:t>
+              <w:t>DeviceMap, FrameRule 및 참조 Register Map 교차 검증의 최종 실패 요약</w:t>
             </w:r>
           </w:p>
         </w:tc>
@@ -23333,7 +23391,7 @@
                 <w:color w:val="1F2937"/>
                 <w:sz w:val="13"/>
               </w:rPr>
-              <w:t>두 Port·PortSlot 설정 또는 DeviceMap 대응이 불완전함</w:t>
+              <w:t>DeviceMap의 1~4개 활성 Port·PortSlot 설정 또는 대응이 불완전함</w:t>
             </w:r>
           </w:p>
         </w:tc>
@@ -30766,7 +30824,7 @@
               <w:color w:val="64748B"/>
               <w:sz w:val="16"/>
             </w:rPr>
-            <w:t>Version 0.9 | Baseline Candidate</w:t>
+            <w:t>Version 0.11 | Baseline Candidate</w:t>
           </w:r>
         </w:p>
       </w:tc>

--- a/docs/01_Requirements/Modbus485Emulator_SRS.docx
+++ b/docs/01_Requirements/Modbus485Emulator_SRS.docx
@@ -238,11 +238,7 @@
           </w:tcPr>
           <w:p>
             <w:r>
-              <w:rPr>
-                <w:rFonts w:ascii="Malgun Gothic" w:hAnsi="Malgun Gothic" w:eastAsia="Malgun Gothic"/>
-                <w:sz w:val="17"/>
-              </w:rPr>
-              <w:t>0.11 / Baseline Candidate</w:t>
+              <w:t>0.12 / Baseline Candidate</w:t>
             </w:r>
           </w:p>
         </w:tc>
@@ -288,10 +284,6 @@
           </w:tcPr>
           <w:p>
             <w:r>
-              <w:rPr>
-                <w:rFonts w:ascii="Malgun Gothic" w:hAnsi="Malgun Gothic" w:eastAsia="Malgun Gothic"/>
-                <w:sz w:val="20"/>
-              </w:rPr>
               <w:t>2026-08-10</w:t>
             </w:r>
           </w:p>
@@ -691,6 +683,48 @@
                 <w:sz w:val="17"/>
               </w:rPr>
               <w:t>1~4개 활성 Port, Vector Context Handle 0 및 ProjectConfig 상대경로 규칙 반영</w:t>
+            </w:r>
+          </w:p>
+        </w:tc>
+      </w:tr>
+      <w:tr>
+        <w:tc>
+          <w:tcPr>
+            <w:tcW w:type="dxa" w:w="1152"/>
+          </w:tcPr>
+          <w:p>
+            <w:r>
+              <w:t>0.12</w:t>
+            </w:r>
+          </w:p>
+        </w:tc>
+        <w:tc>
+          <w:tcPr>
+            <w:tcW w:type="dxa" w:w="1584"/>
+          </w:tcPr>
+          <w:p>
+            <w:r>
+              <w:t>2026-08-10</w:t>
+            </w:r>
+          </w:p>
+        </w:tc>
+        <w:tc>
+          <w:tcPr>
+            <w:tcW w:type="dxa" w:w="2160"/>
+          </w:tcPr>
+          <w:p>
+            <w:r>
+              <w:t>Baseline Candidate</w:t>
+            </w:r>
+          </w:p>
+        </w:tc>
+        <w:tc>
+          <w:tcPr>
+            <w:tcW w:type="dxa" w:w="4464"/>
+          </w:tcPr>
+          <w:p>
+            <w:r>
+              <w:t>RTU Stream Parser, Slave ID 0과 Register Address 0 구분 및 Port별 Monitoring Cursor 반영</w:t>
             </w:r>
           </w:p>
         </w:tc>
@@ -5780,16 +5814,8 @@
             <w:vAlign w:val="center"/>
           </w:tcPr>
           <w:p>
-            <w:pPr>
-              <w:spacing w:after="0" w:line="240" w:lineRule="auto"/>
-            </w:pPr>
-            <w:r>
-              <w:rPr>
-                <w:rFonts w:ascii="Malgun Gothic" w:hAnsi="Malgun Gothic" w:eastAsia="Malgun Gothic"/>
-                <w:color w:val="1F2937"/>
-                <w:sz w:val="16"/>
-              </w:rPr>
-              <w:t>Slave ID는 1~247만 구성 가능하고 Wire의 0, 248~255, 미등록 또는 다른 Slave 프레임에는 무응답·무적용해야 한다.</w:t>
+            <w:r>
+              <w:t>Slave ID는 1~247만 구성 가능하다. Wire Slave ID 0은 Broadcast 식별자로 예약되며 V1에서는 응답과 Write 적용을 하지 않는다. 이는 0부터 허용되는 Register Address와 무관하다. Wire 248~255, 미등록 또는 다른 Slave 프레임도 무응답·무적용해야 한다.</w:t>
             </w:r>
           </w:p>
         </w:tc>
@@ -5890,16 +5916,8 @@
             <w:vAlign w:val="center"/>
           </w:tcPr>
           <w:p>
-            <w:pPr>
-              <w:spacing w:after="0" w:line="240" w:lineRule="auto"/>
-            </w:pPr>
-            <w:r>
-              <w:rPr>
-                <w:rFonts w:ascii="Malgun Gothic" w:hAnsi="Malgun Gothic" w:eastAsia="Malgun Gothic"/>
-                <w:color w:val="1F2937"/>
-                <w:sz w:val="16"/>
-              </w:rPr>
-              <w:t>수신기는 t3.5 Silence로 Frame을 구분하고 t1.5 초과의 부분 Frame을 폐기한 뒤 재동기화해야 한다.</w:t>
+            <w:r>
+              <w:t>수신기는 FC별 예상 길이와 CRC-16을 조합해 RTU Byte Stream에서 Frame을 분리해야 한다. OS Read timeout이나 Byte 수신 간격만으로 부분 Frame을 폐기하거나 Frame 경계를 결정하지 않아야 한다.</w:t>
             </w:r>
           </w:p>
         </w:tc>
@@ -5945,16 +5963,8 @@
             <w:vAlign w:val="center"/>
           </w:tcPr>
           <w:p>
-            <w:pPr>
-              <w:spacing w:after="0" w:line="240" w:lineRule="auto"/>
-            </w:pPr>
-            <w:r>
-              <w:rPr>
-                <w:rFonts w:ascii="Malgun Gothic" w:hAnsi="Malgun Gothic" w:eastAsia="Malgun Gothic"/>
-                <w:color w:val="1F2937"/>
-                <w:sz w:val="16"/>
-              </w:rPr>
-              <w:t>19,200bps 이하의 t1.5/t3.5는 실제 Character format으로 계산하고 초과에서는 750us/1,750us를 사용해야 한다.</w:t>
+            <w:r>
+              <w:t>19,200bps 이하의 t1.5/t3.5는 실제 Character format으로 계산하고 초과에서는 750us/1,750us를 사용해야 한다. 계산된 t3.5는 수신 경계가 아니라 응답 송신 전 Guard Time에 적용한다.</w:t>
             </w:r>
           </w:p>
         </w:tc>
@@ -25462,16 +25472,8 @@
             <w:vAlign w:val="center"/>
           </w:tcPr>
           <w:p>
-            <w:pPr>
-              <w:spacing w:after="0" w:line="240" w:lineRule="auto"/>
-            </w:pPr>
-            <w:r>
-              <w:rPr>
-                <w:rFonts w:ascii="Malgun Gothic" w:hAnsi="Malgun Gothic" w:eastAsia="Malgun Gothic"/>
-                <w:color w:val="1F2937"/>
-                <w:sz w:val="13"/>
-              </w:rPr>
-              <w:t>CRC, 길이, `t1.5` 또는 Frame 경계 오류로 요청 폐기</w:t>
+            <w:r>
+              <w:t>CRC, 길이, Buffer 한도 또는 Stream 재동기화 과정에서 요청 폐기</w:t>
             </w:r>
           </w:p>
         </w:tc>
@@ -30824,7 +30826,7 @@
               <w:color w:val="64748B"/>
               <w:sz w:val="16"/>
             </w:rPr>
-            <w:t>Version 0.11 | Baseline Candidate</w:t>
+            <w:t>Version 0.12 | Baseline Candidate</w:t>
           </w:r>
         </w:p>
       </w:tc>

--- a/docs/01_Requirements/Modbus485Emulator_SRS.docx
+++ b/docs/01_Requirements/Modbus485Emulator_SRS.docx
@@ -238,7 +238,11 @@
           </w:tcPr>
           <w:p>
             <w:r>
-              <w:t>0.12 / Baseline Candidate</w:t>
+              <w:rPr>
+                <w:rFonts w:ascii="Malgun Gothic" w:hAnsi="Malgun Gothic" w:eastAsia="Malgun Gothic"/>
+                <w:sz w:val="17"/>
+              </w:rPr>
+              <w:t>0.13 / Baseline Candidate</w:t>
             </w:r>
           </w:p>
         </w:tc>
@@ -725,6 +729,64 @@
           <w:p>
             <w:r>
               <w:t>RTU Stream Parser, Slave ID 0과 Register Address 0 구분 및 Port별 Monitoring Cursor 반영</w:t>
+            </w:r>
+          </w:p>
+        </w:tc>
+      </w:tr>
+      <w:tr>
+        <w:tc>
+          <w:tcPr>
+            <w:tcW w:type="dxa" w:w="1152"/>
+          </w:tcPr>
+          <w:p>
+            <w:r>
+              <w:rPr>
+                <w:rFonts w:ascii="Malgun Gothic" w:hAnsi="Malgun Gothic" w:eastAsia="Malgun Gothic"/>
+                <w:sz w:val="17"/>
+              </w:rPr>
+              <w:t>0.13</w:t>
+            </w:r>
+          </w:p>
+        </w:tc>
+        <w:tc>
+          <w:tcPr>
+            <w:tcW w:type="dxa" w:w="1584"/>
+          </w:tcPr>
+          <w:p>
+            <w:r>
+              <w:rPr>
+                <w:rFonts w:ascii="Malgun Gothic" w:hAnsi="Malgun Gothic" w:eastAsia="Malgun Gothic"/>
+                <w:sz w:val="17"/>
+              </w:rPr>
+              <w:t>2026-08-11</w:t>
+            </w:r>
+          </w:p>
+        </w:tc>
+        <w:tc>
+          <w:tcPr>
+            <w:tcW w:type="dxa" w:w="2160"/>
+          </w:tcPr>
+          <w:p>
+            <w:r>
+              <w:rPr>
+                <w:rFonts w:ascii="Malgun Gothic" w:hAnsi="Malgun Gothic" w:eastAsia="Malgun Gothic"/>
+                <w:sz w:val="17"/>
+              </w:rPr>
+              <w:t>Baseline Candidate</w:t>
+            </w:r>
+          </w:p>
+        </w:tc>
+        <w:tc>
+          <w:tcPr>
+            <w:tcW w:type="dxa" w:w="4464"/>
+          </w:tcPr>
+          <w:p>
+            <w:r>
+              <w:rPr>
+                <w:rFonts w:ascii="Malgun Gothic" w:hAnsi="Malgun Gothic" w:eastAsia="Malgun Gothic"/>
+                <w:sz w:val="17"/>
+              </w:rPr>
+              <w:t>Slave ID 0 FC10의 Port-local 무응답 원자 적용과 Broadcast Read 무적용 정책 반영</w:t>
             </w:r>
           </w:p>
         </w:tc>
@@ -2054,7 +2116,11 @@
         <w:pStyle w:val="ListBullet"/>
       </w:pPr>
       <w:r>
-        <w:t>Broadcast</w:t>
+        <w:rPr>
+          <w:rFonts w:ascii="Malgun Gothic" w:hAnsi="Malgun Gothic" w:eastAsia="Malgun Gothic"/>
+          <w:sz w:val="20"/>
+        </w:rPr>
+        <w:t>FC10 이외 Broadcast 적용</w:t>
       </w:r>
     </w:p>
     <w:p>
@@ -5815,7 +5881,7 @@
           </w:tcPr>
           <w:p>
             <w:r>
-              <w:t>Slave ID는 1~247만 구성 가능하다. Wire Slave ID 0은 Broadcast 식별자로 예약되며 V1에서는 응답과 Write 적용을 하지 않는다. 이는 0부터 허용되는 Register Address와 무관하다. Wire 248~255, 미등록 또는 다른 Slave 프레임도 무응답·무적용해야 한다.</w:t>
+              <w:t>Slave ID는 1~247만 구성 가능하다. Wire Slave ID 0의 FC10은 수신 Port의 모든 구성 Device를 전체 검증한 뒤 무응답으로 원자 적용한다. Broadcast FC03/04와 기타 Function은 무응답·무적용이다. 이는 0부터 허용되는 Register Address와 무관하다. Wire 248~255, 미등록 또는 다른 Slave 프레임도 무응답·무적용해야 한다.</w:t>
             </w:r>
           </w:p>
         </w:tc>
@@ -30442,7 +30508,7 @@
                 <w:color w:val="1F2937"/>
                 <w:sz w:val="17"/>
               </w:rPr>
-              <w:t>Modbus Master, FC06, Broadcast 및 미정의 FC</w:t>
+              <w:t>Modbus Master, FC06, FC10 이외 Broadcast 적용 및 미정의 FC</w:t>
             </w:r>
           </w:p>
         </w:tc>
@@ -30817,16 +30883,12 @@
           </w:tcBorders>
         </w:tcPr>
         <w:p>
-          <w:pPr>
-            <w:jc w:val="center"/>
-          </w:pPr>
           <w:r>
             <w:rPr>
               <w:rFonts w:ascii="Malgun Gothic" w:hAnsi="Malgun Gothic" w:eastAsia="Malgun Gothic"/>
-              <w:color w:val="64748B"/>
-              <w:sz w:val="16"/>
+              <w:sz w:val="17"/>
             </w:rPr>
-            <w:t>Version 0.12 | Baseline Candidate</w:t>
+            <w:t>Version 0.13 | Baseline Candidate</w:t>
           </w:r>
         </w:p>
       </w:tc>

--- a/docs/01_Requirements/Modbus485Emulator_SRS.docx
+++ b/docs/01_Requirements/Modbus485Emulator_SRS.docx
@@ -32,7 +32,7 @@
           <w:color w:val="64748B"/>
           <w:sz w:val="26"/>
         </w:rPr>
-        <w:t>Modbus485Emulator - 현재 구현 기준 공식 요구사항 Baseline 후보</w:t>
+        <w:t>Modbus485Emulator - Release 0.1.0 공식 요구사항 Baseline</w:t>
       </w:r>
     </w:p>
     <w:tbl>
@@ -242,7 +242,7 @@
                 <w:rFonts w:ascii="Malgun Gothic" w:hAnsi="Malgun Gothic" w:eastAsia="Malgun Gothic"/>
                 <w:sz w:val="17"/>
               </w:rPr>
-              <w:t>0.13 / Baseline Candidate</w:t>
+              <w:t>0.13 / Release 0.1.0 Baseline</w:t>
             </w:r>
           </w:p>
         </w:tc>
@@ -288,7 +288,7 @@
           </w:tcPr>
           <w:p>
             <w:r>
-              <w:t>2026-08-10</w:t>
+              <w:t>2026-08-12</w:t>
             </w:r>
           </w:p>
         </w:tc>
@@ -310,7 +310,7 @@
           <w:color w:val="2E75B6"/>
           <w:sz w:val="20"/>
         </w:rPr>
-        <w:t>문서 상태: 현재 구현 기준 요구사항 Baseline 후보</w:t>
+        <w:t>문서 상태: Release 0.1.0 요구사항 Baseline</w:t>
       </w:r>
     </w:p>
     <w:p>
@@ -758,7 +758,7 @@
                 <w:rFonts w:ascii="Malgun Gothic" w:hAnsi="Malgun Gothic" w:eastAsia="Malgun Gothic"/>
                 <w:sz w:val="17"/>
               </w:rPr>
-              <w:t>2026-08-11</w:t>
+              <w:t>2026-08-12</w:t>
             </w:r>
           </w:p>
         </w:tc>
@@ -772,7 +772,7 @@
                 <w:rFonts w:ascii="Malgun Gothic" w:hAnsi="Malgun Gothic" w:eastAsia="Malgun Gothic"/>
                 <w:sz w:val="17"/>
               </w:rPr>
-              <w:t>Baseline Candidate</w:t>
+              <w:t>Release Baseline</w:t>
             </w:r>
           </w:p>
         </w:tc>
@@ -2723,7 +2723,7 @@
         <w:pStyle w:val="ListBullet"/>
       </w:pPr>
       <w:r>
-        <w:t>기존 Prototype 구조·API·FC06 동작은 호환 대상이 아니다.</w:t>
+        <w:t>Release 0.1.0 공개 계약은 M485E_ Prefix의 21개 CAPL DLL API와 FC03·FC04·FC10 동작만 포함한다.</w:t>
       </w:r>
     </w:p>
     <w:p>
@@ -5072,7 +5072,7 @@
                 <w:color w:val="1F2937"/>
                 <w:sz w:val="16"/>
               </w:rPr>
-              <w:t>수동 Register Read는 Index, StartAddress, Quantity를 사용하고 Function Code 없이 0x03/0x04 및 Map 할당 영역을 조회해야 한다.</w:t>
+              <w:t>CAPL UI는 수동 Register Read Panel을 제공하지 않되 공개 Register Read API는 다른 CAPL 진단 코드의 사용을 위해 유지해야 한다.</w:t>
             </w:r>
           </w:p>
         </w:tc>
@@ -5182,7 +5182,7 @@
                 <w:color w:val="1F2937"/>
                 <w:sz w:val="16"/>
               </w:rPr>
-              <w:t>Auto Read는 마지막으로 검증·확정된 수동 Read 요청을 1,000ms마다 반복하고 새 입력 편집값을 자동 채택하지 않아야 한다.</w:t>
+              <w:t>CAPL UI는 수동 Register AutoRead Timer와 관련 System Variable을 제공하지 않아야 한다.</w:t>
             </w:r>
           </w:p>
         </w:tc>
@@ -5449,7 +5449,7 @@
                 <w:color w:val="1F2937"/>
                 <w:sz w:val="16"/>
               </w:rPr>
-              <w:t>고유 COM Port는 DeviceMap 기준 1~4개이고 PortSlot 0~3의 앞쪽 Slot 및 가상 CAN 채널과 1:1로 매핑되어야 한다.</w:t>
+              <w:t>고유 COM Port는 DeviceMap 기준 1~4개이고 PortSlot 0~3의 앞쪽 Slot 및 가상 CAN 채널과 1:1로 매핑되어야 한다. CAPL gM485E_ActivePortCount는 DeviceMap의 고유 Port 수와 같아야 하며 기본 배포 Source Contract가 이 일치를 검사해야 한다.</w:t>
             </w:r>
           </w:p>
         </w:tc>
@@ -10154,7 +10154,7 @@
                 <w:color w:val="1F2937"/>
                 <w:sz w:val="16"/>
               </w:rPr>
-              <w:t>CAPL Core는 Error Event FIFO를 Sequence 순서로 Polling하고 RepeatCount 및 Queue 손실 정보를 출력해야 한다.</w:t>
+              <w:t>CAPL Core는 Error Event FIFO를 Sequence 순서로 한 건씩 Polling하고 RepeatCount를 출력해야 한다. CAPL Control은 100ms마다 Error Queue Stats를 조회하여 DropCount 변화 또는 Overflow Latch 최초 전환 때 Pending, Capacity, High-water Mark, DropCount 및 Overflow 누적값을 한 번 출력해야 한다.</w:t>
             </w:r>
           </w:p>
         </w:tc>
@@ -10586,7 +10586,7 @@
                 <w:color w:val="1F2937"/>
                 <w:sz w:val="16"/>
               </w:rPr>
-              <w:t>기존 Prototype API, x64 중심 README, FC06 정상 처리와 구 문서의 설계를 호환 대상으로 유지하지 않아야 한다.</w:t>
+              <w:t>Release 0.1.0은 M485E_ Prefix 공개 API, Win32/x86 Build, FC03·FC04·FC10 및 정식 문서 집합을 단일 호환 기준으로 유지해야 한다.</w:t>
             </w:r>
           </w:p>
         </w:tc>
@@ -16257,7 +16257,7 @@
           <w:color w:val="64748B"/>
           <w:sz w:val="18"/>
         </w:rPr>
-        <w:t>Table 22. M485E_DeviceMap.csv 정식 Header</w:t>
+        <w:t>Table 22. M485E_Device.csv 정식 Header</w:t>
       </w:r>
     </w:p>
     <w:tbl>
@@ -30888,7 +30888,7 @@
               <w:rFonts w:ascii="Malgun Gothic" w:hAnsi="Malgun Gothic" w:eastAsia="Malgun Gothic"/>
               <w:sz w:val="17"/>
             </w:rPr>
-            <w:t>Version 0.13 | Baseline Candidate</w:t>
+            <w:t>Revision 0.13 | Release 0.1.0 Baseline</w:t>
           </w:r>
         </w:p>
       </w:tc>

--- a/docs/01_Requirements/Modbus485Emulator_SRS.docx
+++ b/docs/01_Requirements/Modbus485Emulator_SRS.docx
@@ -32,7 +32,7 @@
           <w:color w:val="64748B"/>
           <w:sz w:val="26"/>
         </w:rPr>
-        <w:t>Modbus485Emulator - Release 0.1.0 공식 요구사항 Baseline</w:t>
+        <w:t>Modbus485Emulator - Release 0.2.0 공식 요구사항 Baseline</w:t>
       </w:r>
     </w:p>
     <w:tbl>
@@ -242,7 +242,7 @@
                 <w:rFonts w:ascii="Malgun Gothic" w:hAnsi="Malgun Gothic" w:eastAsia="Malgun Gothic"/>
                 <w:sz w:val="17"/>
               </w:rPr>
-              <w:t>0.13 / Release 0.1.0 Baseline</w:t>
+              <w:t>0.13 / Release 0.2.0 Baseline</w:t>
             </w:r>
           </w:p>
         </w:tc>
@@ -310,7 +310,7 @@
           <w:color w:val="2E75B6"/>
           <w:sz w:val="20"/>
         </w:rPr>
-        <w:t>문서 상태: Release 0.1.0 요구사항 Baseline</w:t>
+        <w:t>문서 상태: Release 0.2.0 요구사항 Baseline</w:t>
       </w:r>
     </w:p>
     <w:p>
@@ -2168,7 +2168,7 @@
         <w:pStyle w:val="ListBullet"/>
       </w:pPr>
       <w:r>
-        <w:t>v1 x64 바이너리</w:t>
+        <w:t>Windows x64 바이너리</w:t>
       </w:r>
     </w:p>
     <w:p>
@@ -2439,7 +2439,7 @@
                 <w:color w:val="1F2937"/>
                 <w:sz w:val="17"/>
               </w:rPr>
-              <w:t>Win32/x86, CAPL_DLL_INFO4, __stdcall</w:t>
+              <w:t>Windows x86/x64, CAPL_DLL_INFO4, x86 __stdcall / x64 Windows calling convention</w:t>
             </w:r>
           </w:p>
         </w:tc>
@@ -2659,7 +2659,7 @@
                 <w:color w:val="1F2937"/>
                 <w:sz w:val="17"/>
               </w:rPr>
-              <w:t>Visual Studio/MSBuild Win32</w:t>
+              <w:t>Visual Studio/MSBuild Win32 and x64</w:t>
             </w:r>
           </w:p>
         </w:tc>
@@ -2683,7 +2683,7 @@
         <w:pStyle w:val="ListBullet"/>
       </w:pPr>
       <w:r>
-        <w:t>v1은 x86만 공식 배포하며 x64는 후속 체크리스트다.</w:t>
+        <w:t>v0.2.0은 Windows x86/x64를 함께 공식 배포하며 CANalyzer 18 x64 Measurement는 외부 검증 대상이다.</w:t>
       </w:r>
     </w:p>
     <w:p>
@@ -2723,7 +2723,7 @@
         <w:pStyle w:val="ListBullet"/>
       </w:pPr>
       <w:r>
-        <w:t>Release 0.1.0 공개 계약은 M485E_ Prefix의 21개 CAPL DLL API와 FC03·FC04·FC10 동작만 포함한다.</w:t>
+        <w:t>Release 0.2.0 공개 계약은 M485E_ Prefix의 21개 CAPL DLL API와 FC03·FC04·FC10 동작만 포함한다.</w:t>
       </w:r>
     </w:p>
     <w:p>
@@ -7499,7 +7499,7 @@
                 <w:color w:val="1F2937"/>
                 <w:sz w:val="16"/>
               </w:rPr>
-              <w:t>CANalyzer 9.x x86은 #pragma library로 M485E.dll을 로딩하고 DLL은 CAPL_DLL_INFO4 Export Table과 __stdcall 호출 규약을 제공해야 한다.</w:t>
+              <w:t>CANalyzer 9.x x86은 Windows-x86 DLL을 직접 로딩하고 CANalyzer 13 이상은 M485E.vmodule에서 실행 아키텍처를 선택해야 한다. 두 DLL은 동일한 CAPL_DLL_INFO4 21개 Export를 제공해야 한다.</w:t>
             </w:r>
           </w:p>
         </w:tc>
@@ -9133,7 +9133,7 @@
                 <w:color w:val="1F2937"/>
                 <w:sz w:val="16"/>
               </w:rPr>
-              <w:t>최대 Configuration의 Active+Refresh 임시 메모리와 Queue는 Win32 CANalyzer Process에서 측정하고 x86 안정성을 해치지 않아야 한다.</w:t>
+              <w:t>최대 Configuration의 Active+Refresh 임시 메모리와 Queue는 x86/x64 CANalyzer Process에서 측정하고 안정성을 해치지 않아야 한다.</w:t>
             </w:r>
           </w:p>
         </w:tc>
@@ -10476,7 +10476,7 @@
                 <w:color w:val="1F2937"/>
                 <w:sz w:val="16"/>
               </w:rPr>
-              <w:t>공식 v1 빌드·검증·배포 대상은 CANalyzer 9.x SP8 Windows Win32/x86이어야 한다.</w:t>
+              <w:t>공식 v0.2.0 빌드·검증·배포 대상은 CANalyzer 9.x SP8 Windows x86과 CANalyzer 18 Windows x64이다.</w:t>
             </w:r>
           </w:p>
         </w:tc>
@@ -10586,7 +10586,7 @@
                 <w:color w:val="1F2937"/>
                 <w:sz w:val="16"/>
               </w:rPr>
-              <w:t>Release 0.1.0은 M485E_ Prefix 공개 API, Win32/x86 Build, FC03·FC04·FC10 및 정식 문서 집합을 단일 호환 기준으로 유지해야 한다.</w:t>
+              <w:t>Release 0.2.0은 M485E_ Prefix 공개 API, Windows x86/x64 Build, FC03·FC04·FC10 및 정식 문서 집합을 단일 호환 기준으로 유지해야 한다.</w:t>
             </w:r>
           </w:p>
         </w:tc>
@@ -10641,7 +10641,7 @@
                 <w:color w:val="1F2937"/>
                 <w:sz w:val="16"/>
               </w:rPr>
-              <w:t>공통 Core는 후속 x64 이식을 방해하지 않는 고정폭 타입을 사용하되 v1에 x64 바이너리 또는 .vmodule을 포함하지 않아야 한다.</w:t>
+              <w:t>공통 Core는 고정폭 타입을 사용하고 Windows x86/x64 DLL을 별도로 빌드하며 M485E.vmodule로 함께 패키징해야 한다.</w:t>
             </w:r>
           </w:p>
         </w:tc>
@@ -11225,7 +11225,7 @@
                 <w:color w:val="1F2937"/>
                 <w:sz w:val="17"/>
               </w:rPr>
-              <w:t>CANalyzer 9.x x86에서 생산 DLL 로드와 21개 API 최소 호출, Context Handle 0/비영 값 초기화·종료, 시험 전용 ABI Fixture를 통한 char[]/word[]/long[]/F[1] 성공 왕복, 실패 시 caller-owned 출력 Buffer 불변성을 확인</w:t>
+              <w:t>CANalyzer 9.x x86 및 CANalyzer 18 x64에서 생산 DLL 로드와 21개 API 최소 호출, Context Handle 0/비영 값 초기화·종료, 시험 전용 ABI Fixture를 통한 char[]/word[]/long[]/F[1] 성공 왕복, 실패 시 caller-owned 출력 Buffer 불변성을 확인</w:t>
             </w:r>
           </w:p>
         </w:tc>
@@ -11705,7 +11705,7 @@
                 <w:color w:val="1F2937"/>
                 <w:sz w:val="17"/>
               </w:rPr>
-              <w:t>실제 Board Timeout 50%, 0x80/0x81 지연, 200 Rule Profile, x86 Memory</w:t>
+              <w:t>실제 Board Timeout 50%, 0x80/0x81 지연, 200 Rule Profile, x86/x64 Memory</w:t>
             </w:r>
           </w:p>
         </w:tc>
@@ -30309,7 +30309,7 @@
                 <w:color w:val="1F2937"/>
                 <w:sz w:val="16"/>
               </w:rPr>
-              <w:t>x86 Peak Memory</w:t>
+              <w:t>x86/x64 Peak Memory</w:t>
             </w:r>
           </w:p>
         </w:tc>
@@ -30758,7 +30758,7 @@
                 <w:color w:val="1F2937"/>
                 <w:sz w:val="17"/>
               </w:rPr>
-              <w:t>x64 v1</w:t>
+              <w:t>x64 v0.2.0</w:t>
             </w:r>
           </w:p>
         </w:tc>
@@ -30888,7 +30888,7 @@
               <w:rFonts w:ascii="Malgun Gothic" w:hAnsi="Malgun Gothic" w:eastAsia="Malgun Gothic"/>
               <w:sz w:val="17"/>
             </w:rPr>
-            <w:t>Revision 0.13 | Release 0.1.0 Baseline</w:t>
+            <w:t>Revision 0.13 | Release 0.2.0 Baseline</w:t>
           </w:r>
         </w:p>
       </w:tc>

--- a/docs/01_Requirements/Modbus485Emulator_SRS.docx
+++ b/docs/01_Requirements/Modbus485Emulator_SRS.docx
@@ -32,7 +32,7 @@
           <w:color w:val="64748B"/>
           <w:sz w:val="26"/>
         </w:rPr>
-        <w:t>Modbus485Emulator - Release 0.2.0 공식 요구사항 Baseline</w:t>
+        <w:t>Modbus485Emulator - Release 0.3.0 공식 요구사항 Baseline</w:t>
       </w:r>
     </w:p>
     <w:tbl>
@@ -238,11 +238,7 @@
           </w:tcPr>
           <w:p>
             <w:r>
-              <w:rPr>
-                <w:rFonts w:ascii="Malgun Gothic" w:hAnsi="Malgun Gothic" w:eastAsia="Malgun Gothic"/>
-                <w:sz w:val="17"/>
-              </w:rPr>
-              <w:t>0.13 / Release 0.2.0 Baseline</w:t>
+              <w:t>0.14 / Release 0.3.0 Baseline</w:t>
             </w:r>
           </w:p>
         </w:tc>
@@ -310,7 +306,7 @@
           <w:color w:val="2E75B6"/>
           <w:sz w:val="20"/>
         </w:rPr>
-        <w:t>문서 상태: Release 0.2.0 요구사항 Baseline</w:t>
+        <w:t>문서 상태: Release 0.3.0 요구사항 Baseline</w:t>
       </w:r>
     </w:p>
     <w:p>
@@ -787,6 +783,64 @@
                 <w:sz w:val="17"/>
               </w:rPr>
               <w:t>Slave ID 0 FC10의 Port-local 무응답 원자 적용과 Broadcast Read 무적용 정책 반영</w:t>
+            </w:r>
+          </w:p>
+        </w:tc>
+      </w:tr>
+      <w:tr>
+        <w:tc>
+          <w:tcPr>
+            <w:tcW w:type="dxa" w:w="1152"/>
+          </w:tcPr>
+          <w:p>
+            <w:r>
+              <w:rPr>
+                <w:rFonts w:ascii="Aptos" w:hAnsi="Aptos"/>
+                <w:sz w:val="18"/>
+              </w:rPr>
+              <w:t>0.14</w:t>
+            </w:r>
+          </w:p>
+        </w:tc>
+        <w:tc>
+          <w:tcPr>
+            <w:tcW w:type="dxa" w:w="1584"/>
+          </w:tcPr>
+          <w:p>
+            <w:r>
+              <w:rPr>
+                <w:rFonts w:ascii="Aptos" w:hAnsi="Aptos"/>
+                <w:sz w:val="18"/>
+              </w:rPr>
+              <w:t>2026-08-12</w:t>
+            </w:r>
+          </w:p>
+        </w:tc>
+        <w:tc>
+          <w:tcPr>
+            <w:tcW w:type="dxa" w:w="2160"/>
+          </w:tcPr>
+          <w:p>
+            <w:r>
+              <w:rPr>
+                <w:rFonts w:ascii="Aptos" w:hAnsi="Aptos"/>
+                <w:sz w:val="18"/>
+              </w:rPr>
+              <w:t>Release Baseline</w:t>
+            </w:r>
+          </w:p>
+        </w:tc>
+        <w:tc>
+          <w:tcPr>
+            <w:tcW w:type="dxa" w:w="4464"/>
+          </w:tcPr>
+          <w:p>
+            <w:r>
+              <w:rPr>
+                <w:rFonts w:ascii="Aptos" w:hAnsi="Aptos"/>
+                <w:sz w:val="18"/>
+              </w:rPr>
+              <w:t>Index별 RTU 통신 제어, Connected/Disconnected 표시, REQ/RES/NO_RES CSV Log와 26개 API 계약 반영</w:t>
             </w:r>
           </w:p>
         </w:tc>
@@ -2683,7 +2737,7 @@
         <w:pStyle w:val="ListBullet"/>
       </w:pPr>
       <w:r>
-        <w:t>v0.2.0은 Windows x86/x64를 함께 공식 배포하며 CANalyzer 18 x64 Measurement는 외부 검증 대상이다.</w:t>
+        <w:t>v0.3.0은 Windows x86/x64를 함께 공식 배포하며 CANalyzer 18 x64 Measurement는 외부 검증 대상이다.</w:t>
       </w:r>
     </w:p>
     <w:p>
@@ -2723,7 +2777,7 @@
         <w:pStyle w:val="ListBullet"/>
       </w:pPr>
       <w:r>
-        <w:t>Release 0.2.0 공개 계약은 M485E_ Prefix의 21개 CAPL DLL API와 FC03·FC04·FC10 동작만 포함한다.</w:t>
+        <w:t>Release 0.3.0 공개 계약은 M485E_ Prefix의 21개 CAPL DLL API와 FC03·FC04·FC10 동작만 포함한다.</w:t>
       </w:r>
     </w:p>
     <w:p>
@@ -5238,6 +5292,241 @@
                 <w:sz w:val="16"/>
               </w:rPr>
               <w:t>Signal Panel은 System Variable과 Signal 물리값을 연결하고 Index+SignalName 기반 Core API로 Read/Write해야 한다.</w:t>
+            </w:r>
+          </w:p>
+        </w:tc>
+      </w:tr>
+      <w:tr>
+        <w:trPr>
+          <w:cantSplit w:val="true"/>
+        </w:trPr>
+        <w:tc>
+          <w:tcPr>
+            <w:tcW w:type="dxa" w:w="1944"/>
+            <w:tcMar>
+              <w:top w:w="80" w:type="dxa"/>
+              <w:start w:w="120" w:type="dxa"/>
+              <w:bottom w:w="80" w:type="dxa"/>
+              <w:end w:w="120" w:type="dxa"/>
+            </w:tcMar>
+            <w:vAlign w:val="center"/>
+          </w:tcPr>
+          <w:p>
+            <w:r>
+              <w:rPr>
+                <w:rFonts w:ascii="Aptos" w:hAnsi="Aptos"/>
+                <w:sz w:val="18"/>
+              </w:rPr>
+              <w:t>REQ-FUNC-045</w:t>
+            </w:r>
+          </w:p>
+        </w:tc>
+        <w:tc>
+          <w:tcPr>
+            <w:tcW w:type="dxa" w:w="7416"/>
+            <w:tcMar>
+              <w:top w:w="80" w:type="dxa"/>
+              <w:start w:w="120" w:type="dxa"/>
+              <w:bottom w:w="80" w:type="dxa"/>
+              <w:end w:w="120" w:type="dxa"/>
+            </w:tcMar>
+            <w:vAlign w:val="center"/>
+          </w:tcPr>
+          <w:p>
+            <w:r>
+              <w:rPr>
+                <w:rFonts w:ascii="Aptos" w:hAnsi="Aptos"/>
+                <w:sz w:val="18"/>
+              </w:rPr>
+              <w:t>사용자는 Device Index별 외부 Modbus RTU 통신을 활성화하거나 비활성화할 수 있어야 한다. 비활성 Index는 FC03·FC04·FC10에 응답하거나 Register를 변경하지 않으며 같은 Port의 다른 Device와 Direct/CAN 기능에는 영향을 주지 않아야 한다.</w:t>
+            </w:r>
+          </w:p>
+        </w:tc>
+      </w:tr>
+      <w:tr>
+        <w:trPr>
+          <w:cantSplit w:val="true"/>
+        </w:trPr>
+        <w:tc>
+          <w:tcPr>
+            <w:tcW w:type="dxa" w:w="1944"/>
+            <w:tcMar>
+              <w:top w:w="80" w:type="dxa"/>
+              <w:start w:w="120" w:type="dxa"/>
+              <w:bottom w:w="80" w:type="dxa"/>
+              <w:end w:w="120" w:type="dxa"/>
+            </w:tcMar>
+            <w:vAlign w:val="center"/>
+          </w:tcPr>
+          <w:p>
+            <w:r>
+              <w:rPr>
+                <w:rFonts w:ascii="Aptos" w:hAnsi="Aptos"/>
+                <w:sz w:val="18"/>
+              </w:rPr>
+              <w:t>REQ-FUNC-046</w:t>
+            </w:r>
+          </w:p>
+        </w:tc>
+        <w:tc>
+          <w:tcPr>
+            <w:tcW w:type="dxa" w:w="7416"/>
+            <w:tcMar>
+              <w:top w:w="80" w:type="dxa"/>
+              <w:start w:w="120" w:type="dxa"/>
+              <w:bottom w:w="80" w:type="dxa"/>
+              <w:end w:w="120" w:type="dxa"/>
+            </w:tcMar>
+            <w:vAlign w:val="center"/>
+          </w:tcPr>
+          <w:p>
+            <w:r>
+              <w:rPr>
+                <w:rFonts w:ascii="Aptos" w:hAnsi="Aptos"/>
+                <w:sz w:val="18"/>
+              </w:rPr>
+              <w:t>CAPL Panel은 각 Device Index의 설정 여부·사용자 활성화·전체 연결 상태를 조합하여 Unconfigured, Disabled, Disconnected, Available 상태를 100ms 주기로 표시해야 한다.</w:t>
+            </w:r>
+          </w:p>
+        </w:tc>
+      </w:tr>
+      <w:tr>
+        <w:trPr>
+          <w:cantSplit w:val="true"/>
+        </w:trPr>
+        <w:tc>
+          <w:tcPr>
+            <w:tcW w:type="dxa" w:w="1944"/>
+            <w:tcMar>
+              <w:top w:w="80" w:type="dxa"/>
+              <w:start w:w="120" w:type="dxa"/>
+              <w:bottom w:w="80" w:type="dxa"/>
+              <w:end w:w="120" w:type="dxa"/>
+            </w:tcMar>
+            <w:vAlign w:val="center"/>
+          </w:tcPr>
+          <w:p>
+            <w:r>
+              <w:rPr>
+                <w:rFonts w:ascii="Aptos" w:hAnsi="Aptos"/>
+                <w:sz w:val="18"/>
+              </w:rPr>
+              <w:t>REQ-FUNC-047</w:t>
+            </w:r>
+          </w:p>
+        </w:tc>
+        <w:tc>
+          <w:tcPr>
+            <w:tcW w:type="dxa" w:w="7416"/>
+            <w:tcMar>
+              <w:top w:w="80" w:type="dxa"/>
+              <w:start w:w="120" w:type="dxa"/>
+              <w:bottom w:w="80" w:type="dxa"/>
+              <w:end w:w="120" w:type="dxa"/>
+            </w:tcMar>
+            <w:vAlign w:val="center"/>
+          </w:tcPr>
+          <w:p>
+            <w:r>
+              <w:rPr>
+                <w:rFonts w:ascii="Aptos" w:hAnsi="Aptos"/>
+                <w:sz w:val="18"/>
+              </w:rPr>
+              <w:t>Connection Panel은 실제 Lifecycle이 Connected일 때 ConnectedLed만, Disconnected일 때 DisconnectedLed만 켜고 나머지 상태에서는 두 LED를 모두 꺼야 한다.</w:t>
+            </w:r>
+          </w:p>
+        </w:tc>
+      </w:tr>
+      <w:tr>
+        <w:trPr>
+          <w:cantSplit w:val="true"/>
+        </w:trPr>
+        <w:tc>
+          <w:tcPr>
+            <w:tcW w:type="dxa" w:w="1944"/>
+            <w:tcMar>
+              <w:top w:w="80" w:type="dxa"/>
+              <w:start w:w="120" w:type="dxa"/>
+              <w:bottom w:w="80" w:type="dxa"/>
+              <w:end w:w="120" w:type="dxa"/>
+            </w:tcMar>
+            <w:vAlign w:val="center"/>
+          </w:tcPr>
+          <w:p>
+            <w:r>
+              <w:rPr>
+                <w:rFonts w:ascii="Aptos" w:hAnsi="Aptos"/>
+                <w:sz w:val="18"/>
+              </w:rPr>
+              <w:t>REQ-FUNC-048</w:t>
+            </w:r>
+          </w:p>
+        </w:tc>
+        <w:tc>
+          <w:tcPr>
+            <w:tcW w:type="dxa" w:w="7416"/>
+            <w:tcMar>
+              <w:top w:w="80" w:type="dxa"/>
+              <w:start w:w="120" w:type="dxa"/>
+              <w:bottom w:w="80" w:type="dxa"/>
+              <w:end w:w="120" w:type="dxa"/>
+            </w:tcMar>
+            <w:vAlign w:val="center"/>
+          </w:tcPr>
+          <w:p>
+            <w:r>
+              <w:rPr>
+                <w:rFonts w:ascii="Aptos" w:hAnsi="Aptos"/>
+                <w:sz w:val="18"/>
+              </w:rPr>
+              <w:t>RTU Log Switch가 ON이면 Master 요청과 실제 응답 또는 무응답 결과를 동일 Sequence의 REQ/RES 또는 REQ/NO_RES CSV 행으로 기록해야 한다.</w:t>
+            </w:r>
+          </w:p>
+        </w:tc>
+      </w:tr>
+      <w:tr>
+        <w:trPr>
+          <w:cantSplit w:val="true"/>
+        </w:trPr>
+        <w:tc>
+          <w:tcPr>
+            <w:tcW w:type="dxa" w:w="1944"/>
+            <w:tcMar>
+              <w:top w:w="80" w:type="dxa"/>
+              <w:start w:w="120" w:type="dxa"/>
+              <w:bottom w:w="80" w:type="dxa"/>
+              <w:end w:w="120" w:type="dxa"/>
+            </w:tcMar>
+            <w:vAlign w:val="center"/>
+          </w:tcPr>
+          <w:p>
+            <w:r>
+              <w:rPr>
+                <w:rFonts w:ascii="Aptos" w:hAnsi="Aptos"/>
+                <w:sz w:val="18"/>
+              </w:rPr>
+              <w:t>REQ-FUNC-049</w:t>
+            </w:r>
+          </w:p>
+        </w:tc>
+        <w:tc>
+          <w:tcPr>
+            <w:tcW w:type="dxa" w:w="7416"/>
+            <w:tcMar>
+              <w:top w:w="80" w:type="dxa"/>
+              <w:start w:w="120" w:type="dxa"/>
+              <w:bottom w:w="80" w:type="dxa"/>
+              <w:end w:w="120" w:type="dxa"/>
+            </w:tcMar>
+            <w:vAlign w:val="center"/>
+          </w:tcPr>
+          <w:p>
+            <w:r>
+              <w:rPr>
+                <w:rFonts w:ascii="Aptos" w:hAnsi="Aptos"/>
+                <w:sz w:val="18"/>
+              </w:rPr>
+              <w:t>RTU Log OFF→ON마다 M485E_RTU_YYYYMMDD_HHMMSS.csv를 새로 생성하고 이름 충돌 시 순번 접미사를 사용해야 하며 CAPL만 파일 I/O를 수행해야 한다.</w:t>
             </w:r>
           </w:p>
         </w:tc>
@@ -7499,7 +7788,7 @@
                 <w:color w:val="1F2937"/>
                 <w:sz w:val="16"/>
               </w:rPr>
-              <w:t>CANalyzer 9.x x86은 Windows-x86 DLL을 직접 로딩하고 CANalyzer 13 이상은 M485E.vmodule에서 실행 아키텍처를 선택해야 한다. 두 DLL은 동일한 CAPL_DLL_INFO4 21개 Export를 제공해야 한다.</w:t>
+              <w:t>CANalyzer 9.x x86은 Windows-x86 DLL을 직접 로딩하고 CANalyzer 13 이상은 M485E.vmodule에서 실행 아키텍처를 선택해야 한다. 두 DLL은 동일한 CAPL_DLL_INFO4 26개 Export를 제공해야 한다.</w:t>
             </w:r>
           </w:p>
         </w:tc>
@@ -7664,7 +7953,7 @@
                 <w:color w:val="1F2937"/>
                 <w:sz w:val="16"/>
               </w:rPr>
-              <w:t>1차 공개 CAPL Core 및 저수준 DLL Export는 Appendix A의 21개 함수명, 순서, 논리 파라미터와 대응 관계를 따라야 한다.</w:t>
+              <w:t>1차 공개 CAPL Core 및 저수준 DLL Export는 Appendix A의 26개 함수명, 순서, 논리 파라미터와 대응 관계를 따라야 한다.</w:t>
             </w:r>
           </w:p>
         </w:tc>
@@ -8215,6 +8504,100 @@
                 <w:sz w:val="16"/>
               </w:rPr>
               <w:t>Periodic Read는 Index+Rule_ID로 메모리 Snapshot을 반환하고 Change Dequeue는 PortSlot별 단건 원자 조회를 제공해야 한다.</w:t>
+            </w:r>
+          </w:p>
+        </w:tc>
+      </w:tr>
+      <w:tr>
+        <w:trPr>
+          <w:cantSplit w:val="true"/>
+        </w:trPr>
+        <w:tc>
+          <w:tcPr>
+            <w:tcW w:type="dxa" w:w="1944"/>
+            <w:tcMar>
+              <w:top w:w="80" w:type="dxa"/>
+              <w:start w:w="120" w:type="dxa"/>
+              <w:bottom w:w="80" w:type="dxa"/>
+              <w:end w:w="120" w:type="dxa"/>
+            </w:tcMar>
+            <w:vAlign w:val="center"/>
+          </w:tcPr>
+          <w:p>
+            <w:r>
+              <w:rPr>
+                <w:rFonts w:ascii="Aptos" w:hAnsi="Aptos"/>
+                <w:sz w:val="18"/>
+              </w:rPr>
+              <w:t>REQ-IF-015</w:t>
+            </w:r>
+          </w:p>
+        </w:tc>
+        <w:tc>
+          <w:tcPr>
+            <w:tcW w:type="dxa" w:w="7416"/>
+            <w:tcMar>
+              <w:top w:w="80" w:type="dxa"/>
+              <w:start w:w="120" w:type="dxa"/>
+              <w:bottom w:w="80" w:type="dxa"/>
+              <w:end w:w="120" w:type="dxa"/>
+            </w:tcMar>
+            <w:vAlign w:val="center"/>
+          </w:tcPr>
+          <w:p>
+            <w:r>
+              <w:rPr>
+                <w:rFonts w:ascii="Aptos" w:hAnsi="Aptos"/>
+                <w:sz w:val="18"/>
+              </w:rPr>
+              <w:t>CAPL DLL Export Table은 기존 21개 Entry의 이름·파라미터·순서를 유지하고 Device 통신 제어 2개와 RTU Log 3개 API를 22~26번에 추가해야 한다.</w:t>
+            </w:r>
+          </w:p>
+        </w:tc>
+      </w:tr>
+      <w:tr>
+        <w:trPr>
+          <w:cantSplit w:val="true"/>
+        </w:trPr>
+        <w:tc>
+          <w:tcPr>
+            <w:tcW w:type="dxa" w:w="1944"/>
+            <w:tcMar>
+              <w:top w:w="80" w:type="dxa"/>
+              <w:start w:w="120" w:type="dxa"/>
+              <w:bottom w:w="80" w:type="dxa"/>
+              <w:end w:w="120" w:type="dxa"/>
+            </w:tcMar>
+            <w:vAlign w:val="center"/>
+          </w:tcPr>
+          <w:p>
+            <w:r>
+              <w:rPr>
+                <w:rFonts w:ascii="Aptos" w:hAnsi="Aptos"/>
+                <w:sz w:val="18"/>
+              </w:rPr>
+              <w:t>REQ-IF-016</w:t>
+            </w:r>
+          </w:p>
+        </w:tc>
+        <w:tc>
+          <w:tcPr>
+            <w:tcW w:type="dxa" w:w="7416"/>
+            <w:tcMar>
+              <w:top w:w="80" w:type="dxa"/>
+              <w:start w:w="120" w:type="dxa"/>
+              <w:bottom w:w="80" w:type="dxa"/>
+              <w:end w:w="120" w:type="dxa"/>
+            </w:tcMar>
+            <w:vAlign w:val="center"/>
+          </w:tcPr>
+          <w:p>
+            <w:r>
+              <w:rPr>
+                <w:rFonts w:ascii="Aptos" w:hAnsi="Aptos"/>
+                <w:sz w:val="18"/>
+              </w:rPr>
+              <w:t>RTU Log Queue는 Context별 완결 Transaction 256개를 저장하고 caller-owned char Buffer로 한 CSV 행씩 배출하며 DLL은 파일 시스템에 직접 접근하지 않아야 한다.</w:t>
             </w:r>
           </w:p>
         </w:tc>
@@ -8591,7 +8974,7 @@
                 <w:color w:val="1F2937"/>
                 <w:sz w:val="16"/>
               </w:rPr>
-              <w:t>공개 오류 코드의 숫자·상수명·Severity·CAPL Message Key는 Appendix의 90개 기준을 고정하고 기존 코드를 변경·재사용하지 않아야 한다.</w:t>
+              <w:t>공개 오류 코드의 숫자·상수명·Severity·CAPL Message Key는 Appendix의 92개 기준을 고정하고 기존 코드를 변경·재사용하지 않아야 한다.</w:t>
             </w:r>
           </w:p>
         </w:tc>
@@ -10476,7 +10859,7 @@
                 <w:color w:val="1F2937"/>
                 <w:sz w:val="16"/>
               </w:rPr>
-              <w:t>공식 v0.2.0 빌드·검증·배포 대상은 CANalyzer 9.x SP8 Windows x86과 CANalyzer 18 Windows x64이다.</w:t>
+              <w:t>공식 v0.3.0 빌드·검증·배포 대상은 CANalyzer 9.x SP8 Windows x86과 CANalyzer 18 Windows x64이다.</w:t>
             </w:r>
           </w:p>
         </w:tc>
@@ -10586,7 +10969,7 @@
                 <w:color w:val="1F2937"/>
                 <w:sz w:val="16"/>
               </w:rPr>
-              <w:t>Release 0.2.0은 M485E_ Prefix 공개 API, Windows x86/x64 Build, FC03·FC04·FC10 및 정식 문서 집합을 단일 호환 기준으로 유지해야 한다.</w:t>
+              <w:t>Release 0.3.0은 M485E_ Prefix 공개 API, Windows x86/x64 Build, FC03·FC04·FC10 및 정식 문서 집합을 단일 호환 기준으로 유지해야 한다.</w:t>
             </w:r>
           </w:p>
         </w:tc>
@@ -11225,7 +11608,7 @@
                 <w:color w:val="1F2937"/>
                 <w:sz w:val="17"/>
               </w:rPr>
-              <w:t>CANalyzer 9.x x86 및 CANalyzer 18 x64에서 생산 DLL 로드와 21개 API 최소 호출, Context Handle 0/비영 값 초기화·종료, 시험 전용 ABI Fixture를 통한 char[]/word[]/long[]/F[1] 성공 왕복, 실패 시 caller-owned 출력 Buffer 불변성을 확인</w:t>
+              <w:t>CANalyzer 9.x x86 및 CANalyzer 18 x64에서 생산 DLL 로드와 26개 API 최소 호출, Context Handle 0/비영 값 초기화·종료, 시험 전용 ABI Fixture를 통한 char[]/word[]/long[]/F[1] 성공 왕복, 실패 시 caller-owned 출력 Buffer 불변성을 확인</w:t>
             </w:r>
           </w:p>
         </w:tc>
@@ -11785,7 +12168,75 @@
                 <w:color w:val="1F2937"/>
                 <w:sz w:val="17"/>
               </w:rPr>
-              <w:t>90개 코드, LastSyncError, FIFO 병합/Overflow, Context 정확성</w:t>
+              <w:t>92개 코드, LastSyncError, FIFO 병합/Overflow, Context 정확성</w:t>
+            </w:r>
+          </w:p>
+        </w:tc>
+      </w:tr>
+      <w:tr>
+        <w:trPr>
+          <w:cantSplit w:val="true"/>
+        </w:trPr>
+        <w:tc>
+          <w:tcPr>
+            <w:tcW w:type="dxa" w:w="1728"/>
+            <w:tcMar>
+              <w:top w:w="80" w:type="dxa"/>
+              <w:start w:w="120" w:type="dxa"/>
+              <w:bottom w:w="80" w:type="dxa"/>
+              <w:end w:w="120" w:type="dxa"/>
+            </w:tcMar>
+            <w:vAlign w:val="center"/>
+          </w:tcPr>
+          <w:p>
+            <w:r>
+              <w:rPr>
+                <w:rFonts w:ascii="Aptos" w:hAnsi="Aptos"/>
+                <w:sz w:val="18"/>
+              </w:rPr>
+              <w:t>AC-GRP-009</w:t>
+            </w:r>
+          </w:p>
+        </w:tc>
+        <w:tc>
+          <w:tcPr>
+            <w:tcW w:type="dxa" w:w="1872"/>
+            <w:tcMar>
+              <w:top w:w="80" w:type="dxa"/>
+              <w:start w:w="120" w:type="dxa"/>
+              <w:bottom w:w="80" w:type="dxa"/>
+              <w:end w:w="120" w:type="dxa"/>
+            </w:tcMar>
+            <w:vAlign w:val="center"/>
+          </w:tcPr>
+          <w:p>
+            <w:r>
+              <w:rPr>
+                <w:rFonts w:ascii="Aptos" w:hAnsi="Aptos"/>
+                <w:sz w:val="18"/>
+              </w:rPr>
+              <w:t>Device/RTU Log</w:t>
+            </w:r>
+          </w:p>
+        </w:tc>
+        <w:tc>
+          <w:tcPr>
+            <w:tcW w:type="dxa" w:w="5760"/>
+            <w:tcMar>
+              <w:top w:w="80" w:type="dxa"/>
+              <w:start w:w="120" w:type="dxa"/>
+              <w:bottom w:w="80" w:type="dxa"/>
+              <w:end w:w="120" w:type="dxa"/>
+            </w:tcMar>
+            <w:vAlign w:val="center"/>
+          </w:tcPr>
+          <w:p>
+            <w:r>
+              <w:rPr>
+                <w:rFonts w:ascii="Aptos" w:hAnsi="Aptos"/>
+                <w:sz w:val="18"/>
+              </w:rPr>
+              <w:t>Index 비활성 무응답·무변경과 peer 격리, Device 상태 LED, REQ/RES·NO_RES pairing, 새 파일·용량·손실 진단</w:t>
             </w:r>
           </w:p>
         </w:tc>
@@ -11821,7 +12272,7 @@
           <w:color w:val="64748B"/>
           <w:sz w:val="18"/>
         </w:rPr>
-        <w:t>Table 17. 21개 공개 API와 저수준 Export</w:t>
+        <w:t>Table 17. 26개 공개 API와 저수준 Export</w:t>
       </w:r>
     </w:p>
     <w:tbl>
@@ -13597,6 +14048,346 @@
                 <w:sz w:val="14"/>
               </w:rPr>
               <w:t>M485E_Dll_GetErrorQueueStats(ContextHandle, StatsCapacity, OutStats[])</w:t>
+            </w:r>
+          </w:p>
+        </w:tc>
+      </w:tr>
+      <w:tr>
+        <w:trPr>
+          <w:cantSplit w:val="true"/>
+        </w:trPr>
+        <w:tc>
+          <w:tcPr>
+            <w:tcW w:type="dxa" w:w="648"/>
+            <w:tcMar>
+              <w:top w:w="80" w:type="dxa"/>
+              <w:start w:w="120" w:type="dxa"/>
+              <w:bottom w:w="80" w:type="dxa"/>
+              <w:end w:w="120" w:type="dxa"/>
+            </w:tcMar>
+            <w:vAlign w:val="center"/>
+          </w:tcPr>
+          <w:p>
+            <w:r>
+              <w:rPr>
+                <w:rFonts w:ascii="Aptos" w:hAnsi="Aptos"/>
+                <w:sz w:val="18"/>
+              </w:rPr>
+              <w:t>22</w:t>
+            </w:r>
+          </w:p>
+        </w:tc>
+        <w:tc>
+          <w:tcPr>
+            <w:tcW w:type="dxa" w:w="3960"/>
+            <w:tcMar>
+              <w:top w:w="80" w:type="dxa"/>
+              <w:start w:w="120" w:type="dxa"/>
+              <w:bottom w:w="80" w:type="dxa"/>
+              <w:end w:w="120" w:type="dxa"/>
+            </w:tcMar>
+            <w:vAlign w:val="center"/>
+          </w:tcPr>
+          <w:p>
+            <w:r>
+              <w:rPr>
+                <w:rFonts w:ascii="Aptos" w:hAnsi="Aptos"/>
+                <w:sz w:val="18"/>
+              </w:rPr>
+              <w:t>M485E_Core_SetDeviceCommunicationEnabled(Index, Enabled)</w:t>
+            </w:r>
+          </w:p>
+        </w:tc>
+        <w:tc>
+          <w:tcPr>
+            <w:tcW w:type="dxa" w:w="4752"/>
+            <w:tcMar>
+              <w:top w:w="80" w:type="dxa"/>
+              <w:start w:w="120" w:type="dxa"/>
+              <w:bottom w:w="80" w:type="dxa"/>
+              <w:end w:w="120" w:type="dxa"/>
+            </w:tcMar>
+            <w:vAlign w:val="center"/>
+          </w:tcPr>
+          <w:p>
+            <w:r>
+              <w:rPr>
+                <w:rFonts w:ascii="Aptos" w:hAnsi="Aptos"/>
+                <w:sz w:val="18"/>
+              </w:rPr>
+              <w:t>M485E_Dll_SetDeviceCommunicationEnabled(ContextHandle, Index, Enabled)</w:t>
+            </w:r>
+          </w:p>
+        </w:tc>
+      </w:tr>
+      <w:tr>
+        <w:trPr>
+          <w:cantSplit w:val="true"/>
+        </w:trPr>
+        <w:tc>
+          <w:tcPr>
+            <w:tcW w:type="dxa" w:w="648"/>
+            <w:tcMar>
+              <w:top w:w="80" w:type="dxa"/>
+              <w:start w:w="120" w:type="dxa"/>
+              <w:bottom w:w="80" w:type="dxa"/>
+              <w:end w:w="120" w:type="dxa"/>
+            </w:tcMar>
+            <w:vAlign w:val="center"/>
+          </w:tcPr>
+          <w:p>
+            <w:r>
+              <w:rPr>
+                <w:rFonts w:ascii="Aptos" w:hAnsi="Aptos"/>
+                <w:sz w:val="18"/>
+              </w:rPr>
+              <w:t>23</w:t>
+            </w:r>
+          </w:p>
+        </w:tc>
+        <w:tc>
+          <w:tcPr>
+            <w:tcW w:type="dxa" w:w="3960"/>
+            <w:tcMar>
+              <w:top w:w="80" w:type="dxa"/>
+              <w:start w:w="120" w:type="dxa"/>
+              <w:bottom w:w="80" w:type="dxa"/>
+              <w:end w:w="120" w:type="dxa"/>
+            </w:tcMar>
+            <w:vAlign w:val="center"/>
+          </w:tcPr>
+          <w:p>
+            <w:r>
+              <w:rPr>
+                <w:rFonts w:ascii="Aptos" w:hAnsi="Aptos"/>
+                <w:sz w:val="18"/>
+              </w:rPr>
+              <w:t>M485E_Core_GetDeviceCommunicationStates(OutStates[])</w:t>
+            </w:r>
+          </w:p>
+        </w:tc>
+        <w:tc>
+          <w:tcPr>
+            <w:tcW w:type="dxa" w:w="4752"/>
+            <w:tcMar>
+              <w:top w:w="80" w:type="dxa"/>
+              <w:start w:w="120" w:type="dxa"/>
+              <w:bottom w:w="80" w:type="dxa"/>
+              <w:end w:w="120" w:type="dxa"/>
+            </w:tcMar>
+            <w:vAlign w:val="center"/>
+          </w:tcPr>
+          <w:p>
+            <w:r>
+              <w:rPr>
+                <w:rFonts w:ascii="Aptos" w:hAnsi="Aptos"/>
+                <w:sz w:val="18"/>
+              </w:rPr>
+              <w:t>M485E_Dll_GetDeviceCommunicationStates(ContextHandle, StateCapacity, OutStates[])</w:t>
+            </w:r>
+          </w:p>
+        </w:tc>
+      </w:tr>
+      <w:tr>
+        <w:trPr>
+          <w:cantSplit w:val="true"/>
+        </w:trPr>
+        <w:tc>
+          <w:tcPr>
+            <w:tcW w:type="dxa" w:w="648"/>
+            <w:tcMar>
+              <w:top w:w="80" w:type="dxa"/>
+              <w:start w:w="120" w:type="dxa"/>
+              <w:bottom w:w="80" w:type="dxa"/>
+              <w:end w:w="120" w:type="dxa"/>
+            </w:tcMar>
+            <w:vAlign w:val="center"/>
+          </w:tcPr>
+          <w:p>
+            <w:r>
+              <w:rPr>
+                <w:rFonts w:ascii="Aptos" w:hAnsi="Aptos"/>
+                <w:sz w:val="18"/>
+              </w:rPr>
+              <w:t>24</w:t>
+            </w:r>
+          </w:p>
+        </w:tc>
+        <w:tc>
+          <w:tcPr>
+            <w:tcW w:type="dxa" w:w="3960"/>
+            <w:tcMar>
+              <w:top w:w="80" w:type="dxa"/>
+              <w:start w:w="120" w:type="dxa"/>
+              <w:bottom w:w="80" w:type="dxa"/>
+              <w:end w:w="120" w:type="dxa"/>
+            </w:tcMar>
+            <w:vAlign w:val="center"/>
+          </w:tcPr>
+          <w:p>
+            <w:r>
+              <w:rPr>
+                <w:rFonts w:ascii="Aptos" w:hAnsi="Aptos"/>
+                <w:sz w:val="18"/>
+              </w:rPr>
+              <w:t>M485E_Core_SetRtuLogEnabled(Enabled)</w:t>
+            </w:r>
+          </w:p>
+        </w:tc>
+        <w:tc>
+          <w:tcPr>
+            <w:tcW w:type="dxa" w:w="4752"/>
+            <w:tcMar>
+              <w:top w:w="80" w:type="dxa"/>
+              <w:start w:w="120" w:type="dxa"/>
+              <w:bottom w:w="80" w:type="dxa"/>
+              <w:end w:w="120" w:type="dxa"/>
+            </w:tcMar>
+            <w:vAlign w:val="center"/>
+          </w:tcPr>
+          <w:p>
+            <w:r>
+              <w:rPr>
+                <w:rFonts w:ascii="Aptos" w:hAnsi="Aptos"/>
+                <w:sz w:val="18"/>
+              </w:rPr>
+              <w:t>M485E_Dll_SetRtuLogEnabled(ContextHandle, Enabled)</w:t>
+            </w:r>
+          </w:p>
+        </w:tc>
+      </w:tr>
+      <w:tr>
+        <w:trPr>
+          <w:cantSplit w:val="true"/>
+        </w:trPr>
+        <w:tc>
+          <w:tcPr>
+            <w:tcW w:type="dxa" w:w="648"/>
+            <w:tcMar>
+              <w:top w:w="80" w:type="dxa"/>
+              <w:start w:w="120" w:type="dxa"/>
+              <w:bottom w:w="80" w:type="dxa"/>
+              <w:end w:w="120" w:type="dxa"/>
+            </w:tcMar>
+            <w:vAlign w:val="center"/>
+          </w:tcPr>
+          <w:p>
+            <w:r>
+              <w:rPr>
+                <w:rFonts w:ascii="Aptos" w:hAnsi="Aptos"/>
+                <w:sz w:val="18"/>
+              </w:rPr>
+              <w:t>25</w:t>
+            </w:r>
+          </w:p>
+        </w:tc>
+        <w:tc>
+          <w:tcPr>
+            <w:tcW w:type="dxa" w:w="3960"/>
+            <w:tcMar>
+              <w:top w:w="80" w:type="dxa"/>
+              <w:start w:w="120" w:type="dxa"/>
+              <w:bottom w:w="80" w:type="dxa"/>
+              <w:end w:w="120" w:type="dxa"/>
+            </w:tcMar>
+            <w:vAlign w:val="center"/>
+          </w:tcPr>
+          <w:p>
+            <w:r>
+              <w:rPr>
+                <w:rFonts w:ascii="Aptos" w:hAnsi="Aptos"/>
+                <w:sz w:val="18"/>
+              </w:rPr>
+              <w:t>M485E_Core_TryDequeueRtuLogLine(OutLine[])</w:t>
+            </w:r>
+          </w:p>
+        </w:tc>
+        <w:tc>
+          <w:tcPr>
+            <w:tcW w:type="dxa" w:w="4752"/>
+            <w:tcMar>
+              <w:top w:w="80" w:type="dxa"/>
+              <w:start w:w="120" w:type="dxa"/>
+              <w:bottom w:w="80" w:type="dxa"/>
+              <w:end w:w="120" w:type="dxa"/>
+            </w:tcMar>
+            <w:vAlign w:val="center"/>
+          </w:tcPr>
+          <w:p>
+            <w:r>
+              <w:rPr>
+                <w:rFonts w:ascii="Aptos" w:hAnsi="Aptos"/>
+                <w:sz w:val="18"/>
+              </w:rPr>
+              <w:t>M485E_Dll_TryDequeueRtuLogLine(ContextHandle, LineCapacity, OutLine[])</w:t>
+            </w:r>
+          </w:p>
+        </w:tc>
+      </w:tr>
+      <w:tr>
+        <w:trPr>
+          <w:cantSplit w:val="true"/>
+        </w:trPr>
+        <w:tc>
+          <w:tcPr>
+            <w:tcW w:type="dxa" w:w="648"/>
+            <w:tcMar>
+              <w:top w:w="80" w:type="dxa"/>
+              <w:start w:w="120" w:type="dxa"/>
+              <w:bottom w:w="80" w:type="dxa"/>
+              <w:end w:w="120" w:type="dxa"/>
+            </w:tcMar>
+            <w:vAlign w:val="center"/>
+          </w:tcPr>
+          <w:p>
+            <w:r>
+              <w:rPr>
+                <w:rFonts w:ascii="Aptos" w:hAnsi="Aptos"/>
+                <w:sz w:val="18"/>
+              </w:rPr>
+              <w:t>26</w:t>
+            </w:r>
+          </w:p>
+        </w:tc>
+        <w:tc>
+          <w:tcPr>
+            <w:tcW w:type="dxa" w:w="3960"/>
+            <w:tcMar>
+              <w:top w:w="80" w:type="dxa"/>
+              <w:start w:w="120" w:type="dxa"/>
+              <w:bottom w:w="80" w:type="dxa"/>
+              <w:end w:w="120" w:type="dxa"/>
+            </w:tcMar>
+            <w:vAlign w:val="center"/>
+          </w:tcPr>
+          <w:p>
+            <w:r>
+              <w:rPr>
+                <w:rFonts w:ascii="Aptos" w:hAnsi="Aptos"/>
+                <w:sz w:val="18"/>
+              </w:rPr>
+              <w:t>M485E_Core_GetRtuLogStats(OutStats[])</w:t>
+            </w:r>
+          </w:p>
+        </w:tc>
+        <w:tc>
+          <w:tcPr>
+            <w:tcW w:type="dxa" w:w="4752"/>
+            <w:tcMar>
+              <w:top w:w="80" w:type="dxa"/>
+              <w:start w:w="120" w:type="dxa"/>
+              <w:bottom w:w="80" w:type="dxa"/>
+              <w:end w:w="120" w:type="dxa"/>
+            </w:tcMar>
+            <w:vAlign w:val="center"/>
+          </w:tcPr>
+          <w:p>
+            <w:r>
+              <w:rPr>
+                <w:rFonts w:ascii="Aptos" w:hAnsi="Aptos"/>
+                <w:sz w:val="18"/>
+              </w:rPr>
+              <w:t>M485E_Dll_GetRtuLogStats(ContextHandle, StatsCapacity, OutStats[])</w:t>
             </w:r>
           </w:p>
         </w:tc>
@@ -16239,6 +17030,100 @@
           </w:p>
         </w:tc>
       </w:tr>
+      <w:tr>
+        <w:trPr>
+          <w:cantSplit w:val="true"/>
+        </w:trPr>
+        <w:tc>
+          <w:tcPr>
+            <w:tcW w:type="dxa" w:w="4032"/>
+            <w:tcMar>
+              <w:top w:w="80" w:type="dxa"/>
+              <w:start w:w="120" w:type="dxa"/>
+              <w:bottom w:w="80" w:type="dxa"/>
+              <w:end w:w="120" w:type="dxa"/>
+            </w:tcMar>
+            <w:vAlign w:val="center"/>
+          </w:tcPr>
+          <w:p>
+            <w:r>
+              <w:rPr>
+                <w:rFonts w:ascii="Aptos" w:hAnsi="Aptos"/>
+                <w:sz w:val="18"/>
+              </w:rPr>
+              <w:t>Device State / RTU Log Stats</w:t>
+            </w:r>
+          </w:p>
+        </w:tc>
+        <w:tc>
+          <w:tcPr>
+            <w:tcW w:type="dxa" w:w="5328"/>
+            <w:tcMar>
+              <w:top w:w="80" w:type="dxa"/>
+              <w:start w:w="120" w:type="dxa"/>
+              <w:bottom w:w="80" w:type="dxa"/>
+              <w:end w:w="120" w:type="dxa"/>
+            </w:tcMar>
+            <w:vAlign w:val="center"/>
+          </w:tcPr>
+          <w:p>
+            <w:r>
+              <w:rPr>
+                <w:rFonts w:ascii="Aptos" w:hAnsi="Aptos"/>
+                <w:sz w:val="18"/>
+              </w:rPr>
+              <w:t>256 / 9 long</w:t>
+            </w:r>
+          </w:p>
+        </w:tc>
+      </w:tr>
+      <w:tr>
+        <w:trPr>
+          <w:cantSplit w:val="true"/>
+        </w:trPr>
+        <w:tc>
+          <w:tcPr>
+            <w:tcW w:type="dxa" w:w="4032"/>
+            <w:tcMar>
+              <w:top w:w="80" w:type="dxa"/>
+              <w:start w:w="120" w:type="dxa"/>
+              <w:bottom w:w="80" w:type="dxa"/>
+              <w:end w:w="120" w:type="dxa"/>
+            </w:tcMar>
+            <w:vAlign w:val="center"/>
+          </w:tcPr>
+          <w:p>
+            <w:r>
+              <w:rPr>
+                <w:rFonts w:ascii="Aptos" w:hAnsi="Aptos"/>
+                <w:sz w:val="18"/>
+              </w:rPr>
+              <w:t>RTU Log Transaction / CSV Line</w:t>
+            </w:r>
+          </w:p>
+        </w:tc>
+        <w:tc>
+          <w:tcPr>
+            <w:tcW w:type="dxa" w:w="5328"/>
+            <w:tcMar>
+              <w:top w:w="80" w:type="dxa"/>
+              <w:start w:w="120" w:type="dxa"/>
+              <w:bottom w:w="80" w:type="dxa"/>
+              <w:end w:w="120" w:type="dxa"/>
+            </w:tcMar>
+            <w:vAlign w:val="center"/>
+          </w:tcPr>
+          <w:p>
+            <w:r>
+              <w:rPr>
+                <w:rFonts w:ascii="Aptos" w:hAnsi="Aptos"/>
+                <w:sz w:val="18"/>
+              </w:rPr>
+              <w:t>256 / 1,535Byte (NUL 제외)</w:t>
+            </w:r>
+          </w:p>
+        </w:tc>
+      </w:tr>
     </w:tbl>
     <w:p>
       <w:pPr>
@@ -17967,7 +18852,7 @@
     </w:p>
     <w:p>
       <w:r>
-        <w:t>아래 90개 코드는 v1 공개 계약이다. 신규 코드는 각 기능 영역의 미사용 번호에 추가할 수 있으나 기존 숫자·상수명·의미·Message Key는 변경하거나 재사용하지 않는다.</w:t>
+        <w:t>아래 92개 코드는 v1 공개 계약이다. 신규 코드는 각 기능 영역의 미사용 번호에 추가할 수 있으나 기존 숫자·상수명·의미·Message Key는 변경하거나 재사용하지 않는다.</w:t>
       </w:r>
     </w:p>
     <w:p>
@@ -17982,7 +18867,7 @@
           <w:color w:val="64748B"/>
           <w:sz w:val="18"/>
         </w:rPr>
-        <w:t>Table 25. 공개 오류 코드 90개</w:t>
+        <w:t>Table 25. 공개 오류 코드 92개</w:t>
       </w:r>
     </w:p>
     <w:tbl>
@@ -29830,6 +30715,226 @@
                 <w:sz w:val="13"/>
               </w:rPr>
               <w:t>복구 불가능한 내부 Worker 실패</w:t>
+            </w:r>
+          </w:p>
+        </w:tc>
+      </w:tr>
+      <w:tr>
+        <w:trPr>
+          <w:cantSplit w:val="true"/>
+        </w:trPr>
+        <w:tc>
+          <w:tcPr>
+            <w:tcW w:type="dxa" w:w="936"/>
+            <w:tcMar>
+              <w:top w:w="80" w:type="dxa"/>
+              <w:start w:w="120" w:type="dxa"/>
+              <w:bottom w:w="80" w:type="dxa"/>
+              <w:end w:w="120" w:type="dxa"/>
+            </w:tcMar>
+            <w:vAlign w:val="center"/>
+          </w:tcPr>
+          <w:p>
+            <w:r>
+              <w:rPr>
+                <w:rFonts w:ascii="Aptos" w:hAnsi="Aptos"/>
+                <w:sz w:val="18"/>
+              </w:rPr>
+              <w:t>-6010</w:t>
+            </w:r>
+          </w:p>
+        </w:tc>
+        <w:tc>
+          <w:tcPr>
+            <w:tcW w:type="dxa" w:w="2520"/>
+            <w:tcMar>
+              <w:top w:w="80" w:type="dxa"/>
+              <w:start w:w="120" w:type="dxa"/>
+              <w:bottom w:w="80" w:type="dxa"/>
+              <w:end w:w="120" w:type="dxa"/>
+            </w:tcMar>
+            <w:vAlign w:val="center"/>
+          </w:tcPr>
+          <w:p>
+            <w:r>
+              <w:rPr>
+                <w:rFonts w:ascii="Aptos" w:hAnsi="Aptos"/>
+                <w:sz w:val="18"/>
+              </w:rPr>
+              <w:t>M485E_ERR_RTU_LOG_FILE_OPEN</w:t>
+            </w:r>
+          </w:p>
+        </w:tc>
+        <w:tc>
+          <w:tcPr>
+            <w:tcW w:type="dxa" w:w="1080"/>
+            <w:tcMar>
+              <w:top w:w="80" w:type="dxa"/>
+              <w:start w:w="120" w:type="dxa"/>
+              <w:bottom w:w="80" w:type="dxa"/>
+              <w:end w:w="120" w:type="dxa"/>
+            </w:tcMar>
+            <w:vAlign w:val="center"/>
+          </w:tcPr>
+          <w:p>
+            <w:r>
+              <w:rPr>
+                <w:rFonts w:ascii="Aptos" w:hAnsi="Aptos"/>
+                <w:sz w:val="18"/>
+              </w:rPr>
+              <w:t>Error</w:t>
+            </w:r>
+          </w:p>
+        </w:tc>
+        <w:tc>
+          <w:tcPr>
+            <w:tcW w:type="dxa" w:w="1944"/>
+            <w:tcMar>
+              <w:top w:w="80" w:type="dxa"/>
+              <w:start w:w="120" w:type="dxa"/>
+              <w:bottom w:w="80" w:type="dxa"/>
+              <w:end w:w="120" w:type="dxa"/>
+            </w:tcMar>
+            <w:vAlign w:val="center"/>
+          </w:tcPr>
+          <w:p>
+            <w:r>
+              <w:rPr>
+                <w:rFonts w:ascii="Aptos" w:hAnsi="Aptos"/>
+                <w:sz w:val="18"/>
+              </w:rPr>
+              <w:t>ERR_RTU_LOG_FILE_OPEN</w:t>
+            </w:r>
+          </w:p>
+        </w:tc>
+        <w:tc>
+          <w:tcPr>
+            <w:tcW w:type="dxa" w:w="2880"/>
+            <w:tcMar>
+              <w:top w:w="80" w:type="dxa"/>
+              <w:start w:w="120" w:type="dxa"/>
+              <w:bottom w:w="80" w:type="dxa"/>
+              <w:end w:w="120" w:type="dxa"/>
+            </w:tcMar>
+            <w:vAlign w:val="center"/>
+          </w:tcPr>
+          <w:p>
+            <w:r>
+              <w:rPr>
+                <w:rFonts w:ascii="Aptos" w:hAnsi="Aptos"/>
+                <w:sz w:val="18"/>
+              </w:rPr>
+              <w:t>RTU Log CSV 파일 생성 또는 열기 실패</w:t>
+            </w:r>
+          </w:p>
+        </w:tc>
+      </w:tr>
+      <w:tr>
+        <w:trPr>
+          <w:cantSplit w:val="true"/>
+        </w:trPr>
+        <w:tc>
+          <w:tcPr>
+            <w:tcW w:type="dxa" w:w="936"/>
+            <w:tcMar>
+              <w:top w:w="80" w:type="dxa"/>
+              <w:start w:w="120" w:type="dxa"/>
+              <w:bottom w:w="80" w:type="dxa"/>
+              <w:end w:w="120" w:type="dxa"/>
+            </w:tcMar>
+            <w:vAlign w:val="center"/>
+          </w:tcPr>
+          <w:p>
+            <w:r>
+              <w:rPr>
+                <w:rFonts w:ascii="Aptos" w:hAnsi="Aptos"/>
+                <w:sz w:val="18"/>
+              </w:rPr>
+              <w:t>-6011</w:t>
+            </w:r>
+          </w:p>
+        </w:tc>
+        <w:tc>
+          <w:tcPr>
+            <w:tcW w:type="dxa" w:w="2520"/>
+            <w:tcMar>
+              <w:top w:w="80" w:type="dxa"/>
+              <w:start w:w="120" w:type="dxa"/>
+              <w:bottom w:w="80" w:type="dxa"/>
+              <w:end w:w="120" w:type="dxa"/>
+            </w:tcMar>
+            <w:vAlign w:val="center"/>
+          </w:tcPr>
+          <w:p>
+            <w:r>
+              <w:rPr>
+                <w:rFonts w:ascii="Aptos" w:hAnsi="Aptos"/>
+                <w:sz w:val="18"/>
+              </w:rPr>
+              <w:t>M485E_ERR_RTU_LOG_FILE_WRITE</w:t>
+            </w:r>
+          </w:p>
+        </w:tc>
+        <w:tc>
+          <w:tcPr>
+            <w:tcW w:type="dxa" w:w="1080"/>
+            <w:tcMar>
+              <w:top w:w="80" w:type="dxa"/>
+              <w:start w:w="120" w:type="dxa"/>
+              <w:bottom w:w="80" w:type="dxa"/>
+              <w:end w:w="120" w:type="dxa"/>
+            </w:tcMar>
+            <w:vAlign w:val="center"/>
+          </w:tcPr>
+          <w:p>
+            <w:r>
+              <w:rPr>
+                <w:rFonts w:ascii="Aptos" w:hAnsi="Aptos"/>
+                <w:sz w:val="18"/>
+              </w:rPr>
+              <w:t>Error</w:t>
+            </w:r>
+          </w:p>
+        </w:tc>
+        <w:tc>
+          <w:tcPr>
+            <w:tcW w:type="dxa" w:w="1944"/>
+            <w:tcMar>
+              <w:top w:w="80" w:type="dxa"/>
+              <w:start w:w="120" w:type="dxa"/>
+              <w:bottom w:w="80" w:type="dxa"/>
+              <w:end w:w="120" w:type="dxa"/>
+            </w:tcMar>
+            <w:vAlign w:val="center"/>
+          </w:tcPr>
+          <w:p>
+            <w:r>
+              <w:rPr>
+                <w:rFonts w:ascii="Aptos" w:hAnsi="Aptos"/>
+                <w:sz w:val="18"/>
+              </w:rPr>
+              <w:t>ERR_RTU_LOG_FILE_WRITE</w:t>
+            </w:r>
+          </w:p>
+        </w:tc>
+        <w:tc>
+          <w:tcPr>
+            <w:tcW w:type="dxa" w:w="2880"/>
+            <w:tcMar>
+              <w:top w:w="80" w:type="dxa"/>
+              <w:start w:w="120" w:type="dxa"/>
+              <w:bottom w:w="80" w:type="dxa"/>
+              <w:end w:w="120" w:type="dxa"/>
+            </w:tcMar>
+            <w:vAlign w:val="center"/>
+          </w:tcPr>
+          <w:p>
+            <w:r>
+              <w:rPr>
+                <w:rFonts w:ascii="Aptos" w:hAnsi="Aptos"/>
+                <w:sz w:val="18"/>
+              </w:rPr>
+              <w:t>RTU Log CSV Header 또는 Data 행 쓰기 실패</w:t>
             </w:r>
           </w:p>
         </w:tc>
@@ -30758,7 +31863,7 @@
                 <w:color w:val="1F2937"/>
                 <w:sz w:val="17"/>
               </w:rPr>
-              <w:t>x64 v0.2.0</w:t>
+              <w:t>x64 v0.3.0</w:t>
             </w:r>
           </w:p>
         </w:tc>
@@ -30783,7 +31888,7 @@
                 <w:color w:val="1F2937"/>
                 <w:sz w:val="17"/>
               </w:rPr>
-              <w:t>후속 체크리스트에서 별도 개발</w:t>
+              <w:t>Windows-x64 Release DLL과 .vmodule 배포; CANalyzer 18 실환경 검증</w:t>
             </w:r>
           </w:p>
         </w:tc>
@@ -30794,6 +31899,190 @@
         <w:spacing w:after="40"/>
       </w:pPr>
     </w:p>
+    <w:p>
+      <w:pPr>
+        <w:pStyle w:val="Heading2"/>
+      </w:pPr>
+      <w:r>
+        <w:t>Appendix E. RTU Log CSV V1</w:t>
+      </w:r>
+    </w:p>
+    <w:tbl>
+      <w:tblPr>
+        <w:tblStyle w:val="TableGrid"/>
+        <w:tblW w:type="auto" w:w="0"/>
+        <w:tblLook w:firstColumn="1" w:firstRow="1" w:lastColumn="0" w:lastRow="0" w:noHBand="0" w:noVBand="1" w:val="04A0"/>
+      </w:tblPr>
+      <w:tblGrid>
+        <w:gridCol w:w="4680"/>
+        <w:gridCol w:w="4680"/>
+      </w:tblGrid>
+      <w:tr>
+        <w:tc>
+          <w:tcPr>
+            <w:tcW w:type="dxa" w:w="4680"/>
+            <w:shd w:fill="2F75B5"/>
+          </w:tcPr>
+          <w:p>
+            <w:r>
+              <w:rPr>
+                <w:rFonts w:ascii="Aptos" w:hAnsi="Aptos"/>
+                <w:b/>
+                <w:color w:val="FFFFFF"/>
+                <w:sz w:val="18"/>
+              </w:rPr>
+              <w:t>파일</w:t>
+            </w:r>
+          </w:p>
+        </w:tc>
+        <w:tc>
+          <w:tcPr>
+            <w:tcW w:type="dxa" w:w="4680"/>
+          </w:tcPr>
+          <w:p>
+            <w:r>
+              <w:rPr>
+                <w:rFonts w:ascii="Aptos" w:hAnsi="Aptos"/>
+                <w:sz w:val="18"/>
+              </w:rPr>
+              <w:t>Logs/M485E/M485E_RTU_YYYYMMDD_HHMMSS.csv; 충돌 시 _NN 접미사</w:t>
+            </w:r>
+          </w:p>
+        </w:tc>
+      </w:tr>
+      <w:tr>
+        <w:tc>
+          <w:tcPr>
+            <w:tcW w:type="dxa" w:w="4680"/>
+            <w:shd w:fill="2F75B5"/>
+          </w:tcPr>
+          <w:p>
+            <w:r>
+              <w:rPr>
+                <w:rFonts w:ascii="Aptos" w:hAnsi="Aptos"/>
+                <w:b/>
+                <w:color w:val="FFFFFF"/>
+                <w:sz w:val="18"/>
+              </w:rPr>
+              <w:t>Column</w:t>
+            </w:r>
+          </w:p>
+        </w:tc>
+        <w:tc>
+          <w:tcPr>
+            <w:tcW w:type="dxa" w:w="4680"/>
+          </w:tcPr>
+          <w:p>
+            <w:r>
+              <w:rPr>
+                <w:rFonts w:ascii="Aptos" w:hAnsi="Aptos"/>
+                <w:sz w:val="18"/>
+              </w:rPr>
+              <w:t>Timestamp, Sequence, Record_Type, Port, Slave_ID, Index, Device_Name, Function_Code, Address, Quantity, Result, Data</w:t>
+            </w:r>
+          </w:p>
+        </w:tc>
+      </w:tr>
+      <w:tr>
+        <w:tc>
+          <w:tcPr>
+            <w:tcW w:type="dxa" w:w="4680"/>
+            <w:shd w:fill="2F75B5"/>
+          </w:tcPr>
+          <w:p>
+            <w:r>
+              <w:rPr>
+                <w:rFonts w:ascii="Aptos" w:hAnsi="Aptos"/>
+                <w:b/>
+                <w:color w:val="FFFFFF"/>
+                <w:sz w:val="18"/>
+              </w:rPr>
+              <w:t>Record</w:t>
+            </w:r>
+          </w:p>
+        </w:tc>
+        <w:tc>
+          <w:tcPr>
+            <w:tcW w:type="dxa" w:w="4680"/>
+          </w:tcPr>
+          <w:p>
+            <w:r>
+              <w:rPr>
+                <w:rFonts w:ascii="Aptos" w:hAnsi="Aptos"/>
+                <w:sz w:val="18"/>
+              </w:rPr>
+              <w:t>REQ 다음에 동일 Sequence의 RES 또는 NO_RES를 기록하며 Data는 전체 RTU ADU를 공백 없는 16진수로 저장한다.</w:t>
+            </w:r>
+          </w:p>
+        </w:tc>
+      </w:tr>
+      <w:tr>
+        <w:tc>
+          <w:tcPr>
+            <w:tcW w:type="dxa" w:w="4680"/>
+            <w:shd w:fill="2F75B5"/>
+          </w:tcPr>
+          <w:p>
+            <w:r>
+              <w:rPr>
+                <w:rFonts w:ascii="Aptos" w:hAnsi="Aptos"/>
+                <w:b/>
+                <w:color w:val="FFFFFF"/>
+                <w:sz w:val="18"/>
+              </w:rPr>
+              <w:t>Result</w:t>
+            </w:r>
+          </w:p>
+        </w:tc>
+        <w:tc>
+          <w:tcPr>
+            <w:tcW w:type="dxa" w:w="4680"/>
+          </w:tcPr>
+          <w:p>
+            <w:r>
+              <w:rPr>
+                <w:rFonts w:ascii="Aptos" w:hAnsi="Aptos"/>
+                <w:sz w:val="18"/>
+              </w:rPr>
+              <w:t>OK, ExceptionSent, DeviceDisabled, BroadcastNoResponse, UnknownSlave, InvalidFrame, CrcError, ResponseSendFailed</w:t>
+            </w:r>
+          </w:p>
+        </w:tc>
+      </w:tr>
+      <w:tr>
+        <w:tc>
+          <w:tcPr>
+            <w:tcW w:type="dxa" w:w="4680"/>
+            <w:shd w:fill="2F75B5"/>
+          </w:tcPr>
+          <w:p>
+            <w:r>
+              <w:rPr>
+                <w:rFonts w:ascii="Aptos" w:hAnsi="Aptos"/>
+                <w:b/>
+                <w:color w:val="FFFFFF"/>
+                <w:sz w:val="18"/>
+              </w:rPr>
+              <w:t>Overflow</w:t>
+            </w:r>
+          </w:p>
+        </w:tc>
+        <w:tc>
+          <w:tcPr>
+            <w:tcW w:type="dxa" w:w="4680"/>
+          </w:tcPr>
+          <w:p>
+            <w:r>
+              <w:rPr>
+                <w:rFonts w:ascii="Aptos" w:hAnsi="Aptos"/>
+                <w:sz w:val="18"/>
+              </w:rPr>
+              <w:t>완결 Transaction 256개를 초과하면 oldest-drop하고 DroppedCount를 누적하되 이미 배출한 REQ의 짝은 보존한다.</w:t>
+            </w:r>
+          </w:p>
+        </w:tc>
+      </w:tr>
+    </w:tbl>
     <w:sectPr>
       <w:headerReference w:type="default" r:id="rId9"/>
       <w:footerReference w:type="default" r:id="rId10"/>
@@ -30888,7 +32177,7 @@
               <w:rFonts w:ascii="Malgun Gothic" w:hAnsi="Malgun Gothic" w:eastAsia="Malgun Gothic"/>
               <w:sz w:val="17"/>
             </w:rPr>
-            <w:t>Revision 0.13 | Release 0.2.0 Baseline</w:t>
+            <w:t>Revision 0.14 | Release 0.3.0 Baseline</w:t>
           </w:r>
         </w:p>
       </w:tc>

--- a/docs/01_Requirements/Modbus485Emulator_SRS.docx
+++ b/docs/01_Requirements/Modbus485Emulator_SRS.docx
@@ -238,7 +238,7 @@
           </w:tcPr>
           <w:p>
             <w:r>
-              <w:t>0.14 / Release 0.3.0 Baseline</w:t>
+              <w:t>0.15 / Release 0.3.0 Baseline</w:t>
             </w:r>
           </w:p>
         </w:tc>
@@ -284,7 +284,7 @@
           </w:tcPr>
           <w:p>
             <w:r>
-              <w:t>2026-08-12</w:t>
+              <w:t>2026-08-13</w:t>
             </w:r>
           </w:p>
         </w:tc>
@@ -310,9 +310,7 @@
       </w:r>
     </w:p>
     <w:p>
-      <w:r>
-        <w:br w:type="page"/>
-      </w:r>
+      <w:r/>
     </w:p>
     <w:p>
       <w:pPr>
@@ -841,6 +839,48 @@
                 <w:sz w:val="18"/>
               </w:rPr>
               <w:t>Index별 RTU 통신 제어, Connected/Disconnected 표시, REQ/RES/NO_RES CSV Log와 26개 API 계약 반영</w:t>
+            </w:r>
+          </w:p>
+        </w:tc>
+      </w:tr>
+      <w:tr>
+        <w:tc>
+          <w:tcPr>
+            <w:tcW w:type="dxa" w:w="1152"/>
+          </w:tcPr>
+          <w:p>
+            <w:r>
+              <w:t>0.15</w:t>
+            </w:r>
+          </w:p>
+        </w:tc>
+        <w:tc>
+          <w:tcPr>
+            <w:tcW w:type="dxa" w:w="1584"/>
+          </w:tcPr>
+          <w:p>
+            <w:r>
+              <w:t>2026-08-13</w:t>
+            </w:r>
+          </w:p>
+        </w:tc>
+        <w:tc>
+          <w:tcPr>
+            <w:tcW w:type="dxa" w:w="2160"/>
+          </w:tcPr>
+          <w:p>
+            <w:r>
+              <w:t>Release Baseline</w:t>
+            </w:r>
+          </w:p>
+        </w:tc>
+        <w:tc>
+          <w:tcPr>
+            <w:tcW w:type="dxa" w:w="4464"/>
+          </w:tcPr>
+          <w:p>
+            <w:r>
+              <w:t>RTU 로그 파일 Open 선행, 종료 idle wait, 27개 ABI 및 93개 오류 계약 반영</w:t>
             </w:r>
           </w:p>
         </w:tc>
@@ -2063,9 +2103,7 @@
       </w:r>
     </w:p>
     <w:p>
-      <w:r>
-        <w:br w:type="page"/>
-      </w:r>
+      <w:r/>
     </w:p>
     <w:p>
       <w:pPr>
@@ -2243,40 +2281,7 @@
         <w:keepNext/>
         <w:jc w:val="center"/>
       </w:pPr>
-      <w:r>
-        <w:drawing>
-          <wp:inline xmlns:a="http://schemas.openxmlformats.org/drawingml/2006/main" xmlns:pic="http://schemas.openxmlformats.org/drawingml/2006/picture">
-            <wp:extent cx="5669280" cy="3320578"/>
-            <wp:docPr id="1" name="Picture 1" descr="Modbus485Emulator 시스템 컨텍스트" title="Modbus485Emulator 시스템 컨텍스트"/>
-            <wp:cNvGraphicFramePr>
-              <a:graphicFrameLocks noChangeAspect="1"/>
-            </wp:cNvGraphicFramePr>
-            <a:graphic>
-              <a:graphicData uri="http://schemas.openxmlformats.org/drawingml/2006/picture">
-                <pic:pic>
-                  <pic:nvPicPr>
-                    <pic:cNvPr id="0" name="system_context.png"/>
-                    <pic:cNvPicPr/>
-                  </pic:nvPicPr>
-                  <pic:blipFill>
-                    <a:blip r:embed="rId11"/>
-                    <a:stretch>
-                      <a:fillRect/>
-                    </a:stretch>
-                  </pic:blipFill>
-                  <pic:spPr>
-                    <a:xfrm>
-                      <a:off x="0" y="0"/>
-                      <a:ext cx="5669280" cy="3320578"/>
-                    </a:xfrm>
-                    <a:prstGeom prst="rect"/>
-                  </pic:spPr>
-                </pic:pic>
-              </a:graphicData>
-            </a:graphic>
-          </wp:inline>
-        </w:drawing>
-      </w:r>
+      <w:r/>
     </w:p>
     <w:p>
       <w:pPr>
@@ -2777,7 +2782,7 @@
         <w:pStyle w:val="ListBullet"/>
       </w:pPr>
       <w:r>
-        <w:t>Release 0.3.0 공개 계약은 M485E_ Prefix의 21개 CAPL DLL API와 FC03·FC04·FC10 동작만 포함한다.</w:t>
+        <w:t>Release 0.3.0 공개 계약은 M485E_ Prefix의 27개 CAPL DLL API와 FC03·FC04·FC10 동작만 포함한다.</w:t>
       </w:r>
     </w:p>
     <w:p>
@@ -5522,11 +5527,7 @@
           </w:tcPr>
           <w:p>
             <w:r>
-              <w:rPr>
-                <w:rFonts w:ascii="Aptos" w:hAnsi="Aptos"/>
-                <w:sz w:val="18"/>
-              </w:rPr>
-              <w:t>RTU Log OFF→ON마다 M485E_RTU_YYYYMMDD_HHMMSS.csv를 새로 생성하고 이름 충돌 시 순번 접미사를 사용해야 하며 CAPL만 파일 I/O를 수행해야 한다.</w:t>
+              <w:t>RTU Log OFF→ON마다 M485E_RTU_YYYYMMDD_HHMMSS.csv를 새로 생성하고 이름 충돌 시 순번 접미사를 사용해야 한다. 파일 Open 성공 후에만 DLL Capture를 시작하며 OFF와 Measurement 종료 시 처리 중 Transaction을 최대 2초 기다리고 완료 행을 배출한 뒤 닫아야 한다. CAPL만 파일 I/O를 수행해야 한다.</w:t>
             </w:r>
           </w:p>
         </w:tc>
@@ -7788,7 +7789,7 @@
                 <w:color w:val="1F2937"/>
                 <w:sz w:val="16"/>
               </w:rPr>
-              <w:t>CANalyzer 9.x x86은 Windows-x86 DLL을 직접 로딩하고 CANalyzer 13 이상은 M485E.vmodule에서 실행 아키텍처를 선택해야 한다. 두 DLL은 동일한 CAPL_DLL_INFO4 26개 Export를 제공해야 한다.</w:t>
+              <w:t>CANalyzer 9.x x86은 Windows-x86 DLL을 직접 로딩하고 CANalyzer 13 이상은 M485E.vmodule에서 실행 아키텍처를 선택해야 한다. 두 DLL은 동일한 CAPL_DLL_INFO4 27개 Export를 제공해야 한다.</w:t>
             </w:r>
           </w:p>
         </w:tc>
@@ -7953,7 +7954,7 @@
                 <w:color w:val="1F2937"/>
                 <w:sz w:val="16"/>
               </w:rPr>
-              <w:t>1차 공개 CAPL Core 및 저수준 DLL Export는 Appendix A의 26개 함수명, 순서, 논리 파라미터와 대응 관계를 따라야 한다.</w:t>
+              <w:t>1차 공개 CAPL Core 및 저수준 DLL Export는 Appendix A의 27개 함수명, 순서, 논리 파라미터와 대응 관계를 따라야 한다.</w:t>
             </w:r>
           </w:p>
         </w:tc>
@@ -8550,7 +8551,7 @@
                 <w:rFonts w:ascii="Aptos" w:hAnsi="Aptos"/>
                 <w:sz w:val="18"/>
               </w:rPr>
-              <w:t>CAPL DLL Export Table은 기존 21개 Entry의 이름·파라미터·순서를 유지하고 Device 통신 제어 2개와 RTU Log 3개 API를 22~26번에 추가해야 한다.</w:t>
+              <w:t>CAPL DLL Export Table은 기존 21개 Entry의 이름·파라미터·순서를 유지하고 Device 통신 제어 2개와 RTU Log 4개 API를 22~27번에 추가해야 한다.</w:t>
             </w:r>
           </w:p>
         </w:tc>
@@ -8593,11 +8594,7 @@
           </w:tcPr>
           <w:p>
             <w:r>
-              <w:rPr>
-                <w:rFonts w:ascii="Aptos" w:hAnsi="Aptos"/>
-                <w:sz w:val="18"/>
-              </w:rPr>
-              <w:t>RTU Log Queue는 Context별 완결 Transaction 256개를 저장하고 caller-owned char Buffer로 한 CSV 행씩 배출하며 DLL은 파일 시스템에 직접 접근하지 않아야 한다.</w:t>
+              <w:t>RTU Log Queue는 Context별 완결 Transaction 256개를 저장하고 caller-owned char Buffer로 한 CSV 행씩 배출해야 한다. Capture 중지 후 처리 중 Transaction의 완료를 최대 2초 기다리는 API를 제공하며 DLL은 파일 시스템에 직접 접근하지 않아야 한다.</w:t>
             </w:r>
           </w:p>
         </w:tc>
@@ -8974,7 +8971,7 @@
                 <w:color w:val="1F2937"/>
                 <w:sz w:val="16"/>
               </w:rPr>
-              <w:t>공개 오류 코드의 숫자·상수명·Severity·CAPL Message Key는 Appendix의 92개 기준을 고정하고 기존 코드를 변경·재사용하지 않아야 한다.</w:t>
+              <w:t>공개 오류 코드의 숫자·상수명·Severity·CAPL Message Key는 Appendix의 93개 기준을 고정하고 기존 코드를 변경·재사용하지 않아야 한다.</w:t>
             </w:r>
           </w:p>
         </w:tc>
@@ -11608,7 +11605,7 @@
                 <w:color w:val="1F2937"/>
                 <w:sz w:val="17"/>
               </w:rPr>
-              <w:t>CANalyzer 9.x x86 및 CANalyzer 18 x64에서 생산 DLL 로드와 26개 API 최소 호출, Context Handle 0/비영 값 초기화·종료, 시험 전용 ABI Fixture를 통한 char[]/word[]/long[]/F[1] 성공 왕복, 실패 시 caller-owned 출력 Buffer 불변성을 확인</w:t>
+              <w:t>CANalyzer 9.x x86 및 CANalyzer 18 x64에서 생산 DLL 로드와 27개 API 최소 호출, Context Handle 0/비영 값 초기화·종료, 시험 전용 ABI Fixture를 통한 char[]/word[]/long[]/F[1] 성공 왕복, 실패 시 caller-owned 출력 Buffer 불변성을 확인</w:t>
             </w:r>
           </w:p>
         </w:tc>
@@ -12168,7 +12165,7 @@
                 <w:color w:val="1F2937"/>
                 <w:sz w:val="17"/>
               </w:rPr>
-              <w:t>92개 코드, LastSyncError, FIFO 병합/Overflow, Context 정확성</w:t>
+              <w:t>93개 코드, LastSyncError, FIFO 병합/Overflow, Context 정확성</w:t>
             </w:r>
           </w:p>
         </w:tc>
@@ -12272,7 +12269,7 @@
           <w:color w:val="64748B"/>
           <w:sz w:val="18"/>
         </w:rPr>
-        <w:t>Table 17. 26개 공개 API와 저수준 Export</w:t>
+        <w:t>Table 17. 27개 공개 API와 저수준 Export</w:t>
       </w:r>
     </w:p>
     <w:tbl>
@@ -14388,6 +14385,62 @@
                 <w:sz w:val="18"/>
               </w:rPr>
               <w:t>M485E_Dll_GetRtuLogStats(ContextHandle, StatsCapacity, OutStats[])</w:t>
+            </w:r>
+          </w:p>
+        </w:tc>
+      </w:tr>
+      <w:tr>
+        <w:trPr>
+          <w:cantSplit w:val="true"/>
+        </w:trPr>
+        <w:tc>
+          <w:tcPr>
+            <w:tcW w:type="dxa" w:w="648"/>
+            <w:tcMar>
+              <w:top w:w="80" w:type="dxa"/>
+              <w:start w:w="120" w:type="dxa"/>
+              <w:bottom w:w="80" w:type="dxa"/>
+              <w:end w:w="120" w:type="dxa"/>
+            </w:tcMar>
+            <w:vAlign w:val="center"/>
+          </w:tcPr>
+          <w:p>
+            <w:r>
+              <w:t>27</w:t>
+            </w:r>
+          </w:p>
+        </w:tc>
+        <w:tc>
+          <w:tcPr>
+            <w:tcW w:type="dxa" w:w="3960"/>
+            <w:tcMar>
+              <w:top w:w="80" w:type="dxa"/>
+              <w:start w:w="120" w:type="dxa"/>
+              <w:bottom w:w="80" w:type="dxa"/>
+              <w:end w:w="120" w:type="dxa"/>
+            </w:tcMar>
+            <w:vAlign w:val="center"/>
+          </w:tcPr>
+          <w:p>
+            <w:r>
+              <w:t>M485E_Core_WaitRtuLogIdle(TimeoutMs)</w:t>
+            </w:r>
+          </w:p>
+        </w:tc>
+        <w:tc>
+          <w:tcPr>
+            <w:tcW w:type="dxa" w:w="4752"/>
+            <w:tcMar>
+              <w:top w:w="80" w:type="dxa"/>
+              <w:start w:w="120" w:type="dxa"/>
+              <w:bottom w:w="80" w:type="dxa"/>
+              <w:end w:w="120" w:type="dxa"/>
+            </w:tcMar>
+            <w:vAlign w:val="center"/>
+          </w:tcPr>
+          <w:p>
+            <w:r>
+              <w:t>M485E_Dll_WaitRtuLogIdle(ContextHandle, TimeoutMs)</w:t>
             </w:r>
           </w:p>
         </w:tc>
@@ -18852,7 +18905,7 @@
     </w:p>
     <w:p>
       <w:r>
-        <w:t>아래 92개 코드는 v1 공개 계약이다. 신규 코드는 각 기능 영역의 미사용 번호에 추가할 수 있으나 기존 숫자·상수명·의미·Message Key는 변경하거나 재사용하지 않는다.</w:t>
+        <w:t>아래 93개 코드는 v1 공개 계약이다. 신규 코드는 각 기능 영역의 미사용 번호에 추가할 수 있으나 기존 숫자·상수명·의미·Message Key는 변경하거나 재사용하지 않는다.</w:t>
       </w:r>
     </w:p>
     <w:p>
@@ -18867,7 +18920,7 @@
           <w:color w:val="64748B"/>
           <w:sz w:val="18"/>
         </w:rPr>
-        <w:t>Table 25. 공개 오류 코드 92개</w:t>
+        <w:t>Table 25. 공개 오류 코드 93개</w:t>
       </w:r>
     </w:p>
     <w:tbl>
@@ -30935,6 +30988,96 @@
                 <w:sz w:val="18"/>
               </w:rPr>
               <w:t>RTU Log CSV Header 또는 Data 행 쓰기 실패</w:t>
+            </w:r>
+          </w:p>
+        </w:tc>
+      </w:tr>
+      <w:tr>
+        <w:trPr>
+          <w:cantSplit w:val="true"/>
+        </w:trPr>
+        <w:tc>
+          <w:tcPr>
+            <w:tcW w:type="dxa" w:w="936"/>
+            <w:tcMar>
+              <w:top w:w="80" w:type="dxa"/>
+              <w:start w:w="120" w:type="dxa"/>
+              <w:bottom w:w="80" w:type="dxa"/>
+              <w:end w:w="120" w:type="dxa"/>
+            </w:tcMar>
+            <w:vAlign w:val="center"/>
+          </w:tcPr>
+          <w:p>
+            <w:r>
+              <w:t>-6012</w:t>
+            </w:r>
+          </w:p>
+        </w:tc>
+        <w:tc>
+          <w:tcPr>
+            <w:tcW w:type="dxa" w:w="2520"/>
+            <w:tcMar>
+              <w:top w:w="80" w:type="dxa"/>
+              <w:start w:w="120" w:type="dxa"/>
+              <w:bottom w:w="80" w:type="dxa"/>
+              <w:end w:w="120" w:type="dxa"/>
+            </w:tcMar>
+            <w:vAlign w:val="center"/>
+          </w:tcPr>
+          <w:p>
+            <w:r>
+              <w:t>M485E_ERR_RTU_LOG_IDLE_TIMEOUT</w:t>
+            </w:r>
+          </w:p>
+        </w:tc>
+        <w:tc>
+          <w:tcPr>
+            <w:tcW w:type="dxa" w:w="1080"/>
+            <w:tcMar>
+              <w:top w:w="80" w:type="dxa"/>
+              <w:start w:w="120" w:type="dxa"/>
+              <w:bottom w:w="80" w:type="dxa"/>
+              <w:end w:w="120" w:type="dxa"/>
+            </w:tcMar>
+            <w:vAlign w:val="center"/>
+          </w:tcPr>
+          <w:p>
+            <w:r>
+              <w:t>Error</w:t>
+            </w:r>
+          </w:p>
+        </w:tc>
+        <w:tc>
+          <w:tcPr>
+            <w:tcW w:type="dxa" w:w="1944"/>
+            <w:tcMar>
+              <w:top w:w="80" w:type="dxa"/>
+              <w:start w:w="120" w:type="dxa"/>
+              <w:bottom w:w="80" w:type="dxa"/>
+              <w:end w:w="120" w:type="dxa"/>
+            </w:tcMar>
+            <w:vAlign w:val="center"/>
+          </w:tcPr>
+          <w:p>
+            <w:r>
+              <w:t>ERR_RTU_LOG_IDLE_TIMEOUT</w:t>
+            </w:r>
+          </w:p>
+        </w:tc>
+        <w:tc>
+          <w:tcPr>
+            <w:tcW w:type="dxa" w:w="2880"/>
+            <w:tcMar>
+              <w:top w:w="80" w:type="dxa"/>
+              <w:start w:w="120" w:type="dxa"/>
+              <w:bottom w:w="80" w:type="dxa"/>
+              <w:end w:w="120" w:type="dxa"/>
+            </w:tcMar>
+            <w:vAlign w:val="center"/>
+          </w:tcPr>
+          <w:p>
+            <w:r>
+              <w:t>RTU Log 처리 중 Transaction 완료 대기 시간 초과</w:t>
             </w:r>
           </w:p>
         </w:tc>
@@ -31295,16 +31438,8 @@
             <w:vAlign w:val="center"/>
           </w:tcPr>
           <w:p>
-            <w:pPr>
-              <w:spacing w:after="0" w:line="240" w:lineRule="auto"/>
-            </w:pPr>
-            <w:r>
-              <w:rPr>
-                <w:rFonts w:ascii="Malgun Gothic" w:hAnsi="Malgun Gothic" w:eastAsia="Malgun Gothic"/>
-                <w:color w:val="1F2937"/>
-                <w:sz w:val="16"/>
-              </w:rPr>
-              <w:t>생산 21 API와 시험 전용 ABI Fixture의 자동 Probe를 통과한 뒤 CANalyzer 9.x SP8에서 최종 검증</w:t>
+            <w:r>
+              <w:t>생산 27 API와 시험 전용 ABI Fixture의 자동 Probe를 통과한 뒤 CANalyzer 9.x SP8에서 최종 검증</w:t>
             </w:r>
           </w:p>
         </w:tc>
@@ -32177,7 +32312,7 @@
               <w:rFonts w:ascii="Malgun Gothic" w:hAnsi="Malgun Gothic" w:eastAsia="Malgun Gothic"/>
               <w:sz w:val="17"/>
             </w:rPr>
-            <w:t>Revision 0.14 | Release 0.3.0 Baseline</w:t>
+            <w:t>Revision 0.15 | Release 0.3.0 Baseline</w:t>
           </w:r>
         </w:p>
       </w:tc>

--- a/docs/01_Requirements/Modbus485Emulator_SRS.docx
+++ b/docs/01_Requirements/Modbus485Emulator_SRS.docx
@@ -32,7 +32,7 @@
           <w:color w:val="64748B"/>
           <w:sz w:val="26"/>
         </w:rPr>
-        <w:t>Modbus485Emulator - Release 0.3.0 공식 요구사항 Baseline</w:t>
+        <w:t>Modbus485Emulator - Release 0.4.0 공식 요구사항 Baseline</w:t>
       </w:r>
     </w:p>
     <w:tbl>
@@ -238,7 +238,7 @@
           </w:tcPr>
           <w:p>
             <w:r>
-              <w:t>0.15 / Release 0.3.0 Baseline</w:t>
+              <w:t>0.16 / Release 0.4.0 Baseline</w:t>
             </w:r>
           </w:p>
         </w:tc>
@@ -306,7 +306,7 @@
           <w:color w:val="2E75B6"/>
           <w:sz w:val="20"/>
         </w:rPr>
-        <w:t>문서 상태: Release 0.3.0 요구사항 Baseline</w:t>
+        <w:t>문서 상태: Release 0.4.0 요구사항 Baseline</w:t>
       </w:r>
     </w:p>
     <w:p>
@@ -885,6 +885,48 @@
           </w:p>
         </w:tc>
       </w:tr>
+      <w:tr>
+        <w:tc>
+          <w:tcPr>
+            <w:tcW w:type="dxa" w:w="1152"/>
+          </w:tcPr>
+          <w:p>
+            <w:r>
+              <w:t>0.16</w:t>
+            </w:r>
+          </w:p>
+        </w:tc>
+        <w:tc>
+          <w:tcPr>
+            <w:tcW w:type="dxa" w:w="1584"/>
+          </w:tcPr>
+          <w:p>
+            <w:r>
+              <w:t>2026-08-13</w:t>
+            </w:r>
+          </w:p>
+        </w:tc>
+        <w:tc>
+          <w:tcPr>
+            <w:tcW w:type="dxa" w:w="2160"/>
+          </w:tcPr>
+          <w:p>
+            <w:r>
+              <w:t>Release Baseline</w:t>
+            </w:r>
+          </w:p>
+        </w:tc>
+        <w:tc>
+          <w:tcPr>
+            <w:tcW w:type="dxa" w:w="4464"/>
+          </w:tcPr>
+          <w:p>
+            <w:r>
+              <w:t>0x80 Periodic-only Monitoring, 23개 ABI 및 Rule Data Metadata V1(9개 필드) 계약 반영</w:t>
+            </w:r>
+          </w:p>
+        </w:tc>
+      </w:tr>
     </w:tbl>
     <w:p>
       <w:pPr>
@@ -1673,62 +1715,7 @@
                 <w:color w:val="1F2937"/>
                 <w:sz w:val="17"/>
               </w:rPr>
-              <w:t>과거 데이터 Queue가 아닌 Rule별 최신 0x80 Snapshot 요청 상태</w:t>
-            </w:r>
-          </w:p>
-        </w:tc>
-      </w:tr>
-      <w:tr>
-        <w:trPr>
-          <w:cantSplit w:val="true"/>
-        </w:trPr>
-        <w:tc>
-          <w:tcPr>
-            <w:tcW w:type="dxa" w:w="2304"/>
-            <w:tcMar>
-              <w:top w:w="80" w:type="dxa"/>
-              <w:start w:w="120" w:type="dxa"/>
-              <w:bottom w:w="80" w:type="dxa"/>
-              <w:end w:w="120" w:type="dxa"/>
-            </w:tcMar>
-            <w:vAlign w:val="center"/>
-          </w:tcPr>
-          <w:p>
-            <w:pPr>
-              <w:spacing w:after="0" w:line="240" w:lineRule="auto"/>
-            </w:pPr>
-            <w:r>
-              <w:rPr>
-                <w:rFonts w:ascii="Malgun Gothic" w:hAnsi="Malgun Gothic" w:eastAsia="Malgun Gothic"/>
-                <w:color w:val="1F2937"/>
-                <w:sz w:val="17"/>
-              </w:rPr>
-              <w:t>Change Snapshot</w:t>
-            </w:r>
-          </w:p>
-        </w:tc>
-        <w:tc>
-          <w:tcPr>
-            <w:tcW w:type="dxa" w:w="7056"/>
-            <w:tcMar>
-              <w:top w:w="80" w:type="dxa"/>
-              <w:start w:w="120" w:type="dxa"/>
-              <w:bottom w:w="80" w:type="dxa"/>
-              <w:end w:w="120" w:type="dxa"/>
-            </w:tcMar>
-            <w:vAlign w:val="center"/>
-          </w:tcPr>
-          <w:p>
-            <w:pPr>
-              <w:spacing w:after="0" w:line="240" w:lineRule="auto"/>
-            </w:pPr>
-            <w:r>
-              <w:rPr>
-                <w:rFonts w:ascii="Malgun Gothic" w:hAnsi="Malgun Gothic" w:eastAsia="Malgun Gothic"/>
-                <w:color w:val="1F2937"/>
-                <w:sz w:val="17"/>
-              </w:rPr>
-              <w:t>Register 변경 당시 Rule 전체 값을 보존한 0x81 불변 Snapshot</w:t>
+              <w:t>과거 데이터 Queue가 아닌 Rule별 최신 0x80 Periodic Rule Data 요청 상태</w:t>
             </w:r>
           </w:p>
         </w:tc>
@@ -2168,7 +2155,7 @@
         <w:pStyle w:val="ListBullet"/>
       </w:pPr>
       <w:r>
-        <w:t>0x80 Periodic 및 0x81 Change 가상 CAN Snapshot</w:t>
+        <w:t>0x80 Periodic 가상 CAN Rule Data Monitoring</w:t>
       </w:r>
     </w:p>
     <w:p>
@@ -2285,6 +2272,46 @@
     </w:p>
     <w:p>
       <w:pPr>
+        <w:spacing w:before="0" w:after="0"/>
+        <w:jc w:val="center"/>
+      </w:pPr>
+      <w:r>
+        <w:drawing>
+          <wp:inline xmlns:a="http://schemas.openxmlformats.org/drawingml/2006/main" xmlns:pic="http://schemas.openxmlformats.org/drawingml/2006/picture">
+            <wp:extent cx="4937760" cy="2892116"/>
+            <wp:docPr id="1" name="Picture 1"/>
+            <wp:cNvGraphicFramePr>
+              <a:graphicFrameLocks noChangeAspect="1"/>
+            </wp:cNvGraphicFramePr>
+            <a:graphic>
+              <a:graphicData uri="http://schemas.openxmlformats.org/drawingml/2006/picture">
+                <pic:pic>
+                  <pic:nvPicPr>
+                    <pic:cNvPr id="0" name="system_context.png"/>
+                    <pic:cNvPicPr/>
+                  </pic:nvPicPr>
+                  <pic:blipFill>
+                    <a:blip r:embed="rId12"/>
+                    <a:stretch>
+                      <a:fillRect/>
+                    </a:stretch>
+                  </pic:blipFill>
+                  <pic:spPr>
+                    <a:xfrm>
+                      <a:off x="0" y="0"/>
+                      <a:ext cx="4937760" cy="2892116"/>
+                    </a:xfrm>
+                    <a:prstGeom prst="rect"/>
+                  </pic:spPr>
+                </pic:pic>
+              </a:graphicData>
+            </a:graphic>
+          </wp:inline>
+        </w:drawing>
+      </w:r>
+    </w:p>
+    <w:p>
+      <w:pPr>
         <w:pStyle w:val="Caption"/>
         <w:jc w:val="center"/>
       </w:pPr>
@@ -2742,7 +2769,7 @@
         <w:pStyle w:val="ListBullet"/>
       </w:pPr>
       <w:r>
-        <w:t>v0.3.0은 Windows x86/x64를 함께 공식 배포하며 CANalyzer 18 x64 Measurement는 외부 검증 대상이다.</w:t>
+        <w:t>v0.4.0은 Windows x86/x64를 함께 공식 배포하며 CANalyzer 18 x64 Measurement는 외부 검증 대상이다.</w:t>
       </w:r>
     </w:p>
     <w:p>
@@ -2782,7 +2809,7 @@
         <w:pStyle w:val="ListBullet"/>
       </w:pPr>
       <w:r>
-        <w:t>Release 0.3.0 공개 계약은 M485E_ Prefix의 27개 CAPL DLL API와 FC03·FC04·FC10 동작만 포함한다.</w:t>
+        <w:t>Release 0.4.0 공개 계약은 M485E_ Prefix의 23개 CAPL DLL API와 FC03·FC04·FC10 동작만 포함한다.</w:t>
       </w:r>
     </w:p>
     <w:p>
@@ -3536,7 +3563,7 @@
                 <w:color w:val="1F2937"/>
                 <w:sz w:val="16"/>
               </w:rPr>
-              <w:t>Refresh 성공은 새 Init_Value를 적용한 Register Memory로 교체하고 Queue, Pending, Sequence, Counter 및 Latch를 초기화해야 한다.</w:t>
+              <w:t>Refresh 성공은 새 Init_Value를 적용한 Register Memory와 Device 상태를 원자 교체하고, 이후 Periodic 출력은 과거 변경 이력 없이 최신값부터 시작해야 한다.</w:t>
             </w:r>
           </w:p>
         </w:tc>
@@ -3866,7 +3893,7 @@
                 <w:color w:val="1F2937"/>
                 <w:sz w:val="16"/>
               </w:rPr>
-              <w:t>실제 값이 변경된 Write만 영향 Rule별 변경 Snapshot을 한 번씩 생성하며 동일값 Write는 Snapshot을 생성하지 않아야 한다.</w:t>
+              <w:t>RTU, Direct 및 Signal Write는 검증된 값을 Register Memory에 원자 반영하되 별도 0x81 Event 또는 변경 Snapshot을 생성하지 않아야 한다.</w:t>
             </w:r>
           </w:p>
         </w:tc>
@@ -3921,7 +3948,7 @@
                 <w:color w:val="1F2937"/>
                 <w:sz w:val="16"/>
               </w:rPr>
-              <w:t>Device Reset은 지정 Index의 전체 Register를 현재 Init Image로 원자 복원하고 실제 변경 Rule에 SourceType 0x03 Snapshot을 생성해야 한다.</w:t>
+              <w:t>Device Reset은 지정 Index의 전체 Register를 현재 Init Image로 원자 복원하고, 변경값은 다음 선택된 0x80 Periodic 출력에서 최신값으로 반영해야 한다.</w:t>
             </w:r>
           </w:p>
         </w:tc>
@@ -4526,7 +4553,7 @@
                 <w:color w:val="1F2937"/>
                 <w:sz w:val="16"/>
               </w:rPr>
-              <w:t>ReadSwitch는 모든 활성 Port의 Monitoring 전체를 제어하는 CAPL UI 입력이며 DLL은 하나의 MonitoringEnabled 상태만 유지해야 한다.</w:t>
+              <w:t>ReadSwitch는 CAPL의 1,000ms Cycle Timer와 10ms Output Pump를 시작·정지해야 하며 DLL은 별도 MonitoringEnabled 또는 Scheduling 상태를 소유하지 않아야 한다.</w:t>
             </w:r>
           </w:p>
         </w:tc>
@@ -4636,7 +4663,7 @@
                 <w:color w:val="1F2937"/>
                 <w:sz w:val="16"/>
               </w:rPr>
-              <w:t>Monitoring 시작 시 Applied Rule의 현재값을 0x80 Pending으로 즉시 한 번 등록하고 이후 1,000ms 공통 Cycle을 사용해야 한다.</w:t>
+              <w:t>Monitoring 시작 시 Applied Rule의 현재 Rule Data를 0x80 Pending으로 즉시 한 번 등록하고 이후 1,000ms 공통 Cycle을 사용해야 한다.</w:t>
             </w:r>
           </w:p>
         </w:tc>
@@ -4746,7 +4773,7 @@
                 <w:color w:val="1F2937"/>
                 <w:sz w:val="16"/>
               </w:rPr>
-              <w:t>Register 변경 Snapshot은 변경 당시 전체 Rule 값을 Port별 256개 불변 FIFO에 저장하고 CAPL이 단건 원자 Dequeue해야 한다.</w:t>
+              <w:t>DLL은 M485E_Dll_ReadRuleData 호출마다 Index+Rule_ID의 현재 Rule Data를 Rule Data Metadata V1 long[9]와 caller-owned word[]에 일관되게 동기 반환해야 한다.</w:t>
             </w:r>
           </w:p>
         </w:tc>
@@ -4801,7 +4828,7 @@
                 <w:color w:val="1F2937"/>
                 <w:sz w:val="16"/>
               </w:rPr>
-              <w:t>Change FIFO Overflow는 oldest-drop으로 처리하고 Register Write나 RTU를 Rollback하지 않으며 Counter, Latch와 Sequence 불연속으로 진단해야 한다.</w:t>
+              <w:t>RTU, Direct, Signal Write 및 Reset은 별도 변경 Event를 생성하지 않으며 선택된 Rule의 다음 0x80 Periodic Cycle이 최신 Register 값을 반영해야 한다.</w:t>
             </w:r>
           </w:p>
         </w:tc>
@@ -4856,7 +4883,7 @@
                 <w:color w:val="1F2937"/>
                 <w:sz w:val="16"/>
               </w:rPr>
-              <w:t>CAPL은 10ms Output Pump에서 1~4개 활성 Port를 Round-robin하고 Snapshot 묶음을 Tick 중간에 분할하지 않아야 한다.</w:t>
+              <w:t>CAPL은 10ms Output Pump에서 1~4개 활성 Port의 0x80 Periodic Rule Data 묶음을 Round-robin하고 한 묶음을 Tick 중간에 분할하지 않아야 한다.</w:t>
             </w:r>
           </w:p>
         </w:tc>
@@ -4911,7 +4938,7 @@
                 <w:color w:val="1F2937"/>
                 <w:sz w:val="16"/>
               </w:rPr>
-              <w:t>MaxFramesPerTick은 CAPL 코드 상수이며 최대 33 Frame Snapshot을 처리할 수 있도록 33 이상이어야 한다.</w:t>
+              <w:t>MaxFramesPerTick은 CAPL 코드 상수 66으로 고정하고, 다음 Rule Data 묶음 전체가 남은 Frame 예산에 들어갈 때만 송출을 시작해야 한다.</w:t>
             </w:r>
           </w:p>
         </w:tc>
@@ -5021,7 +5048,7 @@
                 <w:color w:val="1F2937"/>
                 <w:sz w:val="16"/>
               </w:rPr>
-              <w:t>ReadSwitch OFF/StopMonitoring은 Pending과 Change Queue를 폐기하고 OFF 중 변경은 Sequence 없이 SuppressedCount만 증가시켜야 한다.</w:t>
+              <w:t>ReadSwitch OFF는 CAPL Periodic Timer와 Pending을 정지·폐기하되 Modbus RTU와 Register/Signal 처리는 유지해야 한다. 재시작 시 정지 기간의 과거 상태를 재생하지 않아야 한다.</w:t>
             </w:r>
           </w:p>
         </w:tc>
@@ -6540,7 +6567,7 @@
                 <w:color w:val="1F2937"/>
                 <w:sz w:val="16"/>
               </w:rPr>
-              <w:t>실제 29bit ID는 Periodic 0x00IIRRMM, Change 0x01IIRRMM이며 Vector API 표현은 bit31 Extended Flag를 더한 0x80IIRRMM/0x81IIRRMM이어야 한다.</w:t>
+              <w:t>실제 29bit ID는 Periodic 0x00IIRRMM이며 Vector API 표현은 bit31 Extended Flag를 더한 0x80IIRRMM이어야 한다. 0x01/0x81 Change ID는 송출하지 않아야 한다.</w:t>
             </w:r>
           </w:p>
         </w:tc>
@@ -6595,7 +6622,7 @@
                 <w:color w:val="1F2937"/>
                 <w:sz w:val="16"/>
               </w:rPr>
-              <w:t>하나의 Rule Snapshot은 Header 1개와 ceil(Quantity/4) Data Message로 구성하고 mm은 0x01부터 순차 증가해야 한다.</w:t>
+              <w:t>하나의 Rule Data 묶음은 Header 1개와 ceil(Quantity/4) Data Message로 구성하고 mm은 0x01부터 순차 증가해야 한다.</w:t>
             </w:r>
           </w:p>
         </w:tc>
@@ -6650,7 +6677,7 @@
                 <w:color w:val="1F2937"/>
                 <w:sz w:val="16"/>
               </w:rPr>
-              <w:t>Header DLC는 8이며 Index, Slave_ID, Function_Code, SourceType, Address, Quantity를 규정된 Byte 순서로 포함해야 한다.</w:t>
+              <w:t>Header DLC는 8이며 Index, Slave_ID, Function_Code, SourceType, Address, Quantity를 규정된 Byte 순서로 포함하고 SourceType은 항상 0x00이어야 한다.</w:t>
             </w:r>
           </w:p>
         </w:tc>
@@ -6760,7 +6787,7 @@
                 <w:color w:val="1F2937"/>
                 <w:sz w:val="16"/>
               </w:rPr>
-              <w:t>SourceType은 0x00 Cyclic, 0x01 RTU Write, 0x02 Direct Write, 0x03 Default Reset을 사용하고 0x04는 예약하되 자동 송출하지 않아야 한다.</w:t>
+              <w:t>SourceType Byte는 0x00 Cyclic으로 고정하고 0x01~0x04는 예약값으로서 자동 송출하지 않아야 한다.</w:t>
             </w:r>
           </w:p>
         </w:tc>
@@ -7789,7 +7816,7 @@
                 <w:color w:val="1F2937"/>
                 <w:sz w:val="16"/>
               </w:rPr>
-              <w:t>CANalyzer 9.x x86은 Windows-x86 DLL을 직접 로딩하고 CANalyzer 13 이상은 M485E.vmodule에서 실행 아키텍처를 선택해야 한다. 두 DLL은 동일한 CAPL_DLL_INFO4 27개 Export를 제공해야 한다.</w:t>
+              <w:t>CANalyzer 9.x x86은 Windows-x86 DLL을 직접 로딩하고 CANalyzer 13 이상은 M485E.vmodule에서 실행 아키텍처를 선택해야 한다. 두 DLL은 동일한 CAPL_DLL_INFO4 23개 Export를 제공해야 한다.</w:t>
             </w:r>
           </w:p>
         </w:tc>
@@ -7954,7 +7981,7 @@
                 <w:color w:val="1F2937"/>
                 <w:sz w:val="16"/>
               </w:rPr>
-              <w:t>1차 공개 CAPL Core 및 저수준 DLL Export는 Appendix A의 27개 함수명, 순서, 논리 파라미터와 대응 관계를 따라야 한다.</w:t>
+              <w:t>1차 공개 CAPL Core 및 저수준 DLL Export는 Appendix A의 23개 함수명, 순서, 논리 파라미터와 대응 관계를 따라야 한다.</w:t>
             </w:r>
           </w:p>
         </w:tc>
@@ -8119,7 +8146,7 @@
                 <w:color w:val="1F2937"/>
                 <w:sz w:val="16"/>
               </w:rPr>
-              <w:t>Snapshot Metadata V1은 long[11]의 고정 Layout과 Version/FieldCount를 사용해야 한다.</w:t>
+              <w:t>Rule Data Metadata V1은 long[9]의 고정 Layout과 Version/FieldCount를 사용해야 한다.</w:t>
             </w:r>
           </w:p>
         </w:tc>
@@ -8229,7 +8256,7 @@
                 <w:color w:val="1F2937"/>
                 <w:sz w:val="16"/>
               </w:rPr>
-              <w:t>Error Metadata V1은 long[20]+char[]이고 Error Queue Stats V1은 long[11], Change Queue Stats V1은 long[12]의 고정 Layout을 사용해야 한다.</w:t>
+              <w:t>Error Metadata V1은 long[20]+char[]이고 Error Queue Stats V1은 long[11], RTU Log Stats V1은 long[9]의 고정 Layout을 사용해야 한다.</w:t>
             </w:r>
           </w:p>
         </w:tc>
@@ -8504,7 +8531,7 @@
                 <w:color w:val="1F2937"/>
                 <w:sz w:val="16"/>
               </w:rPr>
-              <w:t>Periodic Read는 Index+Rule_ID로 메모리 Snapshot을 반환하고 Change Dequeue는 PortSlot별 단건 원자 조회를 제공해야 한다.</w:t>
+              <w:t>M485E_Dll_ReadRuleData는 Index+Rule_ID의 현재 Rule Data를 동기 조회해야 하며 변경 History Dequeue 인터페이스를 제공하지 않아야 한다.</w:t>
             </w:r>
           </w:p>
         </w:tc>
@@ -8551,7 +8578,7 @@
                 <w:rFonts w:ascii="Aptos" w:hAnsi="Aptos"/>
                 <w:sz w:val="18"/>
               </w:rPr>
-              <w:t>CAPL DLL Export Table은 기존 21개 Entry의 이름·파라미터·순서를 유지하고 Device 통신 제어 2개와 RTU Log 4개 API를 22~27번에 추가해야 한다.</w:t>
+              <w:t>CAPL DLL Export Table은 Appendix A의 v0.4.0 23개 Entry를 정확히 제공하고 StartMonitoring, StopMonitoring, TryDequeueChangeSnapshot 및 GetChangeQueueStats를 공개하지 않아야 한다.</w:t>
             </w:r>
           </w:p>
         </w:tc>
@@ -8971,7 +8998,7 @@
                 <w:color w:val="1F2937"/>
                 <w:sz w:val="16"/>
               </w:rPr>
-              <w:t>공개 오류 코드의 숫자·상수명·Severity·CAPL Message Key는 Appendix의 93개 기준을 고정하고 기존 코드를 변경·재사용하지 않아야 한다.</w:t>
+              <w:t>공개 오류 코드의 숫자·상수명·Severity·CAPL Message Key는 Appendix의 91개 기준을 고정하고 기존 코드를 변경·재사용하지 않아야 한다.</w:t>
             </w:r>
           </w:p>
         </w:tc>
@@ -9348,7 +9375,7 @@
                 <w:color w:val="1F2937"/>
                 <w:sz w:val="16"/>
               </w:rPr>
-              <w:t>정상 지원 부하의 0x81은 변경 후 100ms 이내에 출력 시작하고 활성 0x80 묶음은 해당 1,000ms Generation 안에 출력 시작해야 한다.</w:t>
+              <w:t>정상 지원 부하에서 활성 0x80 Periodic Rule Data 묶음은 해당 1,000ms Generation 안에 출력 시작해야 한다.</w:t>
             </w:r>
           </w:p>
         </w:tc>
@@ -9780,7 +9807,7 @@
                 <w:color w:val="1F2937"/>
                 <w:sz w:val="16"/>
               </w:rPr>
-              <w:t>Device Register, Port Change Queue, Context Error Queue는 각각 짧은 임계구역과 bounded 저장소로 보호해야 한다.</w:t>
+              <w:t>Device Register, Context Error Queue 및 RTU Log Transaction Queue는 각각 짧은 임계구역과 bounded 저장소로 보호해야 한다.</w:t>
             </w:r>
           </w:p>
         </w:tc>
@@ -9835,7 +9862,7 @@
                 <w:color w:val="1F2937"/>
                 <w:sz w:val="16"/>
               </w:rPr>
-              <w:t>Lock 순서는 Device→Port Change Queue로 고정하고 I/O, 파일, CAN 출력 또는 Thread Join 중 Lock을 보유하지 않아야 한다.</w:t>
+              <w:t>컴포넌트 소유 Lock의 범위를 짧게 유지하고 I/O, 파일, CAN 출력 또는 Thread Join 중 Lock을 보유하지 않아야 한다.</w:t>
             </w:r>
           </w:p>
         </w:tc>
@@ -9890,7 +9917,7 @@
                 <w:color w:val="1F2937"/>
                 <w:sz w:val="16"/>
               </w:rPr>
-              <w:t>Runtime Queue와 Snapshot 저장소는 고정 용량으로 사전 할당하고 정상 RTU/Monitoring 경로에서 확장 할당하지 않아야 한다.</w:t>
+              <w:t>Error 및 RTU Log Queue는 고정 용량으로 사전 할당하고 정상 RTU/Monitoring 경로에서 확장 할당하지 않아야 한다. Rule Data는 별도 History 저장소 없이 호출 시점에 복사해야 한다.</w:t>
             </w:r>
           </w:p>
         </w:tc>
@@ -9945,7 +9972,7 @@
                 <w:color w:val="1F2937"/>
                 <w:sz w:val="16"/>
               </w:rPr>
-              <w:t>Snapshot Read는 동시 Write와 관계없이 하나의 일관된 시점의 전체 Rule Register를 반환해야 한다.</w:t>
+              <w:t>Rule Data Read는 동시 Write와 관계없이 하나의 일관된 시점의 전체 Rule Register를 반환해야 한다.</w:t>
             </w:r>
           </w:p>
         </w:tc>
@@ -10000,7 +10027,7 @@
                 <w:color w:val="1F2937"/>
                 <w:sz w:val="16"/>
               </w:rPr>
-              <w:t>Deadline Miss, Queue Overflow 및 Monitoring Stop은 Modbus RTU와 Register/Signal 처리의 정상 동작을 중단하지 않아야 한다.</w:t>
+              <w:t>Periodic Deadline Miss, Error/RTU Log Queue Overflow 및 ReadSwitch Stop은 Modbus RTU와 Register/Signal 처리의 정상 동작을 중단하지 않아야 한다.</w:t>
             </w:r>
           </w:p>
         </w:tc>
@@ -10267,7 +10294,7 @@
                 <w:color w:val="1F2937"/>
                 <w:sz w:val="16"/>
               </w:rPr>
-              <w:t>Port별 Change Queue 및 Context Error Queue Capacity는 각각 256이고 Periodic Pending은 Rule당 최대 한 개여야 한다.</w:t>
+              <w:t>Context Error Queue 및 RTU Log Transaction Queue Capacity는 각각 256이고 Periodic Pending은 Rule당 최대 한 개여야 한다.</w:t>
             </w:r>
           </w:p>
         </w:tc>
@@ -10589,7 +10616,7 @@
                 <w:color w:val="1F2937"/>
                 <w:sz w:val="16"/>
               </w:rPr>
-              <w:t>Output Pump Frame 수, 실행시간 예산, Deadline Miss, Pending, Missed Cycle, Queue Pending/High-water/Drop/Suppressed를 조회·기록할 수 있어야 한다.</w:t>
+              <w:t>Output Pump Frame 수, 실행시간 예산, Periodic Deadline Miss, Pending, Missed Cycle과 Error/RTU Log Queue 통계를 조회·기록할 수 있어야 한다.</w:t>
             </w:r>
           </w:p>
         </w:tc>
@@ -10856,7 +10883,7 @@
                 <w:color w:val="1F2937"/>
                 <w:sz w:val="16"/>
               </w:rPr>
-              <w:t>공식 v0.3.0 빌드·검증·배포 대상은 CANalyzer 9.x SP8 Windows x86과 CANalyzer 18 Windows x64이다.</w:t>
+              <w:t>공식 v0.4.0 빌드·검증·배포 대상은 CANalyzer 9.x SP8 Windows x86과 CANalyzer 18 Windows x64이다.</w:t>
             </w:r>
           </w:p>
         </w:tc>
@@ -10966,7 +10993,7 @@
                 <w:color w:val="1F2937"/>
                 <w:sz w:val="16"/>
               </w:rPr>
-              <w:t>Release 0.3.0은 M485E_ Prefix 공개 API, Windows x86/x64 Build, FC03·FC04·FC10 및 정식 문서 집합을 단일 호환 기준으로 유지해야 한다.</w:t>
+              <w:t>Release 0.4.0은 M485E_ Prefix의 23개 공개 API, Windows x86/x64 Build, FC03·FC04·FC10 및 정식 문서 집합을 단일 호환 기준으로 유지해야 한다.</w:t>
             </w:r>
           </w:p>
         </w:tc>
@@ -11605,7 +11632,7 @@
                 <w:color w:val="1F2937"/>
                 <w:sz w:val="17"/>
               </w:rPr>
-              <w:t>CANalyzer 9.x x86 및 CANalyzer 18 x64에서 생산 DLL 로드와 27개 API 최소 호출, Context Handle 0/비영 값 초기화·종료, 시험 전용 ABI Fixture를 통한 char[]/word[]/long[]/F[1] 성공 왕복, 실패 시 caller-owned 출력 Buffer 불변성을 확인</w:t>
+              <w:t>CANalyzer 9.x x86 및 CANalyzer 18 x64에서 생산 DLL 로드와 23개 API 최소 호출, 제거 4개 Export 및 이전 ReadRuleSnapshot 이름의 부재, Context Handle 0/비영 값 수명주기와 caller-owned 출력 Buffer 보호를 확인</w:t>
             </w:r>
           </w:p>
         </w:tc>
@@ -11925,7 +11952,7 @@
                 <w:color w:val="1F2937"/>
                 <w:sz w:val="17"/>
               </w:rPr>
-              <w:t>CAN ID/Header/Data, 1,000ms/10ms Scheduling, Queue/Deadline/Stop 정책</w:t>
+              <w:t>0x80 CAN ID/Header/Data, Rule Data Metadata V1 long[9], 1,000ms/10ms/66 Frame Scheduling, Port Round-robin 및 ReadSwitch Stop 정책</w:t>
             </w:r>
           </w:p>
         </w:tc>
@@ -12085,7 +12112,7 @@
                 <w:color w:val="1F2937"/>
                 <w:sz w:val="17"/>
               </w:rPr>
-              <w:t>실제 Board Timeout 50%, 0x80/0x81 지연, 200 Rule Profile, x86/x64 Memory</w:t>
+              <w:t>실제 Board Timeout 50%, 0x80 Periodic 200 Rule Profile, x86/x64 Memory</w:t>
             </w:r>
           </w:p>
         </w:tc>
@@ -12165,7 +12192,7 @@
                 <w:color w:val="1F2937"/>
                 <w:sz w:val="17"/>
               </w:rPr>
-              <w:t>93개 코드, LastSyncError, FIFO 병합/Overflow, Context 정확성</w:t>
+              <w:t>91개 코드, LastSyncError, Error/RTU Log FIFO 병합·Overflow와 Context 정확성</w:t>
             </w:r>
           </w:p>
         </w:tc>
@@ -12269,7 +12296,7 @@
           <w:color w:val="64748B"/>
           <w:sz w:val="18"/>
         </w:rPr>
-        <w:t>Table 17. 27개 공개 API와 저수준 Export</w:t>
+        <w:t>Table 17. 23개 공개 API와 저수준 Export</w:t>
       </w:r>
     </w:p>
     <w:tbl>
@@ -13059,7 +13086,7 @@
                 <w:color w:val="1F2937"/>
                 <w:sz w:val="14"/>
               </w:rPr>
-              <w:t>M485E_Core_StartMonitoring()</w:t>
+              <w:t>M485E_Core_ReadRuleData(Index, RuleId, OutMeta[], OutRegisters[])</w:t>
             </w:r>
           </w:p>
         </w:tc>
@@ -13084,7 +13111,7 @@
                 <w:color w:val="1F2937"/>
                 <w:sz w:val="14"/>
               </w:rPr>
-              <w:t>M485E_Dll_StartMonitoring(ContextHandle)</w:t>
+              <w:t>M485E_Dll_ReadRuleData(ContextHandle, Index, RuleId, MetaCapacity, OutMeta[], DataCapacity, OutRegisters[])</w:t>
             </w:r>
           </w:p>
         </w:tc>
@@ -13139,7 +13166,7 @@
                 <w:color w:val="1F2937"/>
                 <w:sz w:val="14"/>
               </w:rPr>
-              <w:t>M485E_Core_StopMonitoring()</w:t>
+              <w:t>M485E_Core_ReadRegisters(Index, StartAddress, Quantity, OutRegisters[])</w:t>
             </w:r>
           </w:p>
         </w:tc>
@@ -13164,7 +13191,7 @@
                 <w:color w:val="1F2937"/>
                 <w:sz w:val="14"/>
               </w:rPr>
-              <w:t>M485E_Dll_StopMonitoring(ContextHandle)</w:t>
+              <w:t>M485E_Dll_ReadRegisters(ContextHandle, Index, StartAddress, Quantity, OutCapacity, OutRegisters[])</w:t>
             </w:r>
           </w:p>
         </w:tc>
@@ -13219,7 +13246,7 @@
                 <w:color w:val="1F2937"/>
                 <w:sz w:val="14"/>
               </w:rPr>
-              <w:t>M485E_Core_ReadRuleSnapshot(Index, RuleId, OutMeta[], OutRegisters[])</w:t>
+              <w:t>M485E_Core_WriteRegisters(Index, StartAddress, Quantity, InRegisters[])</w:t>
             </w:r>
           </w:p>
         </w:tc>
@@ -13244,7 +13271,7 @@
                 <w:color w:val="1F2937"/>
                 <w:sz w:val="14"/>
               </w:rPr>
-              <w:t>M485E_Dll_ReadRuleSnapshot(ContextHandle, Index, RuleId, MetaCapacity, OutMeta[], DataCapacity, OutRegisters[])</w:t>
+              <w:t>M485E_Dll_WriteRegisters(ContextHandle, Index, StartAddress, Quantity, InCount, InRegisters[])</w:t>
             </w:r>
           </w:p>
         </w:tc>
@@ -13299,7 +13326,7 @@
                 <w:color w:val="1F2937"/>
                 <w:sz w:val="14"/>
               </w:rPr>
-              <w:t>M485E_Core_TryDequeueChangeSnapshot(PortSlot, OutMeta[], OutRegisters[])</w:t>
+              <w:t>M485E_Core_ResetDevice(Index)</w:t>
             </w:r>
           </w:p>
         </w:tc>
@@ -13324,7 +13351,7 @@
                 <w:color w:val="1F2937"/>
                 <w:sz w:val="14"/>
               </w:rPr>
-              <w:t>M485E_Dll_TryDequeueChangeSnapshot(ContextHandle, PortSlot, MetaCapacity, OutMeta[], DataCapacity, OutRegisters[])</w:t>
+              <w:t>M485E_Dll_ResetDevice(ContextHandle, Index)</w:t>
             </w:r>
           </w:p>
         </w:tc>
@@ -13379,7 +13406,7 @@
                 <w:color w:val="1F2937"/>
                 <w:sz w:val="14"/>
               </w:rPr>
-              <w:t>M485E_Core_GetChangeQueueStats(PortSlot, OutStats[])</w:t>
+              <w:t>M485E_Core_ReadSignal(Index, SignalName[], double&amp; OutPhysicalValue)</w:t>
             </w:r>
           </w:p>
         </w:tc>
@@ -13404,7 +13431,7 @@
                 <w:color w:val="1F2937"/>
                 <w:sz w:val="14"/>
               </w:rPr>
-              <w:t>M485E_Dll_GetChangeQueueStats(ContextHandle, PortSlot, StatsCapacity, OutStats[])</w:t>
+              <w:t>M485E_Dll_ReadSignal(ContextHandle, Index, NameLength, SignalName[], F OutPhysicalValue[1])</w:t>
             </w:r>
           </w:p>
         </w:tc>
@@ -13459,7 +13486,7 @@
                 <w:color w:val="1F2937"/>
                 <w:sz w:val="14"/>
               </w:rPr>
-              <w:t>M485E_Core_ReadRegisters(Index, StartAddress, Quantity, OutRegisters[])</w:t>
+              <w:t>M485E_Core_WriteSignal(Index, SignalName[], double InPhysicalValue)</w:t>
             </w:r>
           </w:p>
         </w:tc>
@@ -13484,7 +13511,7 @@
                 <w:color w:val="1F2937"/>
                 <w:sz w:val="14"/>
               </w:rPr>
-              <w:t>M485E_Dll_ReadRegisters(ContextHandle, Index, StartAddress, Quantity, OutCapacity, OutRegisters[])</w:t>
+              <w:t>M485E_Dll_WriteSignal(ContextHandle, Index, NameLength, SignalName[], F InPhysicalValue)</w:t>
             </w:r>
           </w:p>
         </w:tc>
@@ -13539,7 +13566,7 @@
                 <w:color w:val="1F2937"/>
                 <w:sz w:val="14"/>
               </w:rPr>
-              <w:t>M485E_Core_WriteRegisters(Index, StartAddress, Quantity, InRegisters[])</w:t>
+              <w:t>M485E_Core_GetLastSyncError(OutMeta[], OutText[])</w:t>
             </w:r>
           </w:p>
         </w:tc>
@@ -13564,7 +13591,7 @@
                 <w:color w:val="1F2937"/>
                 <w:sz w:val="14"/>
               </w:rPr>
-              <w:t>M485E_Dll_WriteRegisters(ContextHandle, Index, StartAddress, Quantity, InCount, InRegisters[])</w:t>
+              <w:t>M485E_Dll_GetLastSyncError(ContextHandle, MetaCapacity, OutMeta[], TextCapacity, OutText[])</w:t>
             </w:r>
           </w:p>
         </w:tc>
@@ -13619,7 +13646,7 @@
                 <w:color w:val="1F2937"/>
                 <w:sz w:val="14"/>
               </w:rPr>
-              <w:t>M485E_Core_ResetDevice(Index)</w:t>
+              <w:t>M485E_Core_TryDequeueErrorEvent(OutMeta[], OutText[])</w:t>
             </w:r>
           </w:p>
         </w:tc>
@@ -13644,7 +13671,7 @@
                 <w:color w:val="1F2937"/>
                 <w:sz w:val="14"/>
               </w:rPr>
-              <w:t>M485E_Dll_ResetDevice(ContextHandle, Index)</w:t>
+              <w:t>M485E_Dll_TryDequeueErrorEvent(ContextHandle, MetaCapacity, OutMeta[], TextCapacity, OutText[])</w:t>
             </w:r>
           </w:p>
         </w:tc>
@@ -13699,7 +13726,7 @@
                 <w:color w:val="1F2937"/>
                 <w:sz w:val="14"/>
               </w:rPr>
-              <w:t>M485E_Core_ReadSignal(Index, SignalName[], double&amp; OutPhysicalValue)</w:t>
+              <w:t>M485E_Core_GetErrorQueueStats(OutStats[])</w:t>
             </w:r>
           </w:p>
         </w:tc>
@@ -13724,7 +13751,7 @@
                 <w:color w:val="1F2937"/>
                 <w:sz w:val="14"/>
               </w:rPr>
-              <w:t>M485E_Dll_ReadSignal(ContextHandle, Index, NameLength, SignalName[], F OutPhysicalValue[1])</w:t>
+              <w:t>M485E_Dll_GetErrorQueueStats(ContextHandle, StatsCapacity, OutStats[])</w:t>
             </w:r>
           </w:p>
         </w:tc>
@@ -13745,14 +13772,10 @@
             <w:vAlign w:val="center"/>
           </w:tcPr>
           <w:p>
-            <w:pPr>
-              <w:spacing w:after="0" w:line="240" w:lineRule="auto"/>
-            </w:pPr>
-            <w:r>
-              <w:rPr>
-                <w:rFonts w:ascii="Malgun Gothic" w:hAnsi="Malgun Gothic" w:eastAsia="Malgun Gothic"/>
-                <w:color w:val="1F2937"/>
-                <w:sz w:val="14"/>
+            <w:r>
+              <w:rPr>
+                <w:rFonts w:ascii="Aptos" w:hAnsi="Aptos"/>
+                <w:sz w:val="18"/>
               </w:rPr>
               <w:t>18</w:t>
             </w:r>
@@ -13770,16 +13793,12 @@
             <w:vAlign w:val="center"/>
           </w:tcPr>
           <w:p>
-            <w:pPr>
-              <w:spacing w:after="0" w:line="240" w:lineRule="auto"/>
-            </w:pPr>
-            <w:r>
-              <w:rPr>
-                <w:rFonts w:ascii="Malgun Gothic" w:hAnsi="Malgun Gothic" w:eastAsia="Malgun Gothic"/>
-                <w:color w:val="1F2937"/>
-                <w:sz w:val="14"/>
-              </w:rPr>
-              <w:t>M485E_Core_WriteSignal(Index, SignalName[], double InPhysicalValue)</w:t>
+            <w:r>
+              <w:rPr>
+                <w:rFonts w:ascii="Aptos" w:hAnsi="Aptos"/>
+                <w:sz w:val="18"/>
+              </w:rPr>
+              <w:t>M485E_Core_SetDeviceCommunicationEnabled(Index, Enabled)</w:t>
             </w:r>
           </w:p>
         </w:tc>
@@ -13795,16 +13814,12 @@
             <w:vAlign w:val="center"/>
           </w:tcPr>
           <w:p>
-            <w:pPr>
-              <w:spacing w:after="0" w:line="240" w:lineRule="auto"/>
-            </w:pPr>
-            <w:r>
-              <w:rPr>
-                <w:rFonts w:ascii="Malgun Gothic" w:hAnsi="Malgun Gothic" w:eastAsia="Malgun Gothic"/>
-                <w:color w:val="1F2937"/>
-                <w:sz w:val="14"/>
-              </w:rPr>
-              <w:t>M485E_Dll_WriteSignal(ContextHandle, Index, NameLength, SignalName[], F InPhysicalValue)</w:t>
+            <w:r>
+              <w:rPr>
+                <w:rFonts w:ascii="Aptos" w:hAnsi="Aptos"/>
+                <w:sz w:val="18"/>
+              </w:rPr>
+              <w:t>M485E_Dll_SetDeviceCommunicationEnabled(ContextHandle, Index, Enabled)</w:t>
             </w:r>
           </w:p>
         </w:tc>
@@ -13825,14 +13840,10 @@
             <w:vAlign w:val="center"/>
           </w:tcPr>
           <w:p>
-            <w:pPr>
-              <w:spacing w:after="0" w:line="240" w:lineRule="auto"/>
-            </w:pPr>
-            <w:r>
-              <w:rPr>
-                <w:rFonts w:ascii="Malgun Gothic" w:hAnsi="Malgun Gothic" w:eastAsia="Malgun Gothic"/>
-                <w:color w:val="1F2937"/>
-                <w:sz w:val="14"/>
+            <w:r>
+              <w:rPr>
+                <w:rFonts w:ascii="Aptos" w:hAnsi="Aptos"/>
+                <w:sz w:val="18"/>
               </w:rPr>
               <w:t>19</w:t>
             </w:r>
@@ -13850,16 +13861,12 @@
             <w:vAlign w:val="center"/>
           </w:tcPr>
           <w:p>
-            <w:pPr>
-              <w:spacing w:after="0" w:line="240" w:lineRule="auto"/>
-            </w:pPr>
-            <w:r>
-              <w:rPr>
-                <w:rFonts w:ascii="Malgun Gothic" w:hAnsi="Malgun Gothic" w:eastAsia="Malgun Gothic"/>
-                <w:color w:val="1F2937"/>
-                <w:sz w:val="14"/>
-              </w:rPr>
-              <w:t>M485E_Core_GetLastSyncError(OutMeta[], OutText[])</w:t>
+            <w:r>
+              <w:rPr>
+                <w:rFonts w:ascii="Aptos" w:hAnsi="Aptos"/>
+                <w:sz w:val="18"/>
+              </w:rPr>
+              <w:t>M485E_Core_GetDeviceCommunicationStates(OutStates[])</w:t>
             </w:r>
           </w:p>
         </w:tc>
@@ -13875,16 +13882,12 @@
             <w:vAlign w:val="center"/>
           </w:tcPr>
           <w:p>
-            <w:pPr>
-              <w:spacing w:after="0" w:line="240" w:lineRule="auto"/>
-            </w:pPr>
-            <w:r>
-              <w:rPr>
-                <w:rFonts w:ascii="Malgun Gothic" w:hAnsi="Malgun Gothic" w:eastAsia="Malgun Gothic"/>
-                <w:color w:val="1F2937"/>
-                <w:sz w:val="14"/>
-              </w:rPr>
-              <w:t>M485E_Dll_GetLastSyncError(ContextHandle, MetaCapacity, OutMeta[], TextCapacity, OutText[])</w:t>
+            <w:r>
+              <w:rPr>
+                <w:rFonts w:ascii="Aptos" w:hAnsi="Aptos"/>
+                <w:sz w:val="18"/>
+              </w:rPr>
+              <w:t>M485E_Dll_GetDeviceCommunicationStates(ContextHandle, StateCapacity, OutStates[])</w:t>
             </w:r>
           </w:p>
         </w:tc>
@@ -13905,14 +13908,10 @@
             <w:vAlign w:val="center"/>
           </w:tcPr>
           <w:p>
-            <w:pPr>
-              <w:spacing w:after="0" w:line="240" w:lineRule="auto"/>
-            </w:pPr>
-            <w:r>
-              <w:rPr>
-                <w:rFonts w:ascii="Malgun Gothic" w:hAnsi="Malgun Gothic" w:eastAsia="Malgun Gothic"/>
-                <w:color w:val="1F2937"/>
-                <w:sz w:val="14"/>
+            <w:r>
+              <w:rPr>
+                <w:rFonts w:ascii="Aptos" w:hAnsi="Aptos"/>
+                <w:sz w:val="18"/>
               </w:rPr>
               <w:t>20</w:t>
             </w:r>
@@ -13930,16 +13929,12 @@
             <w:vAlign w:val="center"/>
           </w:tcPr>
           <w:p>
-            <w:pPr>
-              <w:spacing w:after="0" w:line="240" w:lineRule="auto"/>
-            </w:pPr>
-            <w:r>
-              <w:rPr>
-                <w:rFonts w:ascii="Malgun Gothic" w:hAnsi="Malgun Gothic" w:eastAsia="Malgun Gothic"/>
-                <w:color w:val="1F2937"/>
-                <w:sz w:val="14"/>
-              </w:rPr>
-              <w:t>M485E_Core_TryDequeueErrorEvent(OutMeta[], OutText[])</w:t>
+            <w:r>
+              <w:rPr>
+                <w:rFonts w:ascii="Aptos" w:hAnsi="Aptos"/>
+                <w:sz w:val="18"/>
+              </w:rPr>
+              <w:t>M485E_Core_SetRtuLogEnabled(Enabled)</w:t>
             </w:r>
           </w:p>
         </w:tc>
@@ -13955,16 +13950,12 @@
             <w:vAlign w:val="center"/>
           </w:tcPr>
           <w:p>
-            <w:pPr>
-              <w:spacing w:after="0" w:line="240" w:lineRule="auto"/>
-            </w:pPr>
-            <w:r>
-              <w:rPr>
-                <w:rFonts w:ascii="Malgun Gothic" w:hAnsi="Malgun Gothic" w:eastAsia="Malgun Gothic"/>
-                <w:color w:val="1F2937"/>
-                <w:sz w:val="14"/>
-              </w:rPr>
-              <w:t>M485E_Dll_TryDequeueErrorEvent(ContextHandle, MetaCapacity, OutMeta[], TextCapacity, OutText[])</w:t>
+            <w:r>
+              <w:rPr>
+                <w:rFonts w:ascii="Aptos" w:hAnsi="Aptos"/>
+                <w:sz w:val="18"/>
+              </w:rPr>
+              <w:t>M485E_Dll_SetRtuLogEnabled(ContextHandle, Enabled)</w:t>
             </w:r>
           </w:p>
         </w:tc>
@@ -13985,14 +13976,10 @@
             <w:vAlign w:val="center"/>
           </w:tcPr>
           <w:p>
-            <w:pPr>
-              <w:spacing w:after="0" w:line="240" w:lineRule="auto"/>
-            </w:pPr>
-            <w:r>
-              <w:rPr>
-                <w:rFonts w:ascii="Malgun Gothic" w:hAnsi="Malgun Gothic" w:eastAsia="Malgun Gothic"/>
-                <w:color w:val="1F2937"/>
-                <w:sz w:val="14"/>
+            <w:r>
+              <w:rPr>
+                <w:rFonts w:ascii="Aptos" w:hAnsi="Aptos"/>
+                <w:sz w:val="18"/>
               </w:rPr>
               <w:t>21</w:t>
             </w:r>
@@ -14010,16 +13997,12 @@
             <w:vAlign w:val="center"/>
           </w:tcPr>
           <w:p>
-            <w:pPr>
-              <w:spacing w:after="0" w:line="240" w:lineRule="auto"/>
-            </w:pPr>
-            <w:r>
-              <w:rPr>
-                <w:rFonts w:ascii="Malgun Gothic" w:hAnsi="Malgun Gothic" w:eastAsia="Malgun Gothic"/>
-                <w:color w:val="1F2937"/>
-                <w:sz w:val="14"/>
-              </w:rPr>
-              <w:t>M485E_Core_GetErrorQueueStats(OutStats[])</w:t>
+            <w:r>
+              <w:rPr>
+                <w:rFonts w:ascii="Aptos" w:hAnsi="Aptos"/>
+                <w:sz w:val="18"/>
+              </w:rPr>
+              <w:t>M485E_Core_TryDequeueRtuLogLine(OutLine[])</w:t>
             </w:r>
           </w:p>
         </w:tc>
@@ -14035,16 +14018,12 @@
             <w:vAlign w:val="center"/>
           </w:tcPr>
           <w:p>
-            <w:pPr>
-              <w:spacing w:after="0" w:line="240" w:lineRule="auto"/>
-            </w:pPr>
-            <w:r>
-              <w:rPr>
-                <w:rFonts w:ascii="Malgun Gothic" w:hAnsi="Malgun Gothic" w:eastAsia="Malgun Gothic"/>
-                <w:color w:val="1F2937"/>
-                <w:sz w:val="14"/>
-              </w:rPr>
-              <w:t>M485E_Dll_GetErrorQueueStats(ContextHandle, StatsCapacity, OutStats[])</w:t>
+            <w:r>
+              <w:rPr>
+                <w:rFonts w:ascii="Aptos" w:hAnsi="Aptos"/>
+                <w:sz w:val="18"/>
+              </w:rPr>
+              <w:t>M485E_Dll_TryDequeueRtuLogLine(ContextHandle, LineCapacity, OutLine[])</w:t>
             </w:r>
           </w:p>
         </w:tc>
@@ -14091,7 +14070,7 @@
                 <w:rFonts w:ascii="Aptos" w:hAnsi="Aptos"/>
                 <w:sz w:val="18"/>
               </w:rPr>
-              <w:t>M485E_Core_SetDeviceCommunicationEnabled(Index, Enabled)</w:t>
+              <w:t>M485E_Core_GetRtuLogStats(OutStats[])</w:t>
             </w:r>
           </w:p>
         </w:tc>
@@ -14112,7 +14091,7 @@
                 <w:rFonts w:ascii="Aptos" w:hAnsi="Aptos"/>
                 <w:sz w:val="18"/>
               </w:rPr>
-              <w:t>M485E_Dll_SetDeviceCommunicationEnabled(ContextHandle, Index, Enabled)</w:t>
+              <w:t>M485E_Dll_GetRtuLogStats(ContextHandle, StatsCapacity, OutStats[])</w:t>
             </w:r>
           </w:p>
         </w:tc>
@@ -14134,279 +14113,7 @@
           </w:tcPr>
           <w:p>
             <w:r>
-              <w:rPr>
-                <w:rFonts w:ascii="Aptos" w:hAnsi="Aptos"/>
-                <w:sz w:val="18"/>
-              </w:rPr>
               <w:t>23</w:t>
-            </w:r>
-          </w:p>
-        </w:tc>
-        <w:tc>
-          <w:tcPr>
-            <w:tcW w:type="dxa" w:w="3960"/>
-            <w:tcMar>
-              <w:top w:w="80" w:type="dxa"/>
-              <w:start w:w="120" w:type="dxa"/>
-              <w:bottom w:w="80" w:type="dxa"/>
-              <w:end w:w="120" w:type="dxa"/>
-            </w:tcMar>
-            <w:vAlign w:val="center"/>
-          </w:tcPr>
-          <w:p>
-            <w:r>
-              <w:rPr>
-                <w:rFonts w:ascii="Aptos" w:hAnsi="Aptos"/>
-                <w:sz w:val="18"/>
-              </w:rPr>
-              <w:t>M485E_Core_GetDeviceCommunicationStates(OutStates[])</w:t>
-            </w:r>
-          </w:p>
-        </w:tc>
-        <w:tc>
-          <w:tcPr>
-            <w:tcW w:type="dxa" w:w="4752"/>
-            <w:tcMar>
-              <w:top w:w="80" w:type="dxa"/>
-              <w:start w:w="120" w:type="dxa"/>
-              <w:bottom w:w="80" w:type="dxa"/>
-              <w:end w:w="120" w:type="dxa"/>
-            </w:tcMar>
-            <w:vAlign w:val="center"/>
-          </w:tcPr>
-          <w:p>
-            <w:r>
-              <w:rPr>
-                <w:rFonts w:ascii="Aptos" w:hAnsi="Aptos"/>
-                <w:sz w:val="18"/>
-              </w:rPr>
-              <w:t>M485E_Dll_GetDeviceCommunicationStates(ContextHandle, StateCapacity, OutStates[])</w:t>
-            </w:r>
-          </w:p>
-        </w:tc>
-      </w:tr>
-      <w:tr>
-        <w:trPr>
-          <w:cantSplit w:val="true"/>
-        </w:trPr>
-        <w:tc>
-          <w:tcPr>
-            <w:tcW w:type="dxa" w:w="648"/>
-            <w:tcMar>
-              <w:top w:w="80" w:type="dxa"/>
-              <w:start w:w="120" w:type="dxa"/>
-              <w:bottom w:w="80" w:type="dxa"/>
-              <w:end w:w="120" w:type="dxa"/>
-            </w:tcMar>
-            <w:vAlign w:val="center"/>
-          </w:tcPr>
-          <w:p>
-            <w:r>
-              <w:rPr>
-                <w:rFonts w:ascii="Aptos" w:hAnsi="Aptos"/>
-                <w:sz w:val="18"/>
-              </w:rPr>
-              <w:t>24</w:t>
-            </w:r>
-          </w:p>
-        </w:tc>
-        <w:tc>
-          <w:tcPr>
-            <w:tcW w:type="dxa" w:w="3960"/>
-            <w:tcMar>
-              <w:top w:w="80" w:type="dxa"/>
-              <w:start w:w="120" w:type="dxa"/>
-              <w:bottom w:w="80" w:type="dxa"/>
-              <w:end w:w="120" w:type="dxa"/>
-            </w:tcMar>
-            <w:vAlign w:val="center"/>
-          </w:tcPr>
-          <w:p>
-            <w:r>
-              <w:rPr>
-                <w:rFonts w:ascii="Aptos" w:hAnsi="Aptos"/>
-                <w:sz w:val="18"/>
-              </w:rPr>
-              <w:t>M485E_Core_SetRtuLogEnabled(Enabled)</w:t>
-            </w:r>
-          </w:p>
-        </w:tc>
-        <w:tc>
-          <w:tcPr>
-            <w:tcW w:type="dxa" w:w="4752"/>
-            <w:tcMar>
-              <w:top w:w="80" w:type="dxa"/>
-              <w:start w:w="120" w:type="dxa"/>
-              <w:bottom w:w="80" w:type="dxa"/>
-              <w:end w:w="120" w:type="dxa"/>
-            </w:tcMar>
-            <w:vAlign w:val="center"/>
-          </w:tcPr>
-          <w:p>
-            <w:r>
-              <w:rPr>
-                <w:rFonts w:ascii="Aptos" w:hAnsi="Aptos"/>
-                <w:sz w:val="18"/>
-              </w:rPr>
-              <w:t>M485E_Dll_SetRtuLogEnabled(ContextHandle, Enabled)</w:t>
-            </w:r>
-          </w:p>
-        </w:tc>
-      </w:tr>
-      <w:tr>
-        <w:trPr>
-          <w:cantSplit w:val="true"/>
-        </w:trPr>
-        <w:tc>
-          <w:tcPr>
-            <w:tcW w:type="dxa" w:w="648"/>
-            <w:tcMar>
-              <w:top w:w="80" w:type="dxa"/>
-              <w:start w:w="120" w:type="dxa"/>
-              <w:bottom w:w="80" w:type="dxa"/>
-              <w:end w:w="120" w:type="dxa"/>
-            </w:tcMar>
-            <w:vAlign w:val="center"/>
-          </w:tcPr>
-          <w:p>
-            <w:r>
-              <w:rPr>
-                <w:rFonts w:ascii="Aptos" w:hAnsi="Aptos"/>
-                <w:sz w:val="18"/>
-              </w:rPr>
-              <w:t>25</w:t>
-            </w:r>
-          </w:p>
-        </w:tc>
-        <w:tc>
-          <w:tcPr>
-            <w:tcW w:type="dxa" w:w="3960"/>
-            <w:tcMar>
-              <w:top w:w="80" w:type="dxa"/>
-              <w:start w:w="120" w:type="dxa"/>
-              <w:bottom w:w="80" w:type="dxa"/>
-              <w:end w:w="120" w:type="dxa"/>
-            </w:tcMar>
-            <w:vAlign w:val="center"/>
-          </w:tcPr>
-          <w:p>
-            <w:r>
-              <w:rPr>
-                <w:rFonts w:ascii="Aptos" w:hAnsi="Aptos"/>
-                <w:sz w:val="18"/>
-              </w:rPr>
-              <w:t>M485E_Core_TryDequeueRtuLogLine(OutLine[])</w:t>
-            </w:r>
-          </w:p>
-        </w:tc>
-        <w:tc>
-          <w:tcPr>
-            <w:tcW w:type="dxa" w:w="4752"/>
-            <w:tcMar>
-              <w:top w:w="80" w:type="dxa"/>
-              <w:start w:w="120" w:type="dxa"/>
-              <w:bottom w:w="80" w:type="dxa"/>
-              <w:end w:w="120" w:type="dxa"/>
-            </w:tcMar>
-            <w:vAlign w:val="center"/>
-          </w:tcPr>
-          <w:p>
-            <w:r>
-              <w:rPr>
-                <w:rFonts w:ascii="Aptos" w:hAnsi="Aptos"/>
-                <w:sz w:val="18"/>
-              </w:rPr>
-              <w:t>M485E_Dll_TryDequeueRtuLogLine(ContextHandle, LineCapacity, OutLine[])</w:t>
-            </w:r>
-          </w:p>
-        </w:tc>
-      </w:tr>
-      <w:tr>
-        <w:trPr>
-          <w:cantSplit w:val="true"/>
-        </w:trPr>
-        <w:tc>
-          <w:tcPr>
-            <w:tcW w:type="dxa" w:w="648"/>
-            <w:tcMar>
-              <w:top w:w="80" w:type="dxa"/>
-              <w:start w:w="120" w:type="dxa"/>
-              <w:bottom w:w="80" w:type="dxa"/>
-              <w:end w:w="120" w:type="dxa"/>
-            </w:tcMar>
-            <w:vAlign w:val="center"/>
-          </w:tcPr>
-          <w:p>
-            <w:r>
-              <w:rPr>
-                <w:rFonts w:ascii="Aptos" w:hAnsi="Aptos"/>
-                <w:sz w:val="18"/>
-              </w:rPr>
-              <w:t>26</w:t>
-            </w:r>
-          </w:p>
-        </w:tc>
-        <w:tc>
-          <w:tcPr>
-            <w:tcW w:type="dxa" w:w="3960"/>
-            <w:tcMar>
-              <w:top w:w="80" w:type="dxa"/>
-              <w:start w:w="120" w:type="dxa"/>
-              <w:bottom w:w="80" w:type="dxa"/>
-              <w:end w:w="120" w:type="dxa"/>
-            </w:tcMar>
-            <w:vAlign w:val="center"/>
-          </w:tcPr>
-          <w:p>
-            <w:r>
-              <w:rPr>
-                <w:rFonts w:ascii="Aptos" w:hAnsi="Aptos"/>
-                <w:sz w:val="18"/>
-              </w:rPr>
-              <w:t>M485E_Core_GetRtuLogStats(OutStats[])</w:t>
-            </w:r>
-          </w:p>
-        </w:tc>
-        <w:tc>
-          <w:tcPr>
-            <w:tcW w:type="dxa" w:w="4752"/>
-            <w:tcMar>
-              <w:top w:w="80" w:type="dxa"/>
-              <w:start w:w="120" w:type="dxa"/>
-              <w:bottom w:w="80" w:type="dxa"/>
-              <w:end w:w="120" w:type="dxa"/>
-            </w:tcMar>
-            <w:vAlign w:val="center"/>
-          </w:tcPr>
-          <w:p>
-            <w:r>
-              <w:rPr>
-                <w:rFonts w:ascii="Aptos" w:hAnsi="Aptos"/>
-                <w:sz w:val="18"/>
-              </w:rPr>
-              <w:t>M485E_Dll_GetRtuLogStats(ContextHandle, StatsCapacity, OutStats[])</w:t>
-            </w:r>
-          </w:p>
-        </w:tc>
-      </w:tr>
-      <w:tr>
-        <w:trPr>
-          <w:cantSplit w:val="true"/>
-        </w:trPr>
-        <w:tc>
-          <w:tcPr>
-            <w:tcW w:type="dxa" w:w="648"/>
-            <w:tcMar>
-              <w:top w:w="80" w:type="dxa"/>
-              <w:start w:w="120" w:type="dxa"/>
-              <w:bottom w:w="80" w:type="dxa"/>
-              <w:end w:w="120" w:type="dxa"/>
-            </w:tcMar>
-            <w:vAlign w:val="center"/>
-          </w:tcPr>
-          <w:p>
-            <w:r>
-              <w:t>27</w:t>
             </w:r>
           </w:p>
         </w:tc>
@@ -14471,7 +14178,7 @@
           <w:color w:val="64748B"/>
           <w:sz w:val="18"/>
         </w:rPr>
-        <w:t>Table 18. Snapshot Metadata V1</w:t>
+        <w:t>Table 18. Rule Data Metadata V1</w:t>
       </w:r>
     </w:p>
     <w:tbl>
@@ -14730,7 +14437,7 @@
                 <w:color w:val="1F2937"/>
                 <w:sz w:val="16"/>
               </w:rPr>
-              <w:t>11</w:t>
+              <w:t>9</w:t>
             </w:r>
           </w:p>
         </w:tc>
@@ -14785,7 +14492,7 @@
                 <w:color w:val="1F2937"/>
                 <w:sz w:val="16"/>
               </w:rPr>
-              <w:t>SEQUENCE</w:t>
+              <w:t>PORT_SLOT</w:t>
             </w:r>
           </w:p>
         </w:tc>
@@ -14810,7 +14517,7 @@
                 <w:color w:val="1F2937"/>
                 <w:sz w:val="16"/>
               </w:rPr>
-              <w:t>Periodic=0, Change=1..0x7FFFFFFF</w:t>
+              <w:t>0..3</w:t>
             </w:r>
           </w:p>
         </w:tc>
@@ -14865,7 +14572,7 @@
                 <w:color w:val="1F2937"/>
                 <w:sz w:val="16"/>
               </w:rPr>
-              <w:t>PORT_SLOT</w:t>
+              <w:t>DEVICE_INDEX</w:t>
             </w:r>
           </w:p>
         </w:tc>
@@ -14890,7 +14597,7 @@
                 <w:color w:val="1F2937"/>
                 <w:sz w:val="16"/>
               </w:rPr>
-              <w:t>0 또는 1</w:t>
+              <w:t>0..255</w:t>
             </w:r>
           </w:p>
         </w:tc>
@@ -14945,7 +14652,7 @@
                 <w:color w:val="1F2937"/>
                 <w:sz w:val="16"/>
               </w:rPr>
-              <w:t>DEVICE_INDEX</w:t>
+              <w:t>RULE_ID</w:t>
             </w:r>
           </w:p>
         </w:tc>
@@ -15025,7 +14732,7 @@
                 <w:color w:val="1F2937"/>
                 <w:sz w:val="16"/>
               </w:rPr>
-              <w:t>RULE_ID</w:t>
+              <w:t>SLAVE_ID</w:t>
             </w:r>
           </w:p>
         </w:tc>
@@ -15050,7 +14757,7 @@
                 <w:color w:val="1F2937"/>
                 <w:sz w:val="16"/>
               </w:rPr>
-              <w:t>0..255</w:t>
+              <w:t>1..247</w:t>
             </w:r>
           </w:p>
         </w:tc>
@@ -15105,7 +14812,7 @@
                 <w:color w:val="1F2937"/>
                 <w:sz w:val="16"/>
               </w:rPr>
-              <w:t>SLAVE_ID</w:t>
+              <w:t>FUNCTION_CODE</w:t>
             </w:r>
           </w:p>
         </w:tc>
@@ -15130,7 +14837,7 @@
                 <w:color w:val="1F2937"/>
                 <w:sz w:val="16"/>
               </w:rPr>
-              <w:t>1..247</w:t>
+              <w:t>0x03 또는 0x04</w:t>
             </w:r>
           </w:p>
         </w:tc>
@@ -15185,7 +14892,7 @@
                 <w:color w:val="1F2937"/>
                 <w:sz w:val="16"/>
               </w:rPr>
-              <w:t>FUNCTION_CODE</w:t>
+              <w:t>ADDRESS</w:t>
             </w:r>
           </w:p>
         </w:tc>
@@ -15210,7 +14917,7 @@
                 <w:color w:val="1F2937"/>
                 <w:sz w:val="16"/>
               </w:rPr>
-              <w:t>0x03 또는 0x04</w:t>
+              <w:t>0..65535 직접 Address</w:t>
             </w:r>
           </w:p>
         </w:tc>
@@ -15241,166 +14948,6 @@
                 <w:sz w:val="16"/>
               </w:rPr>
               <w:t>8</w:t>
-            </w:r>
-          </w:p>
-        </w:tc>
-        <w:tc>
-          <w:tcPr>
-            <w:tcW w:type="dxa" w:w="3168"/>
-            <w:tcMar>
-              <w:top w:w="80" w:type="dxa"/>
-              <w:start w:w="120" w:type="dxa"/>
-              <w:bottom w:w="80" w:type="dxa"/>
-              <w:end w:w="120" w:type="dxa"/>
-            </w:tcMar>
-            <w:vAlign w:val="center"/>
-          </w:tcPr>
-          <w:p>
-            <w:pPr>
-              <w:spacing w:after="0" w:line="240" w:lineRule="auto"/>
-            </w:pPr>
-            <w:r>
-              <w:rPr>
-                <w:rFonts w:ascii="Malgun Gothic" w:hAnsi="Malgun Gothic" w:eastAsia="Malgun Gothic"/>
-                <w:color w:val="1F2937"/>
-                <w:sz w:val="16"/>
-              </w:rPr>
-              <w:t>SOURCE_TYPE</w:t>
-            </w:r>
-          </w:p>
-        </w:tc>
-        <w:tc>
-          <w:tcPr>
-            <w:tcW w:type="dxa" w:w="5400"/>
-            <w:tcMar>
-              <w:top w:w="80" w:type="dxa"/>
-              <w:start w:w="120" w:type="dxa"/>
-              <w:bottom w:w="80" w:type="dxa"/>
-              <w:end w:w="120" w:type="dxa"/>
-            </w:tcMar>
-            <w:vAlign w:val="center"/>
-          </w:tcPr>
-          <w:p>
-            <w:pPr>
-              <w:spacing w:after="0" w:line="240" w:lineRule="auto"/>
-            </w:pPr>
-            <w:r>
-              <w:rPr>
-                <w:rFonts w:ascii="Malgun Gothic" w:hAnsi="Malgun Gothic" w:eastAsia="Malgun Gothic"/>
-                <w:color w:val="1F2937"/>
-                <w:sz w:val="16"/>
-              </w:rPr>
-              <w:t>0x00..0x03</w:t>
-            </w:r>
-          </w:p>
-        </w:tc>
-      </w:tr>
-      <w:tr>
-        <w:trPr>
-          <w:cantSplit w:val="true"/>
-        </w:trPr>
-        <w:tc>
-          <w:tcPr>
-            <w:tcW w:type="dxa" w:w="792"/>
-            <w:tcMar>
-              <w:top w:w="80" w:type="dxa"/>
-              <w:start w:w="120" w:type="dxa"/>
-              <w:bottom w:w="80" w:type="dxa"/>
-              <w:end w:w="120" w:type="dxa"/>
-            </w:tcMar>
-            <w:vAlign w:val="center"/>
-          </w:tcPr>
-          <w:p>
-            <w:pPr>
-              <w:spacing w:after="0" w:line="240" w:lineRule="auto"/>
-            </w:pPr>
-            <w:r>
-              <w:rPr>
-                <w:rFonts w:ascii="Malgun Gothic" w:hAnsi="Malgun Gothic" w:eastAsia="Malgun Gothic"/>
-                <w:color w:val="1F2937"/>
-                <w:sz w:val="16"/>
-              </w:rPr>
-              <w:t>9</w:t>
-            </w:r>
-          </w:p>
-        </w:tc>
-        <w:tc>
-          <w:tcPr>
-            <w:tcW w:type="dxa" w:w="3168"/>
-            <w:tcMar>
-              <w:top w:w="80" w:type="dxa"/>
-              <w:start w:w="120" w:type="dxa"/>
-              <w:bottom w:w="80" w:type="dxa"/>
-              <w:end w:w="120" w:type="dxa"/>
-            </w:tcMar>
-            <w:vAlign w:val="center"/>
-          </w:tcPr>
-          <w:p>
-            <w:pPr>
-              <w:spacing w:after="0" w:line="240" w:lineRule="auto"/>
-            </w:pPr>
-            <w:r>
-              <w:rPr>
-                <w:rFonts w:ascii="Malgun Gothic" w:hAnsi="Malgun Gothic" w:eastAsia="Malgun Gothic"/>
-                <w:color w:val="1F2937"/>
-                <w:sz w:val="16"/>
-              </w:rPr>
-              <w:t>ADDRESS</w:t>
-            </w:r>
-          </w:p>
-        </w:tc>
-        <w:tc>
-          <w:tcPr>
-            <w:tcW w:type="dxa" w:w="5400"/>
-            <w:tcMar>
-              <w:top w:w="80" w:type="dxa"/>
-              <w:start w:w="120" w:type="dxa"/>
-              <w:bottom w:w="80" w:type="dxa"/>
-              <w:end w:w="120" w:type="dxa"/>
-            </w:tcMar>
-            <w:vAlign w:val="center"/>
-          </w:tcPr>
-          <w:p>
-            <w:pPr>
-              <w:spacing w:after="0" w:line="240" w:lineRule="auto"/>
-            </w:pPr>
-            <w:r>
-              <w:rPr>
-                <w:rFonts w:ascii="Malgun Gothic" w:hAnsi="Malgun Gothic" w:eastAsia="Malgun Gothic"/>
-                <w:color w:val="1F2937"/>
-                <w:sz w:val="16"/>
-              </w:rPr>
-              <w:t>0..65535 직접 Address</w:t>
-            </w:r>
-          </w:p>
-        </w:tc>
-      </w:tr>
-      <w:tr>
-        <w:trPr>
-          <w:cantSplit w:val="true"/>
-        </w:trPr>
-        <w:tc>
-          <w:tcPr>
-            <w:tcW w:type="dxa" w:w="792"/>
-            <w:tcMar>
-              <w:top w:w="80" w:type="dxa"/>
-              <w:start w:w="120" w:type="dxa"/>
-              <w:bottom w:w="80" w:type="dxa"/>
-              <w:end w:w="120" w:type="dxa"/>
-            </w:tcMar>
-            <w:vAlign w:val="center"/>
-          </w:tcPr>
-          <w:p>
-            <w:pPr>
-              <w:spacing w:after="0" w:line="240" w:lineRule="auto"/>
-            </w:pPr>
-            <w:r>
-              <w:rPr>
-                <w:rFonts w:ascii="Malgun Gothic" w:hAnsi="Malgun Gothic" w:eastAsia="Malgun Gothic"/>
-                <w:color w:val="1F2937"/>
-                <w:sz w:val="16"/>
-              </w:rPr>
-              <w:t>10</w:t>
             </w:r>
           </w:p>
         </w:tc>
@@ -16604,7 +16151,7 @@
                 <w:color w:val="1F2937"/>
                 <w:sz w:val="16"/>
               </w:rPr>
-              <w:t>Change Queue Stats</w:t>
+              <w:t>RTU Log Stats</w:t>
             </w:r>
           </w:p>
         </w:tc>
@@ -16629,7 +16176,7 @@
                 <w:color w:val="1F2937"/>
                 <w:sz w:val="16"/>
               </w:rPr>
-              <w:t>V1 / 12</w:t>
+              <w:t>V1 / 9</w:t>
             </w:r>
           </w:p>
         </w:tc>
@@ -16654,7 +16201,7 @@
                 <w:color w:val="1F2937"/>
                 <w:sz w:val="16"/>
               </w:rPr>
-              <w:t>PortSlot, Pending, Capacity, HighWater, Enqueued, Dequeued, Dropped, Suppressed, OverflowLatch, LastSequence</w:t>
+              <w:t>CaptureEnabled, PendingLines, InFlight, Capacity, DroppedCount, LastSequence, CompletedCount</w:t>
             </w:r>
           </w:p>
         </w:tc>
@@ -16803,7 +16350,7 @@
                 <w:color w:val="1F2937"/>
                 <w:sz w:val="17"/>
               </w:rPr>
-              <w:t>0..255 / 0..255 / 1..247 / 0..1</w:t>
+              <w:t>0..255 / 0..255 / 1..247 / 0..3</w:t>
             </w:r>
           </w:p>
         </w:tc>
@@ -16998,7 +16545,7 @@
                 <w:color w:val="1F2937"/>
                 <w:sz w:val="17"/>
               </w:rPr>
-              <w:t>Change Queue / Error Queue</w:t>
+              <w:t>Error Queue / RTU Log Transaction</w:t>
             </w:r>
           </w:p>
         </w:tc>
@@ -17023,7 +16570,7 @@
                 <w:color w:val="1F2937"/>
                 <w:sz w:val="17"/>
               </w:rPr>
-              <w:t>Port별 256 / Context별 256</w:t>
+              <w:t>Context별 256 / Context별 256</w:t>
             </w:r>
           </w:p>
         </w:tc>
@@ -18905,7 +18452,7 @@
     </w:p>
     <w:p>
       <w:r>
-        <w:t>아래 93개 코드는 v1 공개 계약이다. 신규 코드는 각 기능 영역의 미사용 번호에 추가할 수 있으나 기존 숫자·상수명·의미·Message Key는 변경하거나 재사용하지 않는다.</w:t>
+        <w:t>아래 91개 코드는 v0.4.0 공개 계약이다. 신규 코드는 각 기능 영역의 미사용 번호에 추가할 수 있으나 기존 숫자·상수명·의미·Message Key는 변경하거나 재사용하지 않는다.</w:t>
       </w:r>
     </w:p>
     <w:p>
@@ -18920,7 +18467,7 @@
           <w:color w:val="64748B"/>
           <w:sz w:val="18"/>
         </w:rPr>
-        <w:t>Table 25. 공개 오류 코드 93개</w:t>
+        <w:t>Table 25. 공개 오류 코드 91개</w:t>
       </w:r>
     </w:p>
     <w:tbl>
@@ -28457,7 +28004,7 @@
                 <w:color w:val="1F2937"/>
                 <w:sz w:val="13"/>
               </w:rPr>
-              <w:t>-5000</w:t>
+              <w:t>-5001</w:t>
             </w:r>
           </w:p>
         </w:tc>
@@ -28482,7 +28029,7 @@
                 <w:color w:val="1F2937"/>
                 <w:sz w:val="13"/>
               </w:rPr>
-              <w:t>M485E_ERR_MONITORING_STATE</w:t>
+              <w:t>M485E_ERR_RULE_NOT_FOUND</w:t>
             </w:r>
           </w:p>
         </w:tc>
@@ -28532,7 +28079,7 @@
                 <w:color w:val="1F2937"/>
                 <w:sz w:val="13"/>
               </w:rPr>
-              <w:t>ERR_MONITORING_STATE</w:t>
+              <w:t>ERR_RULE_NOT_FOUND</w:t>
             </w:r>
           </w:p>
         </w:tc>
@@ -28557,7 +28104,7 @@
                 <w:color w:val="1F2937"/>
                 <w:sz w:val="13"/>
               </w:rPr>
-              <w:t>Monitoring API가 허용되지 않는 상태에서 호출됨</w:t>
+              <w:t>Index와 Rule ID 조합을 찾을 수 없음</w:t>
             </w:r>
           </w:p>
         </w:tc>
@@ -28587,7 +28134,7 @@
                 <w:color w:val="1F2937"/>
                 <w:sz w:val="13"/>
               </w:rPr>
-              <w:t>-5001</w:t>
+              <w:t>-5002</w:t>
             </w:r>
           </w:p>
         </w:tc>
@@ -28612,7 +28159,7 @@
                 <w:color w:val="1F2937"/>
                 <w:sz w:val="13"/>
               </w:rPr>
-              <w:t>M485E_ERR_RULE_NOT_FOUND</w:t>
+              <w:t>M485E_ERR_READOPTION_INVALID</w:t>
             </w:r>
           </w:p>
         </w:tc>
@@ -28662,7 +28209,7 @@
                 <w:color w:val="1F2937"/>
                 <w:sz w:val="13"/>
               </w:rPr>
-              <w:t>ERR_RULE_NOT_FOUND</w:t>
+              <w:t>ERR_READOPTION_INVALID</w:t>
             </w:r>
           </w:p>
         </w:tc>
@@ -28687,7 +28234,7 @@
                 <w:color w:val="1F2937"/>
                 <w:sz w:val="13"/>
               </w:rPr>
-              <w:t>Index와 Rule ID 조합을 찾을 수 없음</w:t>
+              <w:t>ReadOption Mapping, 배열 길이 또는 Candidate 집합이 유효하지 않음</w:t>
             </w:r>
           </w:p>
         </w:tc>
@@ -28717,7 +28264,7 @@
                 <w:color w:val="1F2937"/>
                 <w:sz w:val="13"/>
               </w:rPr>
-              <w:t>-5002</w:t>
+              <w:t>-5003</w:t>
             </w:r>
           </w:p>
         </w:tc>
@@ -28742,7 +28289,7 @@
                 <w:color w:val="1F2937"/>
                 <w:sz w:val="13"/>
               </w:rPr>
-              <w:t>M485E_ERR_READOPTION_INVALID</w:t>
+              <w:t>M485E_ERR_PERIODIC_BUDGET</w:t>
             </w:r>
           </w:p>
         </w:tc>
@@ -28792,7 +28339,7 @@
                 <w:color w:val="1F2937"/>
                 <w:sz w:val="13"/>
               </w:rPr>
-              <w:t>ERR_READOPTION_INVALID</w:t>
+              <w:t>ERR_PERIODIC_BUDGET</w:t>
             </w:r>
           </w:p>
         </w:tc>
@@ -28817,7 +28364,7 @@
                 <w:color w:val="1F2937"/>
                 <w:sz w:val="13"/>
               </w:rPr>
-              <w:t>ReadOption Mapping, 배열 길이 또는 Candidate 집합이 유효하지 않음</w:t>
+              <w:t>Candidate RequiredPeriodicFrames가 검증된 Cycle 예산을 초과함</w:t>
             </w:r>
           </w:p>
         </w:tc>
@@ -28847,7 +28394,7 @@
                 <w:color w:val="1F2937"/>
                 <w:sz w:val="13"/>
               </w:rPr>
-              <w:t>-5003</w:t>
+              <w:t>-5004</w:t>
             </w:r>
           </w:p>
         </w:tc>
@@ -28872,7 +28419,7 @@
                 <w:color w:val="1F2937"/>
                 <w:sz w:val="13"/>
               </w:rPr>
-              <w:t>M485E_ERR_PERIODIC_BUDGET</w:t>
+              <w:t>M485E_ERR_RULE_DATA_VERSION</w:t>
             </w:r>
           </w:p>
         </w:tc>
@@ -28922,7 +28469,7 @@
                 <w:color w:val="1F2937"/>
                 <w:sz w:val="13"/>
               </w:rPr>
-              <w:t>ERR_PERIODIC_BUDGET</w:t>
+              <w:t>ERR_RULE_DATA_VERSION</w:t>
             </w:r>
           </w:p>
         </w:tc>
@@ -28947,7 +28494,7 @@
                 <w:color w:val="1F2937"/>
                 <w:sz w:val="13"/>
               </w:rPr>
-              <w:t>Candidate RequiredPeriodicFrames가 검증된 Cycle 예산을 초과함</w:t>
+              <w:t>Rule Data Metadata Layout Version이 호환되지 않음</w:t>
             </w:r>
           </w:p>
         </w:tc>
@@ -28977,7 +28524,7 @@
                 <w:color w:val="1F2937"/>
                 <w:sz w:val="13"/>
               </w:rPr>
-              <w:t>-5004</w:t>
+              <w:t>-5005</w:t>
             </w:r>
           </w:p>
         </w:tc>
@@ -29002,7 +28549,7 @@
                 <w:color w:val="1F2937"/>
                 <w:sz w:val="13"/>
               </w:rPr>
-              <w:t>M485E_ERR_SNAPSHOT_VERSION</w:t>
+              <w:t>M485E_ERR_OUTPUT_BUDGET_OVERRUN</w:t>
             </w:r>
           </w:p>
         </w:tc>
@@ -29027,7 +28574,7 @@
                 <w:color w:val="1F2937"/>
                 <w:sz w:val="13"/>
               </w:rPr>
-              <w:t>Error</w:t>
+              <w:t>Warning</w:t>
             </w:r>
           </w:p>
         </w:tc>
@@ -29052,7 +28599,7 @@
                 <w:color w:val="1F2937"/>
                 <w:sz w:val="13"/>
               </w:rPr>
-              <w:t>ERR_SNAPSHOT_VERSION</w:t>
+              <w:t>ERR_OUTPUT_BUDGET_OVERRUN</w:t>
             </w:r>
           </w:p>
         </w:tc>
@@ -29077,7 +28624,7 @@
                 <w:color w:val="1F2937"/>
                 <w:sz w:val="13"/>
               </w:rPr>
-              <w:t>Snapshot Metadata Layout Version이 호환되지 않음</w:t>
+              <w:t>시작한 Periodic Monitoring CAN 묶음 처리 중 실제 Tick 실행시간 예산을 초과함</w:t>
             </w:r>
           </w:p>
         </w:tc>
@@ -29107,7 +28654,7 @@
                 <w:color w:val="1F2937"/>
                 <w:sz w:val="13"/>
               </w:rPr>
-              <w:t>-5005</w:t>
+              <w:t>-5006</w:t>
             </w:r>
           </w:p>
         </w:tc>
@@ -29132,7 +28679,7 @@
                 <w:color w:val="1F2937"/>
                 <w:sz w:val="13"/>
               </w:rPr>
-              <w:t>M485E_ERR_OUTPUT_BUDGET_OVERRUN</w:t>
+              <w:t>M485E_ERR_OUTPUT_DEADLINE_MISSED</w:t>
             </w:r>
           </w:p>
         </w:tc>
@@ -29182,7 +28729,7 @@
                 <w:color w:val="1F2937"/>
                 <w:sz w:val="13"/>
               </w:rPr>
-              <w:t>ERR_OUTPUT_BUDGET_OVERRUN</w:t>
+              <w:t>ERR_OUTPUT_DEADLINE_MISSED</w:t>
             </w:r>
           </w:p>
         </w:tc>
@@ -29207,267 +28754,7 @@
                 <w:color w:val="1F2937"/>
                 <w:sz w:val="13"/>
               </w:rPr>
-              <w:t>시작한 Snapshot 처리 중 실제 Tick 실행시간 예산을 초과함</w:t>
-            </w:r>
-          </w:p>
-        </w:tc>
-      </w:tr>
-      <w:tr>
-        <w:trPr>
-          <w:cantSplit w:val="true"/>
-        </w:trPr>
-        <w:tc>
-          <w:tcPr>
-            <w:tcW w:type="dxa" w:w="936"/>
-            <w:tcMar>
-              <w:top w:w="80" w:type="dxa"/>
-              <w:start w:w="120" w:type="dxa"/>
-              <w:bottom w:w="80" w:type="dxa"/>
-              <w:end w:w="120" w:type="dxa"/>
-            </w:tcMar>
-            <w:vAlign w:val="center"/>
-          </w:tcPr>
-          <w:p>
-            <w:pPr>
-              <w:spacing w:after="0" w:line="240" w:lineRule="auto"/>
-            </w:pPr>
-            <w:r>
-              <w:rPr>
-                <w:rFonts w:ascii="Malgun Gothic" w:hAnsi="Malgun Gothic" w:eastAsia="Malgun Gothic"/>
-                <w:color w:val="1F2937"/>
-                <w:sz w:val="13"/>
-              </w:rPr>
-              <w:t>-5006</w:t>
-            </w:r>
-          </w:p>
-        </w:tc>
-        <w:tc>
-          <w:tcPr>
-            <w:tcW w:type="dxa" w:w="2520"/>
-            <w:tcMar>
-              <w:top w:w="80" w:type="dxa"/>
-              <w:start w:w="120" w:type="dxa"/>
-              <w:bottom w:w="80" w:type="dxa"/>
-              <w:end w:w="120" w:type="dxa"/>
-            </w:tcMar>
-            <w:vAlign w:val="center"/>
-          </w:tcPr>
-          <w:p>
-            <w:pPr>
-              <w:spacing w:after="0" w:line="240" w:lineRule="auto"/>
-            </w:pPr>
-            <w:r>
-              <w:rPr>
-                <w:rFonts w:ascii="Malgun Gothic" w:hAnsi="Malgun Gothic" w:eastAsia="Malgun Gothic"/>
-                <w:color w:val="1F2937"/>
-                <w:sz w:val="13"/>
-              </w:rPr>
-              <w:t>M485E_ERR_OUTPUT_DEADLINE_MISSED</w:t>
-            </w:r>
-          </w:p>
-        </w:tc>
-        <w:tc>
-          <w:tcPr>
-            <w:tcW w:type="dxa" w:w="1080"/>
-            <w:tcMar>
-              <w:top w:w="80" w:type="dxa"/>
-              <w:start w:w="120" w:type="dxa"/>
-              <w:bottom w:w="80" w:type="dxa"/>
-              <w:end w:w="120" w:type="dxa"/>
-            </w:tcMar>
-            <w:vAlign w:val="center"/>
-          </w:tcPr>
-          <w:p>
-            <w:pPr>
-              <w:spacing w:after="0" w:line="240" w:lineRule="auto"/>
-            </w:pPr>
-            <w:r>
-              <w:rPr>
-                <w:rFonts w:ascii="Malgun Gothic" w:hAnsi="Malgun Gothic" w:eastAsia="Malgun Gothic"/>
-                <w:color w:val="1F2937"/>
-                <w:sz w:val="13"/>
-              </w:rPr>
-              <w:t>Warning</w:t>
-            </w:r>
-          </w:p>
-        </w:tc>
-        <w:tc>
-          <w:tcPr>
-            <w:tcW w:type="dxa" w:w="1944"/>
-            <w:tcMar>
-              <w:top w:w="80" w:type="dxa"/>
-              <w:start w:w="120" w:type="dxa"/>
-              <w:bottom w:w="80" w:type="dxa"/>
-              <w:end w:w="120" w:type="dxa"/>
-            </w:tcMar>
-            <w:vAlign w:val="center"/>
-          </w:tcPr>
-          <w:p>
-            <w:pPr>
-              <w:spacing w:after="0" w:line="240" w:lineRule="auto"/>
-            </w:pPr>
-            <w:r>
-              <w:rPr>
-                <w:rFonts w:ascii="Malgun Gothic" w:hAnsi="Malgun Gothic" w:eastAsia="Malgun Gothic"/>
-                <w:color w:val="1F2937"/>
-                <w:sz w:val="13"/>
-              </w:rPr>
-              <w:t>ERR_OUTPUT_DEADLINE_MISSED</w:t>
-            </w:r>
-          </w:p>
-        </w:tc>
-        <w:tc>
-          <w:tcPr>
-            <w:tcW w:type="dxa" w:w="2880"/>
-            <w:tcMar>
-              <w:top w:w="80" w:type="dxa"/>
-              <w:start w:w="120" w:type="dxa"/>
-              <w:bottom w:w="80" w:type="dxa"/>
-              <w:end w:w="120" w:type="dxa"/>
-            </w:tcMar>
-            <w:vAlign w:val="center"/>
-          </w:tcPr>
-          <w:p>
-            <w:pPr>
-              <w:spacing w:after="0" w:line="240" w:lineRule="auto"/>
-            </w:pPr>
-            <w:r>
-              <w:rPr>
-                <w:rFonts w:ascii="Malgun Gothic" w:hAnsi="Malgun Gothic" w:eastAsia="Malgun Gothic"/>
-                <w:color w:val="1F2937"/>
-                <w:sz w:val="13"/>
-              </w:rPr>
-              <w:t>Periodic 또는 Change Snapshot 지연 목표를 놓침</w:t>
-            </w:r>
-          </w:p>
-        </w:tc>
-      </w:tr>
-      <w:tr>
-        <w:trPr>
-          <w:cantSplit w:val="true"/>
-        </w:trPr>
-        <w:tc>
-          <w:tcPr>
-            <w:tcW w:type="dxa" w:w="936"/>
-            <w:tcMar>
-              <w:top w:w="80" w:type="dxa"/>
-              <w:start w:w="120" w:type="dxa"/>
-              <w:bottom w:w="80" w:type="dxa"/>
-              <w:end w:w="120" w:type="dxa"/>
-            </w:tcMar>
-            <w:vAlign w:val="center"/>
-          </w:tcPr>
-          <w:p>
-            <w:pPr>
-              <w:spacing w:after="0" w:line="240" w:lineRule="auto"/>
-            </w:pPr>
-            <w:r>
-              <w:rPr>
-                <w:rFonts w:ascii="Malgun Gothic" w:hAnsi="Malgun Gothic" w:eastAsia="Malgun Gothic"/>
-                <w:color w:val="1F2937"/>
-                <w:sz w:val="13"/>
-              </w:rPr>
-              <w:t>-5007</w:t>
-            </w:r>
-          </w:p>
-        </w:tc>
-        <w:tc>
-          <w:tcPr>
-            <w:tcW w:type="dxa" w:w="2520"/>
-            <w:tcMar>
-              <w:top w:w="80" w:type="dxa"/>
-              <w:start w:w="120" w:type="dxa"/>
-              <w:bottom w:w="80" w:type="dxa"/>
-              <w:end w:w="120" w:type="dxa"/>
-            </w:tcMar>
-            <w:vAlign w:val="center"/>
-          </w:tcPr>
-          <w:p>
-            <w:pPr>
-              <w:spacing w:after="0" w:line="240" w:lineRule="auto"/>
-            </w:pPr>
-            <w:r>
-              <w:rPr>
-                <w:rFonts w:ascii="Malgun Gothic" w:hAnsi="Malgun Gothic" w:eastAsia="Malgun Gothic"/>
-                <w:color w:val="1F2937"/>
-                <w:sz w:val="13"/>
-              </w:rPr>
-              <w:t>M485E_ERR_CHANGE_QUEUE_OVERFLOW</w:t>
-            </w:r>
-          </w:p>
-        </w:tc>
-        <w:tc>
-          <w:tcPr>
-            <w:tcW w:type="dxa" w:w="1080"/>
-            <w:tcMar>
-              <w:top w:w="80" w:type="dxa"/>
-              <w:start w:w="120" w:type="dxa"/>
-              <w:bottom w:w="80" w:type="dxa"/>
-              <w:end w:w="120" w:type="dxa"/>
-            </w:tcMar>
-            <w:vAlign w:val="center"/>
-          </w:tcPr>
-          <w:p>
-            <w:pPr>
-              <w:spacing w:after="0" w:line="240" w:lineRule="auto"/>
-            </w:pPr>
-            <w:r>
-              <w:rPr>
-                <w:rFonts w:ascii="Malgun Gothic" w:hAnsi="Malgun Gothic" w:eastAsia="Malgun Gothic"/>
-                <w:color w:val="1F2937"/>
-                <w:sz w:val="13"/>
-              </w:rPr>
-              <w:t>Warning</w:t>
-            </w:r>
-          </w:p>
-        </w:tc>
-        <w:tc>
-          <w:tcPr>
-            <w:tcW w:type="dxa" w:w="1944"/>
-            <w:tcMar>
-              <w:top w:w="80" w:type="dxa"/>
-              <w:start w:w="120" w:type="dxa"/>
-              <w:bottom w:w="80" w:type="dxa"/>
-              <w:end w:w="120" w:type="dxa"/>
-            </w:tcMar>
-            <w:vAlign w:val="center"/>
-          </w:tcPr>
-          <w:p>
-            <w:pPr>
-              <w:spacing w:after="0" w:line="240" w:lineRule="auto"/>
-            </w:pPr>
-            <w:r>
-              <w:rPr>
-                <w:rFonts w:ascii="Malgun Gothic" w:hAnsi="Malgun Gothic" w:eastAsia="Malgun Gothic"/>
-                <w:color w:val="1F2937"/>
-                <w:sz w:val="13"/>
-              </w:rPr>
-              <w:t>ERR_CHANGE_QUEUE_OVERFLOW</w:t>
-            </w:r>
-          </w:p>
-        </w:tc>
-        <w:tc>
-          <w:tcPr>
-            <w:tcW w:type="dxa" w:w="2880"/>
-            <w:tcMar>
-              <w:top w:w="80" w:type="dxa"/>
-              <w:start w:w="120" w:type="dxa"/>
-              <w:bottom w:w="80" w:type="dxa"/>
-              <w:end w:w="120" w:type="dxa"/>
-            </w:tcMar>
-            <w:vAlign w:val="center"/>
-          </w:tcPr>
-          <w:p>
-            <w:pPr>
-              <w:spacing w:after="0" w:line="240" w:lineRule="auto"/>
-            </w:pPr>
-            <w:r>
-              <w:rPr>
-                <w:rFonts w:ascii="Malgun Gothic" w:hAnsi="Malgun Gothic" w:eastAsia="Malgun Gothic"/>
-                <w:color w:val="1F2937"/>
-                <w:sz w:val="13"/>
-              </w:rPr>
-              <w:t>Change Queue oldest-drop으로 Monitoring Snapshot 손실 발생</w:t>
+              <w:t>Periodic Monitoring 지연 목표를 놓침</w:t>
             </w:r>
           </w:p>
         </w:tc>
@@ -31439,7 +30726,7 @@
           </w:tcPr>
           <w:p>
             <w:r>
-              <w:t>생산 27 API와 시험 전용 ABI Fixture의 자동 Probe를 통과한 뒤 CANalyzer 9.x SP8에서 최종 검증</w:t>
+              <w:t>생산 23 API 자동 Probe를 통과한 뒤 CANalyzer 9.x SP8에서 최종 검증</w:t>
             </w:r>
           </w:p>
         </w:tc>
@@ -31494,7 +30781,7 @@
                 <w:color w:val="1F2937"/>
                 <w:sz w:val="16"/>
               </w:rPr>
-              <w:t>최소 33 확정, 최종값 실측</w:t>
+              <w:t>66 Frame/Tick 확정, 실행시간 실측 필요</w:t>
             </w:r>
           </w:p>
         </w:tc>
@@ -31519,7 +30806,7 @@
                 <w:color w:val="1F2937"/>
                 <w:sz w:val="16"/>
               </w:rPr>
-              <w:t>200 Rule/0x81 Burst Profile로 확정</w:t>
+              <w:t>200 Rule/0x80 Periodic Profile로 확정</w:t>
             </w:r>
           </w:p>
         </w:tc>
@@ -31998,7 +31285,7 @@
                 <w:color w:val="1F2937"/>
                 <w:sz w:val="17"/>
               </w:rPr>
-              <w:t>x64 v0.3.0</w:t>
+              <w:t>x64 v0.4.0 실환경 검증</w:t>
             </w:r>
           </w:p>
         </w:tc>
@@ -32023,7 +31310,7 @@
                 <w:color w:val="1F2937"/>
                 <w:sz w:val="17"/>
               </w:rPr>
-              <w:t>Windows-x64 Release DLL과 .vmodule 배포; CANalyzer 18 실환경 검증</w:t>
+              <w:t>Windows-x64 Release DLL과 .vmodule은 배포하되 CANalyzer 18 Measurement 결과는 외부 검증으로 관리</w:t>
             </w:r>
           </w:p>
         </w:tc>
@@ -32312,7 +31599,7 @@
               <w:rFonts w:ascii="Malgun Gothic" w:hAnsi="Malgun Gothic" w:eastAsia="Malgun Gothic"/>
               <w:sz w:val="17"/>
             </w:rPr>
-            <w:t>Revision 0.15 | Release 0.3.0 Baseline</w:t>
+            <w:t>Revision 0.16 | Release 0.4.0 Baseline</w:t>
           </w:r>
         </w:p>
       </w:tc>

--- a/docs/01_Requirements/Modbus485Emulator_SRS.docx
+++ b/docs/01_Requirements/Modbus485Emulator_SRS.docx
@@ -32,7 +32,7 @@
           <w:color w:val="64748B"/>
           <w:sz w:val="26"/>
         </w:rPr>
-        <w:t>Modbus485Emulator - Release 0.4.0 공식 요구사항 Baseline</w:t>
+        <w:t>Modbus485Emulator - Release 0.5.0 공식 요구사항 Baseline</w:t>
       </w:r>
     </w:p>
     <w:tbl>
@@ -238,7 +238,7 @@
           </w:tcPr>
           <w:p>
             <w:r>
-              <w:t>0.16 / Release 0.4.0 Baseline</w:t>
+              <w:t>0.17 / Release 0.5.0 Baseline</w:t>
             </w:r>
           </w:p>
         </w:tc>
@@ -284,7 +284,7 @@
           </w:tcPr>
           <w:p>
             <w:r>
-              <w:t>2026-08-13</w:t>
+              <w:t>2026-08-17</w:t>
             </w:r>
           </w:p>
         </w:tc>
@@ -306,7 +306,7 @@
           <w:color w:val="2E75B6"/>
           <w:sz w:val="20"/>
         </w:rPr>
-        <w:t>문서 상태: Release 0.4.0 요구사항 Baseline</w:t>
+        <w:t>문서 상태: Release 0.5.0 요구사항 Baseline</w:t>
       </w:r>
     </w:p>
     <w:p>
@@ -923,6 +923,48 @@
           <w:p>
             <w:r>
               <w:t>0x80 Periodic-only Monitoring, 23개 ABI 및 Rule Data Metadata V1(9개 필드) 계약 반영</w:t>
+            </w:r>
+          </w:p>
+        </w:tc>
+      </w:tr>
+      <w:tr>
+        <w:tc>
+          <w:tcPr>
+            <w:tcW w:type="dxa" w:w="1152"/>
+          </w:tcPr>
+          <w:p>
+            <w:r>
+              <w:t>0.17</w:t>
+            </w:r>
+          </w:p>
+        </w:tc>
+        <w:tc>
+          <w:tcPr>
+            <w:tcW w:type="dxa" w:w="1584"/>
+          </w:tcPr>
+          <w:p>
+            <w:r>
+              <w:t>2026-08-17</w:t>
+            </w:r>
+          </w:p>
+        </w:tc>
+        <w:tc>
+          <w:tcPr>
+            <w:tcW w:type="dxa" w:w="2160"/>
+          </w:tcPr>
+          <w:p>
+            <w:r>
+              <w:t>Release Baseline</w:t>
+            </w:r>
+          </w:p>
+        </w:tc>
+        <w:tc>
+          <w:tcPr>
+            <w:tcW w:type="dxa" w:w="4464"/>
+          </w:tcPr>
+          <w:p>
+            <w:r>
+              <w:t>Btn_ReadOption Scalar 편의 변수와 RTU CSV 동일 문자열의 CAPL Output View 최근 10줄 표시 계약 반영</w:t>
             </w:r>
           </w:p>
         </w:tc>
@@ -2769,7 +2811,7 @@
         <w:pStyle w:val="ListBullet"/>
       </w:pPr>
       <w:r>
-        <w:t>v0.4.0은 Windows x86/x64를 함께 공식 배포하며 CANalyzer 18 x64 Measurement는 외부 검증 대상이다.</w:t>
+        <w:t>v0.5.0은 Windows x86/x64를 함께 공식 배포하며 CANalyzer 18 x64 Measurement는 외부 검증 대상이다.</w:t>
       </w:r>
     </w:p>
     <w:p>
@@ -2809,7 +2851,7 @@
         <w:pStyle w:val="ListBullet"/>
       </w:pPr>
       <w:r>
-        <w:t>Release 0.4.0 공개 계약은 M485E_ Prefix의 23개 CAPL DLL API와 FC03·FC04·FC10 동작만 포함한다.</w:t>
+        <w:t>Release 0.5.0 공개 계약은 M485E_ Prefix의 23개 CAPL DLL API와 FC03·FC04·FC10 동작만 포함한다.</w:t>
       </w:r>
     </w:p>
     <w:p>
@@ -4608,7 +4650,7 @@
                 <w:color w:val="1F2937"/>
                 <w:sz w:val="16"/>
               </w:rPr>
-              <w:t>ReadOption은 최대 200개 Rule의 0x80 Periodic 선택만 제어하고 여러 변경을 다음 1,000ms Cycle 경계에 원자 적용해야 한다.</w:t>
+              <w:t>ReadOption은 최대 200개 Rule의 0x80 Periodic 선택만 제어하고 여러 변경을 다음 1,000ms Cycle 경계에 원자 적용해야 한다. Monitoring::Btn_ReadOption은 int32 Scalar 편의 버튼으로만 제공하며 별도 CAPL Handler를 만들지 않고 Check_ReadOption[200], 100ms Candidate 동기화와 1,000ms 적용 정책을 변경하지 않아야 한다.</w:t>
             </w:r>
           </w:p>
         </w:tc>
@@ -5511,7 +5553,7 @@
                 <w:rFonts w:ascii="Aptos" w:hAnsi="Aptos"/>
                 <w:sz w:val="18"/>
               </w:rPr>
-              <w:t>RTU Log Switch가 ON이면 Master 요청과 실제 응답 또는 무응답 결과를 동일 Sequence의 REQ/RES 또는 REQ/NO_RES CSV 행으로 기록해야 한다.</w:t>
+              <w:t>RTU Log Switch가 ON이면 Master 요청과 실제 응답 또는 무응답 결과를 동일 Sequence의 REQ/RES 또는 REQ/NO_RES CSV 행으로 빠짐없이 기록해야 한다. 동일한 Dequeue 문자열은 별도 Queue Consumer 없이 CAPL Output View의 최근 10줄 표시에도 재사용해야 한다.</w:t>
             </w:r>
           </w:p>
         </w:tc>
@@ -5554,7 +5596,7 @@
           </w:tcPr>
           <w:p>
             <w:r>
-              <w:t>RTU Log OFF→ON마다 M485E_RTU_YYYYMMDD_HHMMSS.csv를 새로 생성하고 이름 충돌 시 순번 접미사를 사용해야 한다. 파일 Open 성공 후에만 DLL Capture를 시작하며 OFF와 Measurement 종료 시 처리 중 Transaction을 최대 2초 기다리고 완료 행을 배출한 뒤 닫아야 한다. CAPL만 파일 I/O를 수행해야 한다.</w:t>
+              <w:t>RTU Log OFF→ON마다 M485E_RTU_YYYYMMDD_HHMMSS.csv를 새로 생성하고 이름 충돌 시 순번 접미사를 사용해야 한다. 파일 Open 성공 후에만 DLL Capture를 시작하며 OFF와 Measurement 종료 시 처리 중 Transaction을 최대 2초 기다리고 완료 행을 배출한 뒤 닫아야 한다. CAPL만 파일 I/O를 수행해야 한다. Panel 이름과 CAPL Output View Control 이름은 단일 설정 영역에서 변경 가능해야 하며, 최근 10줄을 최대 200ms에 한 번 Overwrite하고 Panel 표시 실패가 CSV 기록을 실패시키지 않아야 한다. Log OFF 후 마지막 Panel 내용은 유지해야 한다.</w:t>
             </w:r>
           </w:p>
         </w:tc>
@@ -8578,7 +8620,7 @@
                 <w:rFonts w:ascii="Aptos" w:hAnsi="Aptos"/>
                 <w:sz w:val="18"/>
               </w:rPr>
-              <w:t>CAPL DLL Export Table은 Appendix A의 v0.4.0 23개 Entry를 정확히 제공하고 StartMonitoring, StopMonitoring, TryDequeueChangeSnapshot 및 GetChangeQueueStats를 공개하지 않아야 한다.</w:t>
+              <w:t>CAPL DLL Export Table은 Appendix A의 v0.5.0 23개 Entry를 정확히 제공하고 StartMonitoring, StopMonitoring, TryDequeueChangeSnapshot 및 GetChangeQueueStats를 공개하지 않아야 한다.</w:t>
             </w:r>
           </w:p>
         </w:tc>
@@ -10883,7 +10925,7 @@
                 <w:color w:val="1F2937"/>
                 <w:sz w:val="16"/>
               </w:rPr>
-              <w:t>공식 v0.4.0 빌드·검증·배포 대상은 CANalyzer 9.x SP8 Windows x86과 CANalyzer 18 Windows x64이다.</w:t>
+              <w:t>공식 v0.5.0 빌드·검증·배포 대상은 CANalyzer 9.x SP8 Windows x86과 CANalyzer 18 Windows x64이다.</w:t>
             </w:r>
           </w:p>
         </w:tc>
@@ -10993,7 +11035,7 @@
                 <w:color w:val="1F2937"/>
                 <w:sz w:val="16"/>
               </w:rPr>
-              <w:t>Release 0.4.0은 M485E_ Prefix의 23개 공개 API, Windows x86/x64 Build, FC03·FC04·FC10 및 정식 문서 집합을 단일 호환 기준으로 유지해야 한다.</w:t>
+              <w:t>Release 0.5.0은 M485E_ Prefix의 23개 공개 API, Windows x86/x64 Build, FC03·FC04·FC10 및 정식 문서 집합을 단일 호환 기준으로 유지해야 한다.</w:t>
             </w:r>
           </w:p>
         </w:tc>
@@ -12260,7 +12302,7 @@
                 <w:rFonts w:ascii="Aptos" w:hAnsi="Aptos"/>
                 <w:sz w:val="18"/>
               </w:rPr>
-              <w:t>Index 비활성 무응답·무변경과 peer 격리, Device 상태 LED, REQ/RES·NO_RES pairing, 새 파일·용량·손실 진단</w:t>
+              <w:t>Index 비활성 무응답·무변경과 peer 격리, Device 상태 LED, REQ/RES·NO_RES pairing, 새 파일·용량·손실 진단, Btn_ReadOption int32 Scalar/no-handler 및 동일 Drain 문자열의 최근 10줄·200ms CAPL Output View 표시</w:t>
             </w:r>
           </w:p>
         </w:tc>
@@ -18452,7 +18494,7 @@
     </w:p>
     <w:p>
       <w:r>
-        <w:t>아래 91개 코드는 v0.4.0 공개 계약이다. 신규 코드는 각 기능 영역의 미사용 번호에 추가할 수 있으나 기존 숫자·상수명·의미·Message Key는 변경하거나 재사용하지 않는다.</w:t>
+        <w:t>아래 91개 코드는 v0.5.0 공개 계약이다. 신규 코드는 각 기능 영역의 미사용 번호에 추가할 수 있으나 기존 숫자·상수명·의미·Message Key는 변경하거나 재사용하지 않는다.</w:t>
       </w:r>
     </w:p>
     <w:p>
@@ -31285,7 +31327,7 @@
                 <w:color w:val="1F2937"/>
                 <w:sz w:val="17"/>
               </w:rPr>
-              <w:t>x64 v0.4.0 실환경 검증</w:t>
+              <w:t>x64 v0.5.0 실환경 검증</w:t>
             </w:r>
           </w:p>
         </w:tc>

--- a/docs/01_Requirements/Modbus485Emulator_SRS.docx
+++ b/docs/01_Requirements/Modbus485Emulator_SRS.docx
@@ -32,7 +32,7 @@
           <w:color w:val="64748B"/>
           <w:sz w:val="26"/>
         </w:rPr>
-        <w:t>Modbus485Emulator - Release 0.5.0 공식 요구사항 Baseline</w:t>
+        <w:t>Modbus485Emulator - Release 0.6.0 공식 요구사항 Baseline</w:t>
       </w:r>
     </w:p>
     <w:tbl>
@@ -238,7 +238,7 @@
           </w:tcPr>
           <w:p>
             <w:r>
-              <w:t>0.17 / Release 0.5.0 Baseline</w:t>
+              <w:t>0.18 / Release 0.6.0 Baseline</w:t>
             </w:r>
           </w:p>
         </w:tc>
@@ -284,7 +284,7 @@
           </w:tcPr>
           <w:p>
             <w:r>
-              <w:t>2026-08-17</w:t>
+              <w:t>2026-08-20</w:t>
             </w:r>
           </w:p>
         </w:tc>
@@ -306,7 +306,7 @@
           <w:color w:val="2E75B6"/>
           <w:sz w:val="20"/>
         </w:rPr>
-        <w:t>문서 상태: Release 0.5.0 요구사항 Baseline</w:t>
+        <w:t>문서 상태: Release 0.6.0 요구사항 Baseline</w:t>
       </w:r>
     </w:p>
     <w:p>
@@ -965,6 +965,68 @@
           <w:p>
             <w:r>
               <w:t>Btn_ReadOption Scalar 편의 변수와 RTU CSV 동일 문자열의 CAPL Output View 최근 10줄 표시 계약 반영</w:t>
+            </w:r>
+          </w:p>
+        </w:tc>
+      </w:tr>
+      <w:tr>
+        <w:tc>
+          <w:tcPr>
+            <w:tcW w:type="dxa" w:w="1152"/>
+          </w:tcPr>
+          <w:p>
+            <w:r/>
+            <w:r>
+              <w:rPr>
+                <w:b w:val="0"/>
+                <w:sz w:val="18"/>
+              </w:rPr>
+              <w:t>0.18</w:t>
+            </w:r>
+          </w:p>
+        </w:tc>
+        <w:tc>
+          <w:tcPr>
+            <w:tcW w:type="dxa" w:w="1584"/>
+          </w:tcPr>
+          <w:p>
+            <w:r/>
+            <w:r>
+              <w:rPr>
+                <w:b w:val="0"/>
+                <w:sz w:val="18"/>
+              </w:rPr>
+              <w:t>2026-08-20</w:t>
+            </w:r>
+          </w:p>
+        </w:tc>
+        <w:tc>
+          <w:tcPr>
+            <w:tcW w:type="dxa" w:w="2160"/>
+          </w:tcPr>
+          <w:p>
+            <w:r/>
+            <w:r>
+              <w:rPr>
+                <w:b w:val="0"/>
+                <w:sz w:val="18"/>
+              </w:rPr>
+              <w:t>Release Baseline</w:t>
+            </w:r>
+          </w:p>
+        </w:tc>
+        <w:tc>
+          <w:tcPr>
+            <w:tcW w:type="dxa" w:w="4464"/>
+          </w:tcPr>
+          <w:p>
+            <w:r/>
+            <w:r>
+              <w:rPr>
+                <w:b w:val="0"/>
+                <w:sz w:val="18"/>
+              </w:rPr>
+              <w:t>CANalyzer 9.x Device Signal Panel Generator, XVP/vsysvar/CAPL, Raw Hex, bounded Panel 동작과 안전한 생성·배포 계약 반영</w:t>
             </w:r>
           </w:p>
         </w:tc>
@@ -2811,7 +2873,7 @@
         <w:pStyle w:val="ListBullet"/>
       </w:pPr>
       <w:r>
-        <w:t>v0.5.0은 Windows x86/x64를 함께 공식 배포하며 CANalyzer 18 x64 Measurement는 외부 검증 대상이다.</w:t>
+        <w:t>v0.6.0은 Windows x86/x64를 함께 공식 배포하며 CANalyzer 18 x64 Measurement는 외부 검증 대상이다.</w:t>
       </w:r>
     </w:p>
     <w:p>
@@ -2851,7 +2913,7 @@
         <w:pStyle w:val="ListBullet"/>
       </w:pPr>
       <w:r>
-        <w:t>Release 0.5.0 공개 계약은 M485E_ Prefix의 23개 CAPL DLL API와 FC03·FC04·FC10 동작만 포함한다.</w:t>
+        <w:t>Release 0.6.0 공개 계약은 M485E_ Prefix의 23개 CAPL DLL API와 FC03·FC04·FC10 동작만 포함한다.</w:t>
       </w:r>
     </w:p>
     <w:p>
@@ -8620,7 +8682,7 @@
                 <w:rFonts w:ascii="Aptos" w:hAnsi="Aptos"/>
                 <w:sz w:val="18"/>
               </w:rPr>
-              <w:t>CAPL DLL Export Table은 Appendix A의 v0.5.0 23개 Entry를 정확히 제공하고 StartMonitoring, StopMonitoring, TryDequeueChangeSnapshot 및 GetChangeQueueStats를 공개하지 않아야 한다.</w:t>
+              <w:t>CAPL DLL Export Table은 Appendix A의 v0.6.0 23개 Entry를 정확히 제공하고 StartMonitoring, StopMonitoring, TryDequeueChangeSnapshot 및 GetChangeQueueStats를 공개하지 않아야 한다.</w:t>
             </w:r>
           </w:p>
         </w:tc>
@@ -10925,7 +10987,7 @@
                 <w:color w:val="1F2937"/>
                 <w:sz w:val="16"/>
               </w:rPr>
-              <w:t>공식 v0.5.0 빌드·검증·배포 대상은 CANalyzer 9.x SP8 Windows x86과 CANalyzer 18 Windows x64이다.</w:t>
+              <w:t>공식 v0.6.0 빌드·검증·배포 대상은 CANalyzer 9.x SP8 Windows x86과 CANalyzer 18 Windows x64이다.</w:t>
             </w:r>
           </w:p>
         </w:tc>
@@ -11035,7 +11097,7 @@
                 <w:color w:val="1F2937"/>
                 <w:sz w:val="16"/>
               </w:rPr>
-              <w:t>Release 0.5.0은 M485E_ Prefix의 23개 공개 API, Windows x86/x64 Build, FC03·FC04·FC10 및 정식 문서 집합을 단일 호환 기준으로 유지해야 한다.</w:t>
+              <w:t>Release 0.6.0은 M485E_ Prefix의 23개 공개 API, Windows x86/x64 Build, FC03·FC04·FC10 및 정식 문서 집합을 단일 호환 기준으로 유지해야 한다.</w:t>
             </w:r>
           </w:p>
         </w:tc>
@@ -18494,7 +18556,7 @@
     </w:p>
     <w:p>
       <w:r>
-        <w:t>아래 91개 코드는 v0.5.0 공개 계약이다. 신규 코드는 각 기능 영역의 미사용 번호에 추가할 수 있으나 기존 숫자·상수명·의미·Message Key는 변경하거나 재사용하지 않는다.</w:t>
+        <w:t>아래 91개 코드는 v0.6.0 공개 계약이다. 신규 코드는 각 기능 영역의 미사용 번호에 추가할 수 있으나 기존 숫자·상수명·의미·Message Key는 변경하거나 재사용하지 않는다.</w:t>
       </w:r>
     </w:p>
     <w:p>
@@ -31327,7 +31389,7 @@
                 <w:color w:val="1F2937"/>
                 <w:sz w:val="17"/>
               </w:rPr>
-              <w:t>x64 v0.5.0 실환경 검증</w:t>
+              <w:t>x64 v0.6.0 실환경 검증</w:t>
             </w:r>
           </w:p>
         </w:tc>
@@ -31542,6 +31604,724 @@
                 <w:sz w:val="18"/>
               </w:rPr>
               <w:t>완결 Transaction 256개를 초과하면 oldest-drop하고 DroppedCount를 누적하되 이미 배출한 REQ의 짝은 보존한다.</w:t>
+            </w:r>
+          </w:p>
+        </w:tc>
+      </w:tr>
+    </w:tbl>
+    <w:p>
+      <w:pPr>
+        <w:pStyle w:val="Heading1"/>
+        <w:pageBreakBefore/>
+      </w:pPr>
+      <w:r>
+        <w:t>Appendix F. Device Signal Panel Generator Contract</w:t>
+      </w:r>
+    </w:p>
+    <w:p>
+      <w:r>
+        <w:t>Release 0.6.0은 공개 DLL API 23개를 변경하지 않고 Python Generator와 generated CAPL/System Variable 계층을 추가한다. 회사 Register Map은 외부 입력이며 저장소에는 Sample과 합성 Fixture만 포함한다.</w:t>
+      </w:r>
+    </w:p>
+    <w:p>
+      <w:pPr>
+        <w:pStyle w:val="Caption"/>
+      </w:pPr>
+      <w:r>
+        <w:t>Table 29. Device Signal Panel Generator 요구사항</w:t>
+      </w:r>
+    </w:p>
+    <w:tbl>
+      <w:tblPr>
+        <w:tblStyle w:val="TableGrid"/>
+        <w:tblW w:type="auto" w:w="0"/>
+        <w:tblLayout w:type="autofit"/>
+        <w:tblLook w:firstColumn="1" w:firstRow="1" w:lastColumn="0" w:lastRow="0" w:noHBand="0" w:noVBand="1" w:val="04A0"/>
+      </w:tblPr>
+      <w:tblGrid>
+        <w:gridCol w:w="4680"/>
+        <w:gridCol w:w="4680"/>
+      </w:tblGrid>
+      <w:tr>
+        <w:tc>
+          <w:tcPr>
+            <w:tcW w:type="dxa" w:w="4680"/>
+            <w:shd w:fill="2F75B5"/>
+          </w:tcPr>
+          <w:p>
+            <w:r>
+              <w:rPr>
+                <w:color w:val="FFFFFF"/>
+              </w:rPr>
+            </w:r>
+            <w:r>
+              <w:rPr>
+                <w:b/>
+                <w:color w:val="FFFFFF"/>
+                <w:sz w:val="18"/>
+              </w:rPr>
+              <w:t>Requirement ID</w:t>
+            </w:r>
+          </w:p>
+        </w:tc>
+        <w:tc>
+          <w:tcPr>
+            <w:tcW w:type="dxa" w:w="4680"/>
+            <w:shd w:fill="2F75B5"/>
+          </w:tcPr>
+          <w:p>
+            <w:r>
+              <w:rPr>
+                <w:color w:val="FFFFFF"/>
+              </w:rPr>
+            </w:r>
+            <w:r>
+              <w:rPr>
+                <w:b/>
+                <w:color w:val="FFFFFF"/>
+                <w:sz w:val="18"/>
+              </w:rPr>
+              <w:t>Requirement</w:t>
+            </w:r>
+          </w:p>
+        </w:tc>
+      </w:tr>
+      <w:tr>
+        <w:tc>
+          <w:tcPr>
+            <w:tcW w:type="dxa" w:w="4680"/>
+          </w:tcPr>
+          <w:p>
+            <w:r/>
+            <w:r>
+              <w:rPr>
+                <w:b w:val="0"/>
+                <w:sz w:val="18"/>
+              </w:rPr>
+              <w:t>FR-DPG-001</w:t>
+            </w:r>
+          </w:p>
+        </w:tc>
+        <w:tc>
+          <w:tcPr>
+            <w:tcW w:type="dxa" w:w="4680"/>
+          </w:tcPr>
+          <w:p>
+            <w:r/>
+            <w:r>
+              <w:rPr>
+                <w:b w:val="0"/>
+                <w:sz w:val="18"/>
+              </w:rPr>
+              <w:t>Device CSV Header(Index,Port,Slave_ID,Device_Name,CSV_DB_Name)와 Register Map Header 14개를 이름·순서까지 정확히 검사한다.</w:t>
+            </w:r>
+          </w:p>
+        </w:tc>
+      </w:tr>
+      <w:tr>
+        <w:tc>
+          <w:tcPr>
+            <w:tcW w:type="dxa" w:w="4680"/>
+          </w:tcPr>
+          <w:p>
+            <w:r/>
+            <w:r>
+              <w:rPr>
+                <w:b w:val="0"/>
+                <w:sz w:val="18"/>
+              </w:rPr>
+              <w:t>FR-DPG-002</w:t>
+            </w:r>
+          </w:p>
+        </w:tc>
+        <w:tc>
+          <w:tcPr>
+            <w:tcW w:type="dxa" w:w="4680"/>
+          </w:tcPr>
+          <w:p>
+            <w:r/>
+            <w:r>
+              <w:rPr>
+                <w:b w:val="0"/>
+                <w:sz w:val="18"/>
+              </w:rPr>
+              <w:t>CSV_DB_Name은 Device CSV 디렉터리 기준 상대경로만 허용하고 절대경로, .. 이탈, 누락 파일, 중복 Device Index/SignalName 및 잘못된 Signal 필드를 거부한다.</w:t>
+            </w:r>
+          </w:p>
+        </w:tc>
+      </w:tr>
+      <w:tr>
+        <w:tc>
+          <w:tcPr>
+            <w:tcW w:type="dxa" w:w="4680"/>
+          </w:tcPr>
+          <w:p>
+            <w:r/>
+            <w:r>
+              <w:rPr>
+                <w:b w:val="0"/>
+                <w:sz w:val="18"/>
+              </w:rPr>
+              <w:t>FR-DPG-003</w:t>
+            </w:r>
+          </w:p>
+        </w:tc>
+        <w:tc>
+          <w:tcPr>
+            <w:tcW w:type="dxa" w:w="4680"/>
+          </w:tcPr>
+          <w:p>
+            <w:r/>
+            <w:r>
+              <w:rPr>
+                <w:b w:val="0"/>
+                <w:sz w:val="18"/>
+              </w:rPr>
+              <w:t>GUI Analyze와 CLI는 동일 Parser/Generator Core를 사용하고 오류에 파일·행·Column·원인을 제공한다.</w:t>
+            </w:r>
+          </w:p>
+        </w:tc>
+      </w:tr>
+      <w:tr>
+        <w:tc>
+          <w:tcPr>
+            <w:tcW w:type="dxa" w:w="4680"/>
+          </w:tcPr>
+          <w:p>
+            <w:r/>
+            <w:r>
+              <w:rPr>
+                <w:b w:val="0"/>
+                <w:sz w:val="18"/>
+              </w:rPr>
+              <w:t>FR-DPG-004</w:t>
+            </w:r>
+          </w:p>
+        </w:tc>
+        <w:tc>
+          <w:tcPr>
+            <w:tcW w:type="dxa" w:w="4680"/>
+          </w:tcPr>
+          <w:p>
+            <w:r/>
+            <w:r>
+              <w:rPr>
+                <w:b w:val="0"/>
+                <w:sz w:val="18"/>
+              </w:rPr>
+              <w:t>출력은 실행 파일 위치의 Output에 임시 생성·검증 후 Manifest 소유 기존 Output만 교체하며 실패 시 기존 Output을 보존한다.</w:t>
+            </w:r>
+          </w:p>
+        </w:tc>
+      </w:tr>
+      <w:tr>
+        <w:tc>
+          <w:tcPr>
+            <w:tcW w:type="dxa" w:w="4680"/>
+          </w:tcPr>
+          <w:p>
+            <w:r/>
+            <w:r>
+              <w:rPr>
+                <w:b w:val="0"/>
+                <w:sz w:val="18"/>
+              </w:rPr>
+              <w:t>FR-DPG-005</w:t>
+            </w:r>
+          </w:p>
+        </w:tc>
+        <w:tc>
+          <w:tcPr>
+            <w:tcW w:type="dxa" w:w="4680"/>
+          </w:tcPr>
+          <w:p>
+            <w:r/>
+            <w:r>
+              <w:rPr>
+                <w:b w:val="0"/>
+                <w:sz w:val="18"/>
+              </w:rPr>
+              <w:t>동일 입력은 timestamp 없는 byte-identical 산출물을 만들고 Manifest에 Generator Version, 입력 SHA256, Device/Signal Mapping, 출력 SHA256을 기록한다.</w:t>
+            </w:r>
+          </w:p>
+        </w:tc>
+      </w:tr>
+      <w:tr>
+        <w:tc>
+          <w:tcPr>
+            <w:tcW w:type="dxa" w:w="4680"/>
+          </w:tcPr>
+          <w:p>
+            <w:r/>
+            <w:r>
+              <w:rPr>
+                <w:b w:val="0"/>
+                <w:sz w:val="18"/>
+              </w:rPr>
+              <w:t>FR-DPG-006</w:t>
+            </w:r>
+          </w:p>
+        </w:tc>
+        <w:tc>
+          <w:tcPr>
+            <w:tcW w:type="dxa" w:w="4680"/>
+          </w:tcPr>
+          <w:p>
+            <w:r/>
+            <w:r>
+              <w:rPr>
+                <w:b w:val="0"/>
+                <w:sz w:val="18"/>
+              </w:rPr>
+              <w:t>실제 sparse Device Index별 폴더와 독립 XVP, CAPL baseline, System Variable을 생성하며 공유 Register Map도 Device 상태를 공유하지 않는다.</w:t>
+            </w:r>
+          </w:p>
+        </w:tc>
+      </w:tr>
+      <w:tr>
+        <w:tc>
+          <w:tcPr>
+            <w:tcW w:type="dxa" w:w="4680"/>
+          </w:tcPr>
+          <w:p>
+            <w:r/>
+            <w:r>
+              <w:rPr>
+                <w:b w:val="0"/>
+                <w:sz w:val="18"/>
+              </w:rPr>
+              <w:t>FR-DPG-007</w:t>
+            </w:r>
+          </w:p>
+        </w:tc>
+        <w:tc>
+          <w:tcPr>
+            <w:tcW w:type="dxa" w:w="4680"/>
+          </w:tcPr>
+          <w:p>
+            <w:r/>
+            <w:r>
+              <w:rPr>
+                <w:b w:val="0"/>
+                <w:sz w:val="18"/>
+              </w:rPr>
+              <w:t>XVP는 실제 Decimal 최소 Address 기준 31 Register inclusive Group을 만들고 빈 Group을 생략하며 시작 Address로 Signal을 배치한다.</w:t>
+            </w:r>
+          </w:p>
+        </w:tc>
+      </w:tr>
+      <w:tr>
+        <w:tc>
+          <w:tcPr>
+            <w:tcW w:type="dxa" w:w="4680"/>
+          </w:tcPr>
+          <w:p>
+            <w:r/>
+            <w:r>
+              <w:rPr>
+                <w:b w:val="0"/>
+                <w:sz w:val="18"/>
+              </w:rPr>
+              <w:t>FR-DPG-008</w:t>
+            </w:r>
+          </w:p>
+        </w:tc>
+        <w:tc>
+          <w:tcPr>
+            <w:tcW w:type="dxa" w:w="4680"/>
+          </w:tcPr>
+          <w:p>
+            <w:r/>
+            <w:r>
+              <w:rPr>
+                <w:b w:val="0"/>
+                <w:sz w:val="18"/>
+              </w:rPr>
+              <w:t>한 Group은 MAX_ROWS_PER_FRAGMENT=15로 P01/P02 분할하고 GroupBox 제목은 동일 Address 범위를 유지한다.</w:t>
+            </w:r>
+          </w:p>
+        </w:tc>
+      </w:tr>
+      <w:tr>
+        <w:tc>
+          <w:tcPr>
+            <w:tcW w:type="dxa" w:w="4680"/>
+          </w:tcPr>
+          <w:p>
+            <w:r/>
+            <w:r>
+              <w:rPr>
+                <w:b w:val="0"/>
+                <w:sz w:val="18"/>
+              </w:rPr>
+              <w:t>FR-DPG-009</w:t>
+            </w:r>
+          </w:p>
+        </w:tc>
+        <w:tc>
+          <w:tcPr>
+            <w:tcW w:type="dxa" w:w="4680"/>
+          </w:tcPr>
+          <w:p>
+            <w:r/>
+            <w:r>
+              <w:rPr>
+                <w:b w:val="0"/>
+                <w:sz w:val="18"/>
+              </w:rPr>
+              <w:t>XVP는 Static Signal/Init, read-only RawHex string, editable PhysicalValue float64 array 및 Device/Common Command·Result binding을 각각 정확히 한 번 제공한다.</w:t>
+            </w:r>
+          </w:p>
+        </w:tc>
+      </w:tr>
+      <w:tr>
+        <w:tc>
+          <w:tcPr>
+            <w:tcW w:type="dxa" w:w="4680"/>
+          </w:tcPr>
+          <w:p>
+            <w:r/>
+            <w:r>
+              <w:rPr>
+                <w:b w:val="0"/>
+                <w:sz w:val="18"/>
+              </w:rPr>
+              <w:t>FR-DPG-010</w:t>
+            </w:r>
+          </w:p>
+        </w:tc>
+        <w:tc>
+          <w:tcPr>
+            <w:tcW w:type="dxa" w:w="4680"/>
+          </w:tcPr>
+          <w:p>
+            <w:r/>
+            <w:r>
+              <w:rPr>
+                <w:b w:val="0"/>
+                <w:sz w:val="18"/>
+              </w:rPr>
+              <w:t>M485E_DevicePanel Common과 실제 Index별 PhysicalValue, RawHex, command, SnapshotValid, Result/Written/Failed System Variable 계약을 생성한다.</w:t>
+            </w:r>
+          </w:p>
+        </w:tc>
+      </w:tr>
+      <w:tr>
+        <w:tc>
+          <w:tcPr>
+            <w:tcW w:type="dxa" w:w="4680"/>
+          </w:tcPr>
+          <w:p>
+            <w:r/>
+            <w:r>
+              <w:rPr>
+                <w:b w:val="0"/>
+                <w:sz w:val="18"/>
+              </w:rPr>
+              <w:t>FR-DPG-011</w:t>
+            </w:r>
+          </w:p>
+        </w:tc>
+        <w:tc>
+          <w:tcPr>
+            <w:tcW w:type="dxa" w:w="4680"/>
+          </w:tcPr>
+          <w:p>
+            <w:r/>
+            <w:r>
+              <w:rPr>
+                <w:b w:val="0"/>
+                <w:sz w:val="18"/>
+              </w:rPr>
+              <w:t>Raw Hex는 논리 Signal Frame에 Start_Bit/Size를 적용한 1~64bit unsigned pattern을 0x prefix, 대문자, ceil(Size/4) leading-zero 형식으로 표시한다.</w:t>
+            </w:r>
+          </w:p>
+        </w:tc>
+      </w:tr>
+      <w:tr>
+        <w:tc>
+          <w:tcPr>
+            <w:tcW w:type="dxa" w:w="4680"/>
+          </w:tcPr>
+          <w:p>
+            <w:r/>
+            <w:r>
+              <w:rPr>
+                <w:b w:val="0"/>
+                <w:sz w:val="18"/>
+              </w:rPr>
+              <w:t>FR-DPG-012</w:t>
+            </w:r>
+          </w:p>
+        </w:tc>
+        <w:tc>
+          <w:tcPr>
+            <w:tcW w:type="dxa" w:w="4680"/>
+          </w:tcPr>
+          <w:p>
+            <w:r/>
+            <w:r>
+              <w:rPr>
+                <w:b w:val="0"/>
+                <w:sz w:val="18"/>
+              </w:rPr>
+              <w:t>HighWordFirst와 Word 내부 LittleEndian swap을 적용하고 같은 Address+Length+Byte_Order Frame의 bit Signal은 한 Register Read를 재사용한다.</w:t>
+            </w:r>
+          </w:p>
+        </w:tc>
+      </w:tr>
+      <w:tr>
+        <w:tc>
+          <w:tcPr>
+            <w:tcW w:type="dxa" w:w="4680"/>
+          </w:tcPr>
+          <w:p>
+            <w:r/>
+            <w:r>
+              <w:rPr>
+                <w:b w:val="0"/>
+                <w:sz w:val="18"/>
+              </w:rPr>
+              <w:t>FR-DPG-013</w:t>
+            </w:r>
+          </w:p>
+        </w:tc>
+        <w:tc>
+          <w:tcPr>
+            <w:tcW w:type="dxa" w:w="4680"/>
+          </w:tcPr>
+          <w:p>
+            <w:r/>
+            <w:r>
+              <w:rPr>
+                <w:b w:val="0"/>
+                <w:sz w:val="18"/>
+              </w:rPr>
+              <w:t>Display Update는 15 Signal bounded timer chunk로 모든 Physical/Raw를 사용자 요청 시에만 읽고 성공 후 baseline과 SnapshotValid=1을 게시하며 재진입은 Busy로 거부한다.</w:t>
+            </w:r>
+          </w:p>
+        </w:tc>
+      </w:tr>
+      <w:tr>
+        <w:tc>
+          <w:tcPr>
+            <w:tcW w:type="dxa" w:w="4680"/>
+          </w:tcPr>
+          <w:p>
+            <w:r/>
+            <w:r>
+              <w:rPr>
+                <w:b w:val="0"/>
+                <w:sz w:val="18"/>
+              </w:rPr>
+              <w:t>FR-DPG-014</w:t>
+            </w:r>
+          </w:p>
+        </w:tc>
+        <w:tc>
+          <w:tcPr>
+            <w:tcW w:type="dxa" w:w="4680"/>
+          </w:tcPr>
+          <w:p>
+            <w:r/>
+            <w:r>
+              <w:rPr>
+                <w:b w:val="0"/>
+                <w:sz w:val="18"/>
+              </w:rPr>
+              <w:t>Send Changed는 SnapshotValid=1에서 baseline과 다른 Signal만 CSV 순서로 Write하고 첫 실패에서 중단하며 성공 Signal을 read-back해 baseline·Physical·Raw·결과를 갱신한다.</w:t>
+            </w:r>
+          </w:p>
+        </w:tc>
+      </w:tr>
+      <w:tr>
+        <w:tc>
+          <w:tcPr>
+            <w:tcW w:type="dxa" w:w="4680"/>
+          </w:tcPr>
+          <w:p>
+            <w:r/>
+            <w:r>
+              <w:rPr>
+                <w:b w:val="0"/>
+                <w:sz w:val="18"/>
+              </w:rPr>
+              <w:t>FR-DPG-015</w:t>
+            </w:r>
+          </w:p>
+        </w:tc>
+        <w:tc>
+          <w:tcPr>
+            <w:tcW w:type="dxa" w:w="4680"/>
+          </w:tcPr>
+          <w:p>
+            <w:r/>
+            <w:r>
+              <w:rPr>
+                <w:b w:val="0"/>
+                <w:sz w:val="18"/>
+              </w:rPr>
+              <w:t>Device Reset은 M485E_Core_ResetDevice 성공 후 해당 Device Display Update를 수행한다.</w:t>
+            </w:r>
+          </w:p>
+        </w:tc>
+      </w:tr>
+      <w:tr>
+        <w:tc>
+          <w:tcPr>
+            <w:tcW w:type="dxa" w:w="4680"/>
+          </w:tcPr>
+          <w:p>
+            <w:r/>
+            <w:r>
+              <w:rPr>
+                <w:b w:val="0"/>
+                <w:sz w:val="18"/>
+              </w:rPr>
+              <w:t>FR-DPG-016</w:t>
+            </w:r>
+          </w:p>
+        </w:tc>
+        <w:tc>
+          <w:tcPr>
+            <w:tcW w:type="dxa" w:w="4680"/>
+          </w:tcPr>
+          <w:p>
+            <w:r/>
+            <w:r>
+              <w:rPr>
+                <w:b w:val="0"/>
+                <w:sz w:val="18"/>
+              </w:rPr>
+              <w:t>Reset All은 실제 Device Index 오름차순으로 Reset+read-back하며 첫 실패에서 중단하고 CompletedDeviceCount/FailedDeviceIndex/ResultCode를 게시한다.</w:t>
+            </w:r>
+          </w:p>
+        </w:tc>
+      </w:tr>
+      <w:tr>
+        <w:tc>
+          <w:tcPr>
+            <w:tcW w:type="dxa" w:w="4680"/>
+          </w:tcPr>
+          <w:p>
+            <w:r/>
+            <w:r>
+              <w:rPr>
+                <w:b w:val="0"/>
+                <w:sz w:val="18"/>
+              </w:rPr>
+              <w:t>FR-DPG-017</w:t>
+            </w:r>
+          </w:p>
+        </w:tc>
+        <w:tc>
+          <w:tcPr>
+            <w:tcW w:type="dxa" w:w="4680"/>
+          </w:tcPr>
+          <w:p>
+            <w:r/>
+            <w:r>
+              <w:rPr>
+                <w:b w:val="0"/>
+                <w:sz w:val="18"/>
+              </w:rPr>
+              <w:t>시작과 성공한 CSV Refresh 직후 모든 Device SnapshotValid를 0으로 무효화하며 실패한 Refresh는 기존 Active Runtime과 Snapshot을 보존한다.</w:t>
+            </w:r>
+          </w:p>
+        </w:tc>
+      </w:tr>
+      <w:tr>
+        <w:tc>
+          <w:tcPr>
+            <w:tcW w:type="dxa" w:w="4680"/>
+          </w:tcPr>
+          <w:p>
+            <w:r/>
+            <w:r>
+              <w:rPr>
+                <w:b w:val="0"/>
+                <w:sz w:val="18"/>
+              </w:rPr>
+              <w:t>FR-DPG-018</w:t>
+            </w:r>
+          </w:p>
+        </w:tc>
+        <w:tc>
+          <w:tcPr>
+            <w:tcW w:type="dxa" w:w="4680"/>
+          </w:tcPr>
+          <w:p>
+            <w:r/>
+            <w:r>
+              <w:rPr>
+                <w:b w:val="0"/>
+                <w:sz w:val="18"/>
+              </w:rPr>
+              <w:t>Display Update는 ReadSignal과 ReadRegisters 사이의 외부 Master 변경을 막지 않으므로 Device 전체 동일시점 원자 Snapshot으로 주장하지 않는다.</w:t>
+            </w:r>
+          </w:p>
+        </w:tc>
+      </w:tr>
+      <w:tr>
+        <w:tc>
+          <w:tcPr>
+            <w:tcW w:type="dxa" w:w="4680"/>
+          </w:tcPr>
+          <w:p>
+            <w:r/>
+            <w:r>
+              <w:rPr>
+                <w:b w:val="0"/>
+                <w:sz w:val="18"/>
+              </w:rPr>
+              <w:t>FR-DPG-019</w:t>
+            </w:r>
+          </w:p>
+        </w:tc>
+        <w:tc>
+          <w:tcPr>
+            <w:tcW w:type="dxa" w:w="4680"/>
+          </w:tcPr>
+          <w:p>
+            <w:r/>
+            <w:r>
+              <w:rPr>
+                <w:b w:val="0"/>
+                <w:sz w:val="18"/>
+              </w:rPr>
+              <w:t>Send Changed와 Reset All은 전체 Transaction 원자적이지 않으며 첫 실패 전 성공한 Write/Reset은 유지된다. 정수 Physical은 double 정책상 ±2^53까지만 정확하다.</w:t>
+            </w:r>
+          </w:p>
+        </w:tc>
+      </w:tr>
+      <w:tr>
+        <w:tc>
+          <w:tcPr>
+            <w:tcW w:type="dxa" w:w="4680"/>
+          </w:tcPr>
+          <w:p>
+            <w:r/>
+            <w:r>
+              <w:rPr>
+                <w:b w:val="0"/>
+                <w:sz w:val="18"/>
+              </w:rPr>
+              <w:t>FR-DPG-020</w:t>
+            </w:r>
+          </w:p>
+        </w:tc>
+        <w:tc>
+          <w:tcPr>
+            <w:tcW w:type="dxa" w:w="4680"/>
+          </w:tcPr>
+          <w:p>
+            <w:r/>
+            <w:r>
+              <w:rPr>
+                <w:b w:val="0"/>
+                <w:sz w:val="18"/>
+              </w:rPr>
+              <w:t>PyInstaller one-file Panel_Generator.exe, Sample generated Config, Manifest와 COPY_GUIDE를 배포하고 회사 Map은 저장소/패키지에 포함하지 않는다.</w:t>
             </w:r>
           </w:p>
         </w:tc>
@@ -31637,11 +32417,7 @@
         </w:tcPr>
         <w:p>
           <w:r>
-            <w:rPr>
-              <w:rFonts w:ascii="Malgun Gothic" w:hAnsi="Malgun Gothic" w:eastAsia="Malgun Gothic"/>
-              <w:sz w:val="17"/>
-            </w:rPr>
-            <w:t>Revision 0.16 | Release 0.4.0 Baseline</w:t>
+            <w:t>Revision 0.18 | Release 0.6.0</w:t>
           </w:r>
         </w:p>
       </w:tc>
